--- a/LASTDiplomova_prace_Murcek.docx
+++ b/LASTDiplomova_prace_Murcek.docx
@@ -10512,6 +10512,9 @@
         <w:t>Výsledky</w:t>
       </w:r>
       <w:bookmarkEnd w:id="112"/>
+      <w:r>
+        <w:t xml:space="preserve"> analýzy</w:t>
+      </w:r>
     </w:p>
     <w:p>
       <w:r>
@@ -10519,7 +10522,28 @@
       </w:r>
       <w:commentRangeStart w:id="113"/>
       <w:r>
-        <w:t xml:space="preserve">poptávky po AI dovednostech v IT pracovních inzerátech. </w:t>
+        <w:t>poptávky po AI dovednostech v IT pracovních inzerátech</w:t>
+      </w:r>
+      <w:r>
+        <w:t xml:space="preserve"> ve třech zemích, USA, Německu a Indii</w:t>
+      </w:r>
+      <w:r>
+        <w:t xml:space="preserve"> (</w:t>
+      </w:r>
+      <w:r>
+        <w:t>38 43</w:t>
+      </w:r>
+      <w:r>
+        <w:t>6</w:t>
+      </w:r>
+      <w:r>
+        <w:t xml:space="preserve"> inzerátů</w:t>
+      </w:r>
+      <w:r>
+        <w:t>)</w:t>
+      </w:r>
+      <w:r>
+        <w:t xml:space="preserve">. </w:t>
       </w:r>
       <w:commentRangeEnd w:id="113"/>
       <w:r>
@@ -10534,79 +10558,88 @@
         <w:t xml:space="preserve"> </w:t>
       </w:r>
       <w:r>
-        <w:t>Na počátku je popsán</w:t>
-      </w:r>
-      <w:r>
-        <w:t xml:space="preserve"> zkoumaný vzorek a jeho základní charakteristiky. </w:t>
-      </w:r>
-      <w:r>
-        <w:t>Cílem této části je analyzovat</w:t>
-      </w:r>
-      <w:r>
-        <w:t>, které pozice a dovednosti s AI požadavky souvisejí</w:t>
+        <w:t xml:space="preserve">Nejprve je </w:t>
+      </w:r>
+      <w:r>
+        <w:t>popsán</w:t>
+      </w:r>
+      <w:r>
+        <w:t xml:space="preserve"> zkoumaný vzorek a jeho základní charakteristiky.</w:t>
+      </w:r>
+      <w:r>
+        <w:t xml:space="preserve"> </w:t>
+      </w:r>
+      <w:r>
+        <w:t>Následně</w:t>
+      </w:r>
+      <w:r>
+        <w:t xml:space="preserve"> je analyzováno,</w:t>
+      </w:r>
+      <w:r>
+        <w:t xml:space="preserve"> </w:t>
+      </w:r>
+      <w:r>
+        <w:t>které pozice a dovednosti s AI požadavky souvisejí</w:t>
       </w:r>
       <w:r>
         <w:t xml:space="preserve"> a</w:t>
       </w:r>
       <w:r>
-        <w:t xml:space="preserve"> jak se AI kompetence </w:t>
+        <w:t xml:space="preserve"> jak se AI </w:t>
+      </w:r>
+      <w:r>
+        <w:t>dovednosti</w:t>
+      </w:r>
+      <w:r>
+        <w:t xml:space="preserve"> </w:t>
       </w:r>
       <w:r>
         <w:t xml:space="preserve">následně </w:t>
       </w:r>
       <w:r>
-        <w:t>promítají do mezd.</w:t>
-      </w:r>
-      <w:r>
-        <w:t xml:space="preserve"> </w:t>
-      </w:r>
-      <w:r>
-        <w:t>Nejprve je prezentována komparativní</w:t>
-      </w:r>
-      <w:r>
-        <w:t xml:space="preserve"> analýza</w:t>
-      </w:r>
-      <w:r>
-        <w:t xml:space="preserve"> USA, Německa a Indie (</w:t>
-      </w:r>
-      <w:r>
-        <w:t xml:space="preserve">celkem </w:t>
-      </w:r>
-      <w:r>
-        <w:t>38 43</w:t>
-      </w:r>
-      <w:r>
-        <w:t>6</w:t>
-      </w:r>
-      <w:r>
-        <w:t xml:space="preserve"> inzerátů)</w:t>
-      </w:r>
-      <w:r>
-        <w:t xml:space="preserve">, poté je provedeno detailněji zaměření na </w:t>
-      </w:r>
-      <w:r>
-        <w:t>americk</w:t>
-      </w:r>
-      <w:r>
-        <w:t>ý</w:t>
-      </w:r>
-      <w:r>
-        <w:t xml:space="preserve"> trh práce</w:t>
-      </w:r>
-      <w:r>
-        <w:t xml:space="preserve"> jakožto největší</w:t>
-      </w:r>
-      <w:r>
-        <w:t xml:space="preserve"> </w:t>
-      </w:r>
-      <w:r>
-        <w:t xml:space="preserve">vzorek dat </w:t>
-      </w:r>
-      <w:r>
-        <w:t>(17 848 inzerátů)</w:t>
-      </w:r>
-      <w:r>
-        <w:t>.</w:t>
+        <w:t>promítají do mezd</w:t>
+      </w:r>
+      <w:r>
+        <w:t xml:space="preserve">. Kapitolu uzavírá </w:t>
+      </w:r>
+      <w:r>
+        <w:t>hlubší</w:t>
+      </w:r>
+      <w:r>
+        <w:t xml:space="preserve"> inkrementální a mediační analýza </w:t>
+      </w:r>
+      <w:r>
+        <w:t xml:space="preserve">provedena </w:t>
+      </w:r>
+      <w:r>
+        <w:t>na</w:t>
+      </w:r>
+      <w:r>
+        <w:t xml:space="preserve"> čistě</w:t>
+      </w:r>
+      <w:r>
+        <w:t xml:space="preserve"> americkém vzorku</w:t>
+      </w:r>
+      <w:r>
+        <w:t xml:space="preserve"> dat</w:t>
+      </w:r>
+      <w:r>
+        <w:t xml:space="preserve"> (</w:t>
+      </w:r>
+      <w:r>
+        <w:t>17 848 inzerátů</w:t>
+      </w:r>
+      <w:r>
+        <w:t>)</w:t>
+      </w:r>
+      <w:r>
+        <w:t xml:space="preserve">, která těží z jeho velikosti a </w:t>
+      </w:r>
+      <w:r>
+        <w:t xml:space="preserve">dále </w:t>
+      </w:r>
+      <w:r>
+        <w:t>ilustruje mechanismy stojící za komparativními zjištěními.</w:t>
       </w:r>
     </w:p>
     <w:p>

--- a/LASTDiplomova_prace_Murcek.docx
+++ b/LASTDiplomova_prace_Murcek.docx
@@ -245,7 +245,7 @@
       <w:r>
         <w:fldChar w:fldCharType="separate"/>
       </w:r>
-      <w:hyperlink w:anchor="_Toc227445732" w:history="1">
+      <w:hyperlink w:anchor="_Toc227532172" w:history="1">
         <w:r>
           <w:rPr>
             <w:rStyle w:val="Hypertextovodkaz"/>
@@ -290,7 +290,7 @@
             <w:noProof/>
             <w:webHidden/>
           </w:rPr>
-          <w:instrText xml:space="preserve"> PAGEREF _Toc227445732 \h </w:instrText>
+          <w:instrText xml:space="preserve"> PAGEREF _Toc227532172 \h </w:instrText>
         </w:r>
         <w:r>
           <w:rPr>
@@ -337,7 +337,7 @@
           <w14:ligatures w14:val="standardContextual"/>
         </w:rPr>
       </w:pPr>
-      <w:hyperlink w:anchor="_Toc227445733" w:history="1">
+      <w:hyperlink w:anchor="_Toc227532173" w:history="1">
         <w:r>
           <w:rPr>
             <w:rStyle w:val="Hypertextovodkaz"/>
@@ -386,7 +386,7 @@
             <w:noProof/>
             <w:webHidden/>
           </w:rPr>
-          <w:instrText xml:space="preserve"> PAGEREF _Toc227445733 \h </w:instrText>
+          <w:instrText xml:space="preserve"> PAGEREF _Toc227532173 \h </w:instrText>
         </w:r>
         <w:r>
           <w:rPr>
@@ -433,7 +433,7 @@
           <w14:ligatures w14:val="standardContextual"/>
         </w:rPr>
       </w:pPr>
-      <w:hyperlink w:anchor="_Toc227445734" w:history="1">
+      <w:hyperlink w:anchor="_Toc227532174" w:history="1">
         <w:r>
           <w:rPr>
             <w:rStyle w:val="Hypertextovodkaz"/>
@@ -482,7 +482,7 @@
             <w:noProof/>
             <w:webHidden/>
           </w:rPr>
-          <w:instrText xml:space="preserve"> PAGEREF _Toc227445734 \h </w:instrText>
+          <w:instrText xml:space="preserve"> PAGEREF _Toc227532174 \h </w:instrText>
         </w:r>
         <w:r>
           <w:rPr>
@@ -529,7 +529,7 @@
           <w14:ligatures w14:val="standardContextual"/>
         </w:rPr>
       </w:pPr>
-      <w:hyperlink w:anchor="_Toc227445735" w:history="1">
+      <w:hyperlink w:anchor="_Toc227532175" w:history="1">
         <w:r>
           <w:rPr>
             <w:rStyle w:val="Hypertextovodkaz"/>
@@ -578,7 +578,7 @@
             <w:noProof/>
             <w:webHidden/>
           </w:rPr>
-          <w:instrText xml:space="preserve"> PAGEREF _Toc227445735 \h </w:instrText>
+          <w:instrText xml:space="preserve"> PAGEREF _Toc227532175 \h </w:instrText>
         </w:r>
         <w:r>
           <w:rPr>
@@ -625,7 +625,7 @@
           <w14:ligatures w14:val="standardContextual"/>
         </w:rPr>
       </w:pPr>
-      <w:hyperlink w:anchor="_Toc227445736" w:history="1">
+      <w:hyperlink w:anchor="_Toc227532176" w:history="1">
         <w:r>
           <w:rPr>
             <w:rStyle w:val="Hypertextovodkaz"/>
@@ -674,7 +674,7 @@
             <w:noProof/>
             <w:webHidden/>
           </w:rPr>
-          <w:instrText xml:space="preserve"> PAGEREF _Toc227445736 \h </w:instrText>
+          <w:instrText xml:space="preserve"> PAGEREF _Toc227532176 \h </w:instrText>
         </w:r>
         <w:r>
           <w:rPr>
@@ -721,7 +721,7 @@
           <w14:ligatures w14:val="standardContextual"/>
         </w:rPr>
       </w:pPr>
-      <w:hyperlink w:anchor="_Toc227445737" w:history="1">
+      <w:hyperlink w:anchor="_Toc227532177" w:history="1">
         <w:r>
           <w:rPr>
             <w:rStyle w:val="Hypertextovodkaz"/>
@@ -770,7 +770,7 @@
             <w:noProof/>
             <w:webHidden/>
           </w:rPr>
-          <w:instrText xml:space="preserve"> PAGEREF _Toc227445737 \h </w:instrText>
+          <w:instrText xml:space="preserve"> PAGEREF _Toc227532177 \h </w:instrText>
         </w:r>
         <w:r>
           <w:rPr>
@@ -817,7 +817,7 @@
           <w14:ligatures w14:val="standardContextual"/>
         </w:rPr>
       </w:pPr>
-      <w:hyperlink w:anchor="_Toc227445738" w:history="1">
+      <w:hyperlink w:anchor="_Toc227532178" w:history="1">
         <w:r>
           <w:rPr>
             <w:rStyle w:val="Hypertextovodkaz"/>
@@ -866,7 +866,7 @@
             <w:noProof/>
             <w:webHidden/>
           </w:rPr>
-          <w:instrText xml:space="preserve"> PAGEREF _Toc227445738 \h </w:instrText>
+          <w:instrText xml:space="preserve"> PAGEREF _Toc227532178 \h </w:instrText>
         </w:r>
         <w:r>
           <w:rPr>
@@ -913,7 +913,7 @@
           <w14:ligatures w14:val="standardContextual"/>
         </w:rPr>
       </w:pPr>
-      <w:hyperlink w:anchor="_Toc227445739" w:history="1">
+      <w:hyperlink w:anchor="_Toc227532179" w:history="1">
         <w:r>
           <w:rPr>
             <w:rStyle w:val="Hypertextovodkaz"/>
@@ -958,7 +958,7 @@
             <w:noProof/>
             <w:webHidden/>
           </w:rPr>
-          <w:instrText xml:space="preserve"> PAGEREF _Toc227445739 \h </w:instrText>
+          <w:instrText xml:space="preserve"> PAGEREF _Toc227532179 \h </w:instrText>
         </w:r>
         <w:r>
           <w:rPr>
@@ -1005,7 +1005,7 @@
           <w14:ligatures w14:val="standardContextual"/>
         </w:rPr>
       </w:pPr>
-      <w:hyperlink w:anchor="_Toc227445740" w:history="1">
+      <w:hyperlink w:anchor="_Toc227532180" w:history="1">
         <w:r>
           <w:rPr>
             <w:rStyle w:val="Hypertextovodkaz"/>
@@ -1054,7 +1054,7 @@
             <w:noProof/>
             <w:webHidden/>
           </w:rPr>
-          <w:instrText xml:space="preserve"> PAGEREF _Toc227445740 \h </w:instrText>
+          <w:instrText xml:space="preserve"> PAGEREF _Toc227532180 \h </w:instrText>
         </w:r>
         <w:r>
           <w:rPr>
@@ -1101,7 +1101,7 @@
           <w14:ligatures w14:val="standardContextual"/>
         </w:rPr>
       </w:pPr>
-      <w:hyperlink w:anchor="_Toc227445741" w:history="1">
+      <w:hyperlink w:anchor="_Toc227532181" w:history="1">
         <w:r>
           <w:rPr>
             <w:rStyle w:val="Hypertextovodkaz"/>
@@ -1150,7 +1150,7 @@
             <w:noProof/>
             <w:webHidden/>
           </w:rPr>
-          <w:instrText xml:space="preserve"> PAGEREF _Toc227445741 \h </w:instrText>
+          <w:instrText xml:space="preserve"> PAGEREF _Toc227532181 \h </w:instrText>
         </w:r>
         <w:r>
           <w:rPr>
@@ -1197,7 +1197,7 @@
           <w14:ligatures w14:val="standardContextual"/>
         </w:rPr>
       </w:pPr>
-      <w:hyperlink w:anchor="_Toc227445742" w:history="1">
+      <w:hyperlink w:anchor="_Toc227532182" w:history="1">
         <w:r>
           <w:rPr>
             <w:rStyle w:val="Hypertextovodkaz"/>
@@ -1244,7 +1244,7 @@
             <w:noProof/>
             <w:webHidden/>
           </w:rPr>
-          <w:instrText xml:space="preserve"> PAGEREF _Toc227445742 \h </w:instrText>
+          <w:instrText xml:space="preserve"> PAGEREF _Toc227532182 \h </w:instrText>
         </w:r>
         <w:r>
           <w:rPr>
@@ -1291,7 +1291,7 @@
           <w14:ligatures w14:val="standardContextual"/>
         </w:rPr>
       </w:pPr>
-      <w:hyperlink w:anchor="_Toc227445743" w:history="1">
+      <w:hyperlink w:anchor="_Toc227532183" w:history="1">
         <w:r>
           <w:rPr>
             <w:rStyle w:val="Hypertextovodkaz"/>
@@ -1315,7 +1315,7 @@
             <w:rStyle w:val="Hypertextovodkaz"/>
             <w:noProof/>
           </w:rPr>
-          <w:t>Použité metody</w:t>
+          <w:t>Data a metodika</w:t>
         </w:r>
         <w:r>
           <w:rPr>
@@ -1336,7 +1336,7 @@
             <w:noProof/>
             <w:webHidden/>
           </w:rPr>
-          <w:instrText xml:space="preserve"> PAGEREF _Toc227445743 \h </w:instrText>
+          <w:instrText xml:space="preserve"> PAGEREF _Toc227532183 \h </w:instrText>
         </w:r>
         <w:r>
           <w:rPr>
@@ -1383,7 +1383,7 @@
           <w14:ligatures w14:val="standardContextual"/>
         </w:rPr>
       </w:pPr>
-      <w:hyperlink w:anchor="_Toc227445744" w:history="1">
+      <w:hyperlink w:anchor="_Toc227532184" w:history="1">
         <w:r>
           <w:rPr>
             <w:rStyle w:val="Hypertextovodkaz"/>
@@ -1428,7 +1428,7 @@
             <w:noProof/>
             <w:webHidden/>
           </w:rPr>
-          <w:instrText xml:space="preserve"> PAGEREF _Toc227445744 \h </w:instrText>
+          <w:instrText xml:space="preserve"> PAGEREF _Toc227532184 \h </w:instrText>
         </w:r>
         <w:r>
           <w:rPr>
@@ -1475,7 +1475,7 @@
           <w14:ligatures w14:val="standardContextual"/>
         </w:rPr>
       </w:pPr>
-      <w:hyperlink w:anchor="_Toc227445745" w:history="1">
+      <w:hyperlink w:anchor="_Toc227532185" w:history="1">
         <w:r>
           <w:rPr>
             <w:rStyle w:val="Hypertextovodkaz"/>
@@ -1520,7 +1520,7 @@
             <w:noProof/>
             <w:webHidden/>
           </w:rPr>
-          <w:instrText xml:space="preserve"> PAGEREF _Toc227445745 \h </w:instrText>
+          <w:instrText xml:space="preserve"> PAGEREF _Toc227532185 \h </w:instrText>
         </w:r>
         <w:r>
           <w:rPr>
@@ -1567,7 +1567,7 @@
           <w14:ligatures w14:val="standardContextual"/>
         </w:rPr>
       </w:pPr>
-      <w:hyperlink w:anchor="_Toc227445746" w:history="1">
+      <w:hyperlink w:anchor="_Toc227532186" w:history="1">
         <w:r>
           <w:rPr>
             <w:rStyle w:val="Hypertextovodkaz"/>
@@ -1612,7 +1612,7 @@
             <w:noProof/>
             <w:webHidden/>
           </w:rPr>
-          <w:instrText xml:space="preserve"> PAGEREF _Toc227445746 \h </w:instrText>
+          <w:instrText xml:space="preserve"> PAGEREF _Toc227532186 \h </w:instrText>
         </w:r>
         <w:r>
           <w:rPr>
@@ -1659,7 +1659,7 @@
           <w14:ligatures w14:val="standardContextual"/>
         </w:rPr>
       </w:pPr>
-      <w:hyperlink w:anchor="_Toc227445747" w:history="1">
+      <w:hyperlink w:anchor="_Toc227532187" w:history="1">
         <w:r>
           <w:rPr>
             <w:rStyle w:val="Hypertextovodkaz"/>
@@ -1704,7 +1704,7 @@
             <w:noProof/>
             <w:webHidden/>
           </w:rPr>
-          <w:instrText xml:space="preserve"> PAGEREF _Toc227445747 \h </w:instrText>
+          <w:instrText xml:space="preserve"> PAGEREF _Toc227532187 \h </w:instrText>
         </w:r>
         <w:r>
           <w:rPr>
@@ -1751,7 +1751,7 @@
           <w14:ligatures w14:val="standardContextual"/>
         </w:rPr>
       </w:pPr>
-      <w:hyperlink w:anchor="_Toc227445748" w:history="1">
+      <w:hyperlink w:anchor="_Toc227532188" w:history="1">
         <w:r>
           <w:rPr>
             <w:rStyle w:val="Hypertextovodkaz"/>
@@ -1796,7 +1796,7 @@
             <w:noProof/>
             <w:webHidden/>
           </w:rPr>
-          <w:instrText xml:space="preserve"> PAGEREF _Toc227445748 \h </w:instrText>
+          <w:instrText xml:space="preserve"> PAGEREF _Toc227532188 \h </w:instrText>
         </w:r>
         <w:r>
           <w:rPr>
@@ -1843,7 +1843,7 @@
           <w14:ligatures w14:val="standardContextual"/>
         </w:rPr>
       </w:pPr>
-      <w:hyperlink w:anchor="_Toc227445749" w:history="1">
+      <w:hyperlink w:anchor="_Toc227532189" w:history="1">
         <w:r>
           <w:rPr>
             <w:rStyle w:val="Hypertextovodkaz"/>
@@ -1867,7 +1867,7 @@
             <w:rStyle w:val="Hypertextovodkaz"/>
             <w:noProof/>
           </w:rPr>
-          <w:t>Výsledky</w:t>
+          <w:t>AI dovednosti v inzerci IT pracovních pozic</w:t>
         </w:r>
         <w:r>
           <w:rPr>
@@ -1888,7 +1888,7 @@
             <w:noProof/>
             <w:webHidden/>
           </w:rPr>
-          <w:instrText xml:space="preserve"> PAGEREF _Toc227445749 \h </w:instrText>
+          <w:instrText xml:space="preserve"> PAGEREF _Toc227532189 \h </w:instrText>
         </w:r>
         <w:r>
           <w:rPr>
@@ -1935,7 +1935,7 @@
           <w14:ligatures w14:val="standardContextual"/>
         </w:rPr>
       </w:pPr>
-      <w:hyperlink w:anchor="_Toc227445750" w:history="1">
+      <w:hyperlink w:anchor="_Toc227532190" w:history="1">
         <w:r>
           <w:rPr>
             <w:rStyle w:val="Hypertextovodkaz"/>
@@ -1982,7 +1982,7 @@
             <w:noProof/>
             <w:webHidden/>
           </w:rPr>
-          <w:instrText xml:space="preserve"> PAGEREF _Toc227445750 \h </w:instrText>
+          <w:instrText xml:space="preserve"> PAGEREF _Toc227532190 \h </w:instrText>
         </w:r>
         <w:r>
           <w:rPr>
@@ -2029,7 +2029,7 @@
           <w14:ligatures w14:val="standardContextual"/>
         </w:rPr>
       </w:pPr>
-      <w:hyperlink w:anchor="_Toc227445751" w:history="1">
+      <w:hyperlink w:anchor="_Toc227532191" w:history="1">
         <w:r>
           <w:rPr>
             <w:rStyle w:val="Hypertextovodkaz"/>
@@ -2053,7 +2053,7 @@
             <w:rStyle w:val="Hypertextovodkaz"/>
             <w:noProof/>
           </w:rPr>
-          <w:t>Komparativní analýza zemí (USA, Německo, Indie)</w:t>
+          <w:t>Komparativní analýza USA, Německa a Indie</w:t>
         </w:r>
         <w:r>
           <w:rPr>
@@ -2074,7 +2074,7 @@
             <w:noProof/>
             <w:webHidden/>
           </w:rPr>
-          <w:instrText xml:space="preserve"> PAGEREF _Toc227445751 \h </w:instrText>
+          <w:instrText xml:space="preserve"> PAGEREF _Toc227532191 \h </w:instrText>
         </w:r>
         <w:r>
           <w:rPr>
@@ -2094,7 +2094,7 @@
             <w:noProof/>
             <w:webHidden/>
           </w:rPr>
-          <w:t>29</w:t>
+          <w:t>28</w:t>
         </w:r>
         <w:r>
           <w:rPr>
@@ -2107,9 +2107,9 @@
     </w:p>
     <w:p>
       <w:pPr>
-        <w:pStyle w:val="Obsah1"/>
+        <w:pStyle w:val="Obsah3"/>
         <w:tabs>
-          <w:tab w:val="left" w:pos="1200"/>
+          <w:tab w:val="left" w:pos="1951"/>
           <w:tab w:val="right" w:leader="dot" w:pos="8493"/>
         </w:tabs>
         <w:rPr>
@@ -2121,13 +2121,13 @@
           <w14:ligatures w14:val="standardContextual"/>
         </w:rPr>
       </w:pPr>
-      <w:hyperlink w:anchor="_Toc227445752" w:history="1">
+      <w:hyperlink w:anchor="_Toc227532192" w:history="1">
         <w:r>
           <w:rPr>
             <w:rStyle w:val="Hypertextovodkaz"/>
             <w:noProof/>
           </w:rPr>
-          <w:t>6</w:t>
+          <w:t>5.2.1</w:t>
         </w:r>
         <w:r>
           <w:rPr>
@@ -2145,7 +2145,7 @@
             <w:rStyle w:val="Hypertextovodkaz"/>
             <w:noProof/>
           </w:rPr>
-          <w:t>Nadpis 1</w:t>
+          <w:t>Determinanty AI požadavku</w:t>
         </w:r>
         <w:r>
           <w:rPr>
@@ -2166,7 +2166,7 @@
             <w:noProof/>
             <w:webHidden/>
           </w:rPr>
-          <w:instrText xml:space="preserve"> PAGEREF _Toc227445752 \h </w:instrText>
+          <w:instrText xml:space="preserve"> PAGEREF _Toc227532192 \h </w:instrText>
         </w:r>
         <w:r>
           <w:rPr>
@@ -2186,7 +2186,7 @@
             <w:noProof/>
             <w:webHidden/>
           </w:rPr>
-          <w:t>43</w:t>
+          <w:t>28</w:t>
         </w:r>
         <w:r>
           <w:rPr>
@@ -2199,9 +2199,9 @@
     </w:p>
     <w:p>
       <w:pPr>
-        <w:pStyle w:val="Obsah2"/>
+        <w:pStyle w:val="Obsah3"/>
         <w:tabs>
-          <w:tab w:val="left" w:pos="1680"/>
+          <w:tab w:val="left" w:pos="1951"/>
           <w:tab w:val="right" w:leader="dot" w:pos="8493"/>
         </w:tabs>
         <w:rPr>
@@ -2213,13 +2213,13 @@
           <w14:ligatures w14:val="standardContextual"/>
         </w:rPr>
       </w:pPr>
-      <w:hyperlink w:anchor="_Toc227445753" w:history="1">
+      <w:hyperlink w:anchor="_Toc227532193" w:history="1">
         <w:r>
           <w:rPr>
             <w:rStyle w:val="Hypertextovodkaz"/>
             <w:noProof/>
           </w:rPr>
-          <w:t>6.1</w:t>
+          <w:t>5.2.2</w:t>
         </w:r>
         <w:r>
           <w:rPr>
@@ -2237,7 +2237,7 @@
             <w:rStyle w:val="Hypertextovodkaz"/>
             <w:noProof/>
           </w:rPr>
-          <w:t>Nadpis 2</w:t>
+          <w:t>Dovednostní profily AI pozic</w:t>
         </w:r>
         <w:r>
           <w:rPr>
@@ -2258,7 +2258,375 @@
             <w:noProof/>
             <w:webHidden/>
           </w:rPr>
-          <w:instrText xml:space="preserve"> PAGEREF _Toc227445753 \h </w:instrText>
+          <w:instrText xml:space="preserve"> PAGEREF _Toc227532193 \h </w:instrText>
+        </w:r>
+        <w:r>
+          <w:rPr>
+            <w:noProof/>
+            <w:webHidden/>
+          </w:rPr>
+        </w:r>
+        <w:r>
+          <w:rPr>
+            <w:noProof/>
+            <w:webHidden/>
+          </w:rPr>
+          <w:fldChar w:fldCharType="separate"/>
+        </w:r>
+        <w:r>
+          <w:rPr>
+            <w:noProof/>
+            <w:webHidden/>
+          </w:rPr>
+          <w:t>34</w:t>
+        </w:r>
+        <w:r>
+          <w:rPr>
+            <w:noProof/>
+            <w:webHidden/>
+          </w:rPr>
+          <w:fldChar w:fldCharType="end"/>
+        </w:r>
+      </w:hyperlink>
+    </w:p>
+    <w:p>
+      <w:pPr>
+        <w:pStyle w:val="Obsah3"/>
+        <w:tabs>
+          <w:tab w:val="left" w:pos="1951"/>
+          <w:tab w:val="right" w:leader="dot" w:pos="8493"/>
+        </w:tabs>
+        <w:rPr>
+          <w:rFonts w:eastAsiaTheme="minorEastAsia"/>
+          <w:noProof/>
+          <w:kern w:val="2"/>
+          <w:szCs w:val="24"/>
+          <w:lang w:val="cs-US" w:eastAsia="cs-CZ"/>
+          <w14:ligatures w14:val="standardContextual"/>
+        </w:rPr>
+      </w:pPr>
+      <w:hyperlink w:anchor="_Toc227532194" w:history="1">
+        <w:r>
+          <w:rPr>
+            <w:rStyle w:val="Hypertextovodkaz"/>
+            <w:noProof/>
+          </w:rPr>
+          <w:t>5.2.3</w:t>
+        </w:r>
+        <w:r>
+          <w:rPr>
+            <w:rFonts w:eastAsiaTheme="minorEastAsia"/>
+            <w:noProof/>
+            <w:kern w:val="2"/>
+            <w:szCs w:val="24"/>
+            <w:lang w:val="cs-US" w:eastAsia="cs-CZ"/>
+            <w14:ligatures w14:val="standardContextual"/>
+          </w:rPr>
+          <w:tab/>
+        </w:r>
+        <w:r>
+          <w:rPr>
+            <w:rStyle w:val="Hypertextovodkaz"/>
+            <w:noProof/>
+          </w:rPr>
+          <w:t>Mzdová prémie za AI</w:t>
+        </w:r>
+        <w:r>
+          <w:rPr>
+            <w:noProof/>
+            <w:webHidden/>
+          </w:rPr>
+          <w:tab/>
+        </w:r>
+        <w:r>
+          <w:rPr>
+            <w:noProof/>
+            <w:webHidden/>
+          </w:rPr>
+          <w:fldChar w:fldCharType="begin"/>
+        </w:r>
+        <w:r>
+          <w:rPr>
+            <w:noProof/>
+            <w:webHidden/>
+          </w:rPr>
+          <w:instrText xml:space="preserve"> PAGEREF _Toc227532194 \h </w:instrText>
+        </w:r>
+        <w:r>
+          <w:rPr>
+            <w:noProof/>
+            <w:webHidden/>
+          </w:rPr>
+        </w:r>
+        <w:r>
+          <w:rPr>
+            <w:noProof/>
+            <w:webHidden/>
+          </w:rPr>
+          <w:fldChar w:fldCharType="separate"/>
+        </w:r>
+        <w:r>
+          <w:rPr>
+            <w:noProof/>
+            <w:webHidden/>
+          </w:rPr>
+          <w:t>37</w:t>
+        </w:r>
+        <w:r>
+          <w:rPr>
+            <w:noProof/>
+            <w:webHidden/>
+          </w:rPr>
+          <w:fldChar w:fldCharType="end"/>
+        </w:r>
+      </w:hyperlink>
+    </w:p>
+    <w:p>
+      <w:pPr>
+        <w:pStyle w:val="Obsah2"/>
+        <w:tabs>
+          <w:tab w:val="left" w:pos="1680"/>
+          <w:tab w:val="right" w:leader="dot" w:pos="8493"/>
+        </w:tabs>
+        <w:rPr>
+          <w:rFonts w:eastAsiaTheme="minorEastAsia"/>
+          <w:noProof/>
+          <w:kern w:val="2"/>
+          <w:szCs w:val="24"/>
+          <w:lang w:val="cs-US" w:eastAsia="cs-CZ"/>
+          <w14:ligatures w14:val="standardContextual"/>
+        </w:rPr>
+      </w:pPr>
+      <w:hyperlink w:anchor="_Toc227532195" w:history="1">
+        <w:r>
+          <w:rPr>
+            <w:rStyle w:val="Hypertextovodkaz"/>
+            <w:noProof/>
+          </w:rPr>
+          <w:t>5.3</w:t>
+        </w:r>
+        <w:r>
+          <w:rPr>
+            <w:rFonts w:eastAsiaTheme="minorEastAsia"/>
+            <w:noProof/>
+            <w:kern w:val="2"/>
+            <w:szCs w:val="24"/>
+            <w:lang w:val="cs-US" w:eastAsia="cs-CZ"/>
+            <w14:ligatures w14:val="standardContextual"/>
+          </w:rPr>
+          <w:tab/>
+        </w:r>
+        <w:r>
+          <w:rPr>
+            <w:rStyle w:val="Hypertextovodkaz"/>
+            <w:noProof/>
+          </w:rPr>
+          <w:t>Detailní analýza vzorku dat USA</w:t>
+        </w:r>
+        <w:r>
+          <w:rPr>
+            <w:noProof/>
+            <w:webHidden/>
+          </w:rPr>
+          <w:tab/>
+        </w:r>
+        <w:r>
+          <w:rPr>
+            <w:noProof/>
+            <w:webHidden/>
+          </w:rPr>
+          <w:fldChar w:fldCharType="begin"/>
+        </w:r>
+        <w:r>
+          <w:rPr>
+            <w:noProof/>
+            <w:webHidden/>
+          </w:rPr>
+          <w:instrText xml:space="preserve"> PAGEREF _Toc227532195 \h </w:instrText>
+        </w:r>
+        <w:r>
+          <w:rPr>
+            <w:noProof/>
+            <w:webHidden/>
+          </w:rPr>
+        </w:r>
+        <w:r>
+          <w:rPr>
+            <w:noProof/>
+            <w:webHidden/>
+          </w:rPr>
+          <w:fldChar w:fldCharType="separate"/>
+        </w:r>
+        <w:r>
+          <w:rPr>
+            <w:noProof/>
+            <w:webHidden/>
+          </w:rPr>
+          <w:t>42</w:t>
+        </w:r>
+        <w:r>
+          <w:rPr>
+            <w:noProof/>
+            <w:webHidden/>
+          </w:rPr>
+          <w:fldChar w:fldCharType="end"/>
+        </w:r>
+      </w:hyperlink>
+    </w:p>
+    <w:p>
+      <w:pPr>
+        <w:pStyle w:val="Obsah3"/>
+        <w:tabs>
+          <w:tab w:val="left" w:pos="1951"/>
+          <w:tab w:val="right" w:leader="dot" w:pos="8493"/>
+        </w:tabs>
+        <w:rPr>
+          <w:rFonts w:eastAsiaTheme="minorEastAsia"/>
+          <w:noProof/>
+          <w:kern w:val="2"/>
+          <w:szCs w:val="24"/>
+          <w:lang w:val="cs-US" w:eastAsia="cs-CZ"/>
+          <w14:ligatures w14:val="standardContextual"/>
+        </w:rPr>
+      </w:pPr>
+      <w:hyperlink w:anchor="_Toc227532196" w:history="1">
+        <w:r>
+          <w:rPr>
+            <w:rStyle w:val="Hypertextovodkaz"/>
+            <w:noProof/>
+          </w:rPr>
+          <w:t>5.3.1</w:t>
+        </w:r>
+        <w:r>
+          <w:rPr>
+            <w:rFonts w:eastAsiaTheme="minorEastAsia"/>
+            <w:noProof/>
+            <w:kern w:val="2"/>
+            <w:szCs w:val="24"/>
+            <w:lang w:val="cs-US" w:eastAsia="cs-CZ"/>
+            <w14:ligatures w14:val="standardContextual"/>
+          </w:rPr>
+          <w:tab/>
+        </w:r>
+        <w:r>
+          <w:rPr>
+            <w:rStyle w:val="Hypertextovodkaz"/>
+            <w:noProof/>
+          </w:rPr>
+          <w:t>Determinanty AI požadavku</w:t>
+        </w:r>
+        <w:r>
+          <w:rPr>
+            <w:noProof/>
+            <w:webHidden/>
+          </w:rPr>
+          <w:tab/>
+        </w:r>
+        <w:r>
+          <w:rPr>
+            <w:noProof/>
+            <w:webHidden/>
+          </w:rPr>
+          <w:fldChar w:fldCharType="begin"/>
+        </w:r>
+        <w:r>
+          <w:rPr>
+            <w:noProof/>
+            <w:webHidden/>
+          </w:rPr>
+          <w:instrText xml:space="preserve"> PAGEREF _Toc227532196 \h </w:instrText>
+        </w:r>
+        <w:r>
+          <w:rPr>
+            <w:noProof/>
+            <w:webHidden/>
+          </w:rPr>
+        </w:r>
+        <w:r>
+          <w:rPr>
+            <w:noProof/>
+            <w:webHidden/>
+          </w:rPr>
+          <w:fldChar w:fldCharType="separate"/>
+        </w:r>
+        <w:r>
+          <w:rPr>
+            <w:noProof/>
+            <w:webHidden/>
+          </w:rPr>
+          <w:t>42</w:t>
+        </w:r>
+        <w:r>
+          <w:rPr>
+            <w:noProof/>
+            <w:webHidden/>
+          </w:rPr>
+          <w:fldChar w:fldCharType="end"/>
+        </w:r>
+      </w:hyperlink>
+    </w:p>
+    <w:p>
+      <w:pPr>
+        <w:pStyle w:val="Obsah3"/>
+        <w:tabs>
+          <w:tab w:val="left" w:pos="1951"/>
+          <w:tab w:val="right" w:leader="dot" w:pos="8493"/>
+        </w:tabs>
+        <w:rPr>
+          <w:rFonts w:eastAsiaTheme="minorEastAsia"/>
+          <w:noProof/>
+          <w:kern w:val="2"/>
+          <w:szCs w:val="24"/>
+          <w:lang w:val="cs-US" w:eastAsia="cs-CZ"/>
+          <w14:ligatures w14:val="standardContextual"/>
+        </w:rPr>
+      </w:pPr>
+      <w:hyperlink w:anchor="_Toc227532197" w:history="1">
+        <w:r>
+          <w:rPr>
+            <w:rStyle w:val="Hypertextovodkaz"/>
+            <w:noProof/>
+          </w:rPr>
+          <w:t>5.3.2</w:t>
+        </w:r>
+        <w:r>
+          <w:rPr>
+            <w:rFonts w:eastAsiaTheme="minorEastAsia"/>
+            <w:noProof/>
+            <w:kern w:val="2"/>
+            <w:szCs w:val="24"/>
+            <w:lang w:val="cs-US" w:eastAsia="cs-CZ"/>
+            <w14:ligatures w14:val="standardContextual"/>
+          </w:rPr>
+          <w:tab/>
+        </w:r>
+        <w:r>
+          <w:rPr>
+            <w:rStyle w:val="Hypertextovodkaz"/>
+            <w:noProof/>
+          </w:rPr>
+          <w:t>Technologická propast na IT trhu</w:t>
+        </w:r>
+        <w:r>
+          <w:rPr>
+            <w:noProof/>
+            <w:webHidden/>
+          </w:rPr>
+          <w:tab/>
+        </w:r>
+        <w:r>
+          <w:rPr>
+            <w:noProof/>
+            <w:webHidden/>
+          </w:rPr>
+          <w:fldChar w:fldCharType="begin"/>
+        </w:r>
+        <w:r>
+          <w:rPr>
+            <w:noProof/>
+            <w:webHidden/>
+          </w:rPr>
+          <w:instrText xml:space="preserve"> PAGEREF _Toc227532197 \h </w:instrText>
         </w:r>
         <w:r>
           <w:rPr>
@@ -2305,13 +2673,13 @@
           <w14:ligatures w14:val="standardContextual"/>
         </w:rPr>
       </w:pPr>
-      <w:hyperlink w:anchor="_Toc227445754" w:history="1">
+      <w:hyperlink w:anchor="_Toc227532198" w:history="1">
         <w:r>
           <w:rPr>
             <w:rStyle w:val="Hypertextovodkaz"/>
             <w:noProof/>
           </w:rPr>
-          <w:t>6.1.1</w:t>
+          <w:t>5.3.3</w:t>
         </w:r>
         <w:r>
           <w:rPr>
@@ -2329,7 +2697,7 @@
             <w:rStyle w:val="Hypertextovodkaz"/>
             <w:noProof/>
           </w:rPr>
-          <w:t>Nadpis 3</w:t>
+          <w:t>Mediace skrz profesní skupinu</w:t>
         </w:r>
         <w:r>
           <w:rPr>
@@ -2350,7 +2718,7 @@
             <w:noProof/>
             <w:webHidden/>
           </w:rPr>
-          <w:instrText xml:space="preserve"> PAGEREF _Toc227445754 \h </w:instrText>
+          <w:instrText xml:space="preserve"> PAGEREF _Toc227532198 \h </w:instrText>
         </w:r>
         <w:r>
           <w:rPr>
@@ -2370,7 +2738,283 @@
             <w:noProof/>
             <w:webHidden/>
           </w:rPr>
-          <w:t>43</w:t>
+          <w:t>44</w:t>
+        </w:r>
+        <w:r>
+          <w:rPr>
+            <w:noProof/>
+            <w:webHidden/>
+          </w:rPr>
+          <w:fldChar w:fldCharType="end"/>
+        </w:r>
+      </w:hyperlink>
+    </w:p>
+    <w:p>
+      <w:pPr>
+        <w:pStyle w:val="Obsah3"/>
+        <w:tabs>
+          <w:tab w:val="left" w:pos="1951"/>
+          <w:tab w:val="right" w:leader="dot" w:pos="8493"/>
+        </w:tabs>
+        <w:rPr>
+          <w:rFonts w:eastAsiaTheme="minorEastAsia"/>
+          <w:noProof/>
+          <w:kern w:val="2"/>
+          <w:szCs w:val="24"/>
+          <w:lang w:val="cs-US" w:eastAsia="cs-CZ"/>
+          <w14:ligatures w14:val="standardContextual"/>
+        </w:rPr>
+      </w:pPr>
+      <w:hyperlink w:anchor="_Toc227532199" w:history="1">
+        <w:r>
+          <w:rPr>
+            <w:rStyle w:val="Hypertextovodkaz"/>
+            <w:noProof/>
+          </w:rPr>
+          <w:t>5.3.4</w:t>
+        </w:r>
+        <w:r>
+          <w:rPr>
+            <w:rFonts w:eastAsiaTheme="minorEastAsia"/>
+            <w:noProof/>
+            <w:kern w:val="2"/>
+            <w:szCs w:val="24"/>
+            <w:lang w:val="cs-US" w:eastAsia="cs-CZ"/>
+            <w14:ligatures w14:val="standardContextual"/>
+          </w:rPr>
+          <w:tab/>
+        </w:r>
+        <w:r>
+          <w:rPr>
+            <w:rStyle w:val="Hypertextovodkaz"/>
+            <w:noProof/>
+          </w:rPr>
+          <w:t>Inkrementální modely mzdové prémie</w:t>
+        </w:r>
+        <w:r>
+          <w:rPr>
+            <w:noProof/>
+            <w:webHidden/>
+          </w:rPr>
+          <w:tab/>
+        </w:r>
+        <w:r>
+          <w:rPr>
+            <w:noProof/>
+            <w:webHidden/>
+          </w:rPr>
+          <w:fldChar w:fldCharType="begin"/>
+        </w:r>
+        <w:r>
+          <w:rPr>
+            <w:noProof/>
+            <w:webHidden/>
+          </w:rPr>
+          <w:instrText xml:space="preserve"> PAGEREF _Toc227532199 \h </w:instrText>
+        </w:r>
+        <w:r>
+          <w:rPr>
+            <w:noProof/>
+            <w:webHidden/>
+          </w:rPr>
+        </w:r>
+        <w:r>
+          <w:rPr>
+            <w:noProof/>
+            <w:webHidden/>
+          </w:rPr>
+          <w:fldChar w:fldCharType="separate"/>
+        </w:r>
+        <w:r>
+          <w:rPr>
+            <w:noProof/>
+            <w:webHidden/>
+          </w:rPr>
+          <w:t>45</w:t>
+        </w:r>
+        <w:r>
+          <w:rPr>
+            <w:noProof/>
+            <w:webHidden/>
+          </w:rPr>
+          <w:fldChar w:fldCharType="end"/>
+        </w:r>
+      </w:hyperlink>
+    </w:p>
+    <w:p>
+      <w:pPr>
+        <w:pStyle w:val="Obsah3"/>
+        <w:tabs>
+          <w:tab w:val="left" w:pos="1951"/>
+          <w:tab w:val="right" w:leader="dot" w:pos="8493"/>
+        </w:tabs>
+        <w:rPr>
+          <w:rFonts w:eastAsiaTheme="minorEastAsia"/>
+          <w:noProof/>
+          <w:kern w:val="2"/>
+          <w:szCs w:val="24"/>
+          <w:lang w:val="cs-US" w:eastAsia="cs-CZ"/>
+          <w14:ligatures w14:val="standardContextual"/>
+        </w:rPr>
+      </w:pPr>
+      <w:hyperlink w:anchor="_Toc227532200" w:history="1">
+        <w:r>
+          <w:rPr>
+            <w:rStyle w:val="Hypertextovodkaz"/>
+            <w:noProof/>
+          </w:rPr>
+          <w:t>5.3.5</w:t>
+        </w:r>
+        <w:r>
+          <w:rPr>
+            <w:rFonts w:eastAsiaTheme="minorEastAsia"/>
+            <w:noProof/>
+            <w:kern w:val="2"/>
+            <w:szCs w:val="24"/>
+            <w:lang w:val="cs-US" w:eastAsia="cs-CZ"/>
+            <w14:ligatures w14:val="standardContextual"/>
+          </w:rPr>
+          <w:tab/>
+        </w:r>
+        <w:r>
+          <w:rPr>
+            <w:rStyle w:val="Hypertextovodkaz"/>
+            <w:noProof/>
+          </w:rPr>
+          <w:t>Determinanty mzdy</w:t>
+        </w:r>
+        <w:r>
+          <w:rPr>
+            <w:noProof/>
+            <w:webHidden/>
+          </w:rPr>
+          <w:tab/>
+        </w:r>
+        <w:r>
+          <w:rPr>
+            <w:noProof/>
+            <w:webHidden/>
+          </w:rPr>
+          <w:fldChar w:fldCharType="begin"/>
+        </w:r>
+        <w:r>
+          <w:rPr>
+            <w:noProof/>
+            <w:webHidden/>
+          </w:rPr>
+          <w:instrText xml:space="preserve"> PAGEREF _Toc227532200 \h </w:instrText>
+        </w:r>
+        <w:r>
+          <w:rPr>
+            <w:noProof/>
+            <w:webHidden/>
+          </w:rPr>
+        </w:r>
+        <w:r>
+          <w:rPr>
+            <w:noProof/>
+            <w:webHidden/>
+          </w:rPr>
+          <w:fldChar w:fldCharType="separate"/>
+        </w:r>
+        <w:r>
+          <w:rPr>
+            <w:noProof/>
+            <w:webHidden/>
+          </w:rPr>
+          <w:t>46</w:t>
+        </w:r>
+        <w:r>
+          <w:rPr>
+            <w:noProof/>
+            <w:webHidden/>
+          </w:rPr>
+          <w:fldChar w:fldCharType="end"/>
+        </w:r>
+      </w:hyperlink>
+    </w:p>
+    <w:p>
+      <w:pPr>
+        <w:pStyle w:val="Obsah3"/>
+        <w:tabs>
+          <w:tab w:val="left" w:pos="1951"/>
+          <w:tab w:val="right" w:leader="dot" w:pos="8493"/>
+        </w:tabs>
+        <w:rPr>
+          <w:rFonts w:eastAsiaTheme="minorEastAsia"/>
+          <w:noProof/>
+          <w:kern w:val="2"/>
+          <w:szCs w:val="24"/>
+          <w:lang w:val="cs-US" w:eastAsia="cs-CZ"/>
+          <w14:ligatures w14:val="standardContextual"/>
+        </w:rPr>
+      </w:pPr>
+      <w:hyperlink w:anchor="_Toc227532201" w:history="1">
+        <w:r>
+          <w:rPr>
+            <w:rStyle w:val="Hypertextovodkaz"/>
+            <w:noProof/>
+          </w:rPr>
+          <w:t>5.3.6</w:t>
+        </w:r>
+        <w:r>
+          <w:rPr>
+            <w:rFonts w:eastAsiaTheme="minorEastAsia"/>
+            <w:noProof/>
+            <w:kern w:val="2"/>
+            <w:szCs w:val="24"/>
+            <w:lang w:val="cs-US" w:eastAsia="cs-CZ"/>
+            <w14:ligatures w14:val="standardContextual"/>
+          </w:rPr>
+          <w:tab/>
+        </w:r>
+        <w:r>
+          <w:rPr>
+            <w:rStyle w:val="Hypertextovodkaz"/>
+            <w:noProof/>
+          </w:rPr>
+          <w:t>Alternativní specifikace</w:t>
+        </w:r>
+        <w:r>
+          <w:rPr>
+            <w:noProof/>
+            <w:webHidden/>
+          </w:rPr>
+          <w:tab/>
+        </w:r>
+        <w:r>
+          <w:rPr>
+            <w:noProof/>
+            <w:webHidden/>
+          </w:rPr>
+          <w:fldChar w:fldCharType="begin"/>
+        </w:r>
+        <w:r>
+          <w:rPr>
+            <w:noProof/>
+            <w:webHidden/>
+          </w:rPr>
+          <w:instrText xml:space="preserve"> PAGEREF _Toc227532201 \h </w:instrText>
+        </w:r>
+        <w:r>
+          <w:rPr>
+            <w:noProof/>
+            <w:webHidden/>
+          </w:rPr>
+        </w:r>
+        <w:r>
+          <w:rPr>
+            <w:noProof/>
+            <w:webHidden/>
+          </w:rPr>
+          <w:fldChar w:fldCharType="separate"/>
+        </w:r>
+        <w:r>
+          <w:rPr>
+            <w:noProof/>
+            <w:webHidden/>
+          </w:rPr>
+          <w:t>47</w:t>
         </w:r>
         <w:r>
           <w:rPr>
@@ -2397,13 +3041,13 @@
           <w14:ligatures w14:val="standardContextual"/>
         </w:rPr>
       </w:pPr>
-      <w:hyperlink w:anchor="_Toc227445755" w:history="1">
+      <w:hyperlink w:anchor="_Toc227532202" w:history="1">
         <w:r>
           <w:rPr>
             <w:rStyle w:val="Hypertextovodkaz"/>
             <w:noProof/>
           </w:rPr>
-          <w:t>7</w:t>
+          <w:t>6</w:t>
         </w:r>
         <w:r>
           <w:rPr>
@@ -2442,7 +3086,7 @@
             <w:noProof/>
             <w:webHidden/>
           </w:rPr>
-          <w:instrText xml:space="preserve"> PAGEREF _Toc227445755 \h </w:instrText>
+          <w:instrText xml:space="preserve"> PAGEREF _Toc227532202 \h </w:instrText>
         </w:r>
         <w:r>
           <w:rPr>
@@ -2462,7 +3106,7 @@
             <w:noProof/>
             <w:webHidden/>
           </w:rPr>
-          <w:t>44</w:t>
+          <w:t>49</w:t>
         </w:r>
         <w:r>
           <w:rPr>
@@ -2488,7 +3132,7 @@
           <w14:ligatures w14:val="standardContextual"/>
         </w:rPr>
       </w:pPr>
-      <w:hyperlink w:anchor="_Toc227445756" w:history="1">
+      <w:hyperlink w:anchor="_Toc227532203" w:history="1">
         <w:r>
           <w:rPr>
             <w:rStyle w:val="Hypertextovodkaz"/>
@@ -2515,80 +3159,7 @@
             <w:noProof/>
             <w:webHidden/>
           </w:rPr>
-          <w:instrText xml:space="preserve"> PAGEREF _Toc227445756 \h </w:instrText>
-        </w:r>
-        <w:r>
-          <w:rPr>
-            <w:noProof/>
-            <w:webHidden/>
-          </w:rPr>
-        </w:r>
-        <w:r>
-          <w:rPr>
-            <w:noProof/>
-            <w:webHidden/>
-          </w:rPr>
-          <w:fldChar w:fldCharType="separate"/>
-        </w:r>
-        <w:r>
-          <w:rPr>
-            <w:noProof/>
-            <w:webHidden/>
-          </w:rPr>
-          <w:t>45</w:t>
-        </w:r>
-        <w:r>
-          <w:rPr>
-            <w:noProof/>
-            <w:webHidden/>
-          </w:rPr>
-          <w:fldChar w:fldCharType="end"/>
-        </w:r>
-      </w:hyperlink>
-    </w:p>
-    <w:p>
-      <w:pPr>
-        <w:pStyle w:val="Obsah1"/>
-        <w:tabs>
-          <w:tab w:val="right" w:leader="dot" w:pos="8493"/>
-        </w:tabs>
-        <w:rPr>
-          <w:rFonts w:eastAsiaTheme="minorEastAsia"/>
-          <w:noProof/>
-          <w:kern w:val="2"/>
-          <w:szCs w:val="24"/>
-          <w:lang w:val="cs-US" w:eastAsia="cs-CZ"/>
-          <w14:ligatures w14:val="standardContextual"/>
-        </w:rPr>
-      </w:pPr>
-      <w:hyperlink w:anchor="_Toc227445757" w:history="1">
-        <w:r>
-          <w:rPr>
-            <w:rStyle w:val="Hypertextovodkaz"/>
-            <w:noProof/>
-          </w:rPr>
-          <w:t>Seznam zkratek</w:t>
-        </w:r>
-        <w:r>
-          <w:rPr>
-            <w:noProof/>
-            <w:webHidden/>
-          </w:rPr>
-          <w:tab/>
-        </w:r>
-        <w:r>
-          <w:rPr>
-            <w:noProof/>
-            <w:webHidden/>
-          </w:rPr>
-          <w:fldChar w:fldCharType="begin"/>
-        </w:r>
-        <w:r>
-          <w:rPr>
-            <w:noProof/>
-            <w:webHidden/>
-          </w:rPr>
-          <w:instrText xml:space="preserve"> PAGEREF _Toc227445757 \h </w:instrText>
+          <w:instrText xml:space="preserve"> PAGEREF _Toc227532203 \h </w:instrText>
         </w:r>
         <w:r>
           <w:rPr>
@@ -2621,15 +3192,76 @@
     </w:p>
     <w:p>
       <w:pPr>
-        <w:pStyle w:val="Titulnlistnzvy"/>
-        <w:jc w:val="left"/>
+        <w:pStyle w:val="Obsah1"/>
+        <w:tabs>
+          <w:tab w:val="right" w:leader="dot" w:pos="8493"/>
+        </w:tabs>
+        <w:rPr>
+          <w:rFonts w:eastAsiaTheme="minorEastAsia"/>
+          <w:noProof/>
+          <w:kern w:val="2"/>
+          <w:szCs w:val="24"/>
+          <w:lang w:val="cs-US" w:eastAsia="cs-CZ"/>
+          <w14:ligatures w14:val="standardContextual"/>
+        </w:rPr>
       </w:pPr>
-      <w:r>
-        <w:fldChar w:fldCharType="end"/>
-      </w:r>
-      <w:r>
-        <w:t>Seznam příloh</w:t>
-      </w:r>
+      <w:hyperlink w:anchor="_Toc227532204" w:history="1">
+        <w:r>
+          <w:rPr>
+            <w:rStyle w:val="Hypertextovodkaz"/>
+            <w:noProof/>
+          </w:rPr>
+          <w:t>Seznam zkratek</w:t>
+        </w:r>
+        <w:r>
+          <w:rPr>
+            <w:noProof/>
+            <w:webHidden/>
+          </w:rPr>
+          <w:tab/>
+        </w:r>
+        <w:r>
+          <w:rPr>
+            <w:noProof/>
+            <w:webHidden/>
+          </w:rPr>
+          <w:fldChar w:fldCharType="begin"/>
+        </w:r>
+        <w:r>
+          <w:rPr>
+            <w:noProof/>
+            <w:webHidden/>
+          </w:rPr>
+          <w:instrText xml:space="preserve"> PAGEREF _Toc227532204 \h </w:instrText>
+        </w:r>
+        <w:r>
+          <w:rPr>
+            <w:noProof/>
+            <w:webHidden/>
+          </w:rPr>
+        </w:r>
+        <w:r>
+          <w:rPr>
+            <w:noProof/>
+            <w:webHidden/>
+          </w:rPr>
+          <w:fldChar w:fldCharType="separate"/>
+        </w:r>
+        <w:r>
+          <w:rPr>
+            <w:noProof/>
+            <w:webHidden/>
+          </w:rPr>
+          <w:t>54</w:t>
+        </w:r>
+        <w:r>
+          <w:rPr>
+            <w:noProof/>
+            <w:webHidden/>
+          </w:rPr>
+          <w:fldChar w:fldCharType="end"/>
+        </w:r>
+      </w:hyperlink>
     </w:p>
     <w:p>
       <w:pPr>
@@ -2637,6 +3269,18 @@
         <w:jc w:val="left"/>
       </w:pPr>
       <w:r>
+        <w:fldChar w:fldCharType="end"/>
+      </w:r>
+      <w:r>
+        <w:t>Seznam příloh</w:t>
+      </w:r>
+    </w:p>
+    <w:p>
+      <w:pPr>
+        <w:pStyle w:val="Titulnlistnzvy"/>
+        <w:jc w:val="left"/>
+      </w:pPr>
+      <w:r>
         <w:t>Přílohy</w:t>
       </w:r>
     </w:p>
@@ -2645,7 +3289,7 @@
         <w:pStyle w:val="Nadpis1"/>
       </w:pPr>
       <w:bookmarkStart w:id="1" w:name="_Toc22112410"/>
-      <w:bookmarkStart w:id="2" w:name="_Toc227445732"/>
+      <w:bookmarkStart w:id="2" w:name="_Toc227532172"/>
       <w:r>
         <w:lastRenderedPageBreak/>
         <w:t>Úvod</w:t>
@@ -3992,7 +4636,7 @@
         </w:rPr>
       </w:pPr>
       <w:bookmarkStart w:id="15" w:name="_Toc218851988"/>
-      <w:bookmarkStart w:id="16" w:name="_Toc227445733"/>
+      <w:bookmarkStart w:id="16" w:name="_Toc227532173"/>
       <w:r>
         <w:rPr>
           <w:rFonts w:eastAsia="Times New Roman"/>
@@ -4041,7 +4685,7 @@
       </w:pPr>
       <w:bookmarkStart w:id="19" w:name="_Toc218851989"/>
       <w:bookmarkStart w:id="20" w:name="_Toc226103380"/>
-      <w:bookmarkStart w:id="21" w:name="_Toc227445734"/>
+      <w:bookmarkStart w:id="21" w:name="_Toc227532174"/>
       <w:bookmarkEnd w:id="17"/>
       <w:r>
         <w:rPr>
@@ -4752,7 +5396,7 @@
       </w:pPr>
       <w:bookmarkStart w:id="30" w:name="_Toc218851990"/>
       <w:bookmarkStart w:id="31" w:name="_Toc226103381"/>
-      <w:bookmarkStart w:id="32" w:name="_Toc227445735"/>
+      <w:bookmarkStart w:id="32" w:name="_Toc227532175"/>
       <w:bookmarkEnd w:id="22"/>
       <w:r>
         <w:rPr>
@@ -5362,7 +6006,7 @@
         </w:rPr>
       </w:pPr>
       <w:bookmarkStart w:id="44" w:name="_Toc218851993"/>
-      <w:bookmarkStart w:id="45" w:name="_Toc227445736"/>
+      <w:bookmarkStart w:id="45" w:name="_Toc227532176"/>
       <w:r>
         <w:rPr>
           <w:rFonts w:eastAsia="Times New Roman"/>
@@ -5489,7 +6133,7 @@
       </w:pPr>
       <w:bookmarkStart w:id="46" w:name="_Toc218851994"/>
       <w:bookmarkStart w:id="47" w:name="_Toc226103383"/>
-      <w:bookmarkStart w:id="48" w:name="_Toc227445737"/>
+      <w:bookmarkStart w:id="48" w:name="_Toc227532177"/>
       <w:r>
         <w:rPr>
           <w:rFonts w:eastAsia="Times New Roman"/>
@@ -5832,7 +6476,7 @@
         </w:rPr>
       </w:pPr>
       <w:bookmarkStart w:id="51" w:name="_Toc226103384"/>
-      <w:bookmarkStart w:id="52" w:name="_Toc227445738"/>
+      <w:bookmarkStart w:id="52" w:name="_Toc227532178"/>
       <w:bookmarkEnd w:id="50"/>
       <w:r>
         <w:rPr>
@@ -7816,7 +8460,7 @@
         <w:pStyle w:val="Nadpis2"/>
       </w:pPr>
       <w:bookmarkStart w:id="64" w:name="_Toc226103386"/>
-      <w:bookmarkStart w:id="65" w:name="_Toc227445739"/>
+      <w:bookmarkStart w:id="65" w:name="_Toc227532179"/>
       <w:r>
         <w:t xml:space="preserve">Dopady AI na </w:t>
       </w:r>
@@ -8009,7 +8653,7 @@
       </w:pPr>
       <w:bookmarkStart w:id="68" w:name="_Toc218851997"/>
       <w:bookmarkStart w:id="69" w:name="_Toc226103387"/>
-      <w:bookmarkStart w:id="70" w:name="_Toc227445740"/>
+      <w:bookmarkStart w:id="70" w:name="_Toc227532180"/>
       <w:r>
         <w:rPr>
           <w:rFonts w:eastAsia="Times New Roman"/>
@@ -8232,7 +8876,7 @@
       </w:pPr>
       <w:bookmarkStart w:id="74" w:name="_Toc218852000"/>
       <w:bookmarkStart w:id="75" w:name="_Toc226103389"/>
-      <w:bookmarkStart w:id="76" w:name="_Toc227445741"/>
+      <w:bookmarkStart w:id="76" w:name="_Toc227532181"/>
       <w:r>
         <w:rPr>
           <w:rFonts w:eastAsia="Times New Roman"/>
@@ -9048,27 +9692,14 @@
       <w:r>
         <w:t xml:space="preserve">Tabulka </w:t>
       </w:r>
-      <w:r>
-        <w:fldChar w:fldCharType="begin"/>
-      </w:r>
-      <w:r>
-        <w:instrText xml:space="preserve"> SEQ Tabulka \* ARABIC </w:instrText>
-      </w:r>
-      <w:r>
-        <w:fldChar w:fldCharType="separate"/>
-      </w:r>
-      <w:r>
-        <w:rPr>
-          <w:noProof/>
-        </w:rPr>
-        <w:t>1</w:t>
-      </w:r>
-      <w:r>
-        <w:rPr>
-          <w:noProof/>
-        </w:rPr>
-        <w:fldChar w:fldCharType="end"/>
-      </w:r>
+      <w:fldSimple w:instr=" SEQ Tabulka \* ARABIC ">
+        <w:r>
+          <w:rPr>
+            <w:noProof/>
+          </w:rPr>
+          <w:t>1</w:t>
+        </w:r>
+      </w:fldSimple>
       <w:r>
         <w:t xml:space="preserve"> Automatizace dle typu úkolů</w:t>
       </w:r>
@@ -10078,7 +10709,7 @@
           <w:lang w:eastAsia="cs-CZ"/>
         </w:rPr>
       </w:pPr>
-      <w:bookmarkStart w:id="102" w:name="_Toc227445742"/>
+      <w:bookmarkStart w:id="102" w:name="_Toc227532182"/>
       <w:r>
         <w:t>Studie pracovního trhu v oblasti umělé inteligence</w:t>
       </w:r>
@@ -10312,10 +10943,16 @@
       <w:pPr>
         <w:pStyle w:val="Nadpis1"/>
       </w:pPr>
-      <w:bookmarkStart w:id="106" w:name="_Toc227445743"/>
+      <w:bookmarkStart w:id="106" w:name="_Toc227532183"/>
       <w:r>
         <w:lastRenderedPageBreak/>
-        <w:t>Použité metody</w:t>
+        <w:t>Data a</w:t>
+      </w:r>
+      <w:r>
+        <w:t xml:space="preserve"> metod</w:t>
+      </w:r>
+      <w:r>
+        <w:t>ika</w:t>
       </w:r>
       <w:bookmarkEnd w:id="106"/>
     </w:p>
@@ -10328,7 +10965,7 @@
       <w:pPr>
         <w:pStyle w:val="Nadpis2"/>
       </w:pPr>
-      <w:bookmarkStart w:id="107" w:name="_Toc227445744"/>
+      <w:bookmarkStart w:id="107" w:name="_Toc227532184"/>
       <w:r>
         <w:t>Zdroj dat</w:t>
       </w:r>
@@ -10359,7 +10996,7 @@
       <w:pPr>
         <w:pStyle w:val="Nadpis2"/>
       </w:pPr>
-      <w:bookmarkStart w:id="108" w:name="_Toc227445745"/>
+      <w:bookmarkStart w:id="108" w:name="_Toc227532185"/>
       <w:r>
         <w:lastRenderedPageBreak/>
         <w:t>Extrakce a klasifikace AI pozic</w:t>
@@ -10417,7 +11054,7 @@
       <w:pPr>
         <w:pStyle w:val="Nadpis2"/>
       </w:pPr>
-      <w:bookmarkStart w:id="109" w:name="_Toc227445746"/>
+      <w:bookmarkStart w:id="109" w:name="_Toc227532186"/>
       <w:r>
         <w:t>Konstrukce klíčových proměnných a čištění dat</w:t>
       </w:r>
@@ -10437,7 +11074,7 @@
       <w:pPr>
         <w:pStyle w:val="Nadpis2"/>
       </w:pPr>
-      <w:bookmarkStart w:id="110" w:name="_Toc227445747"/>
+      <w:bookmarkStart w:id="110" w:name="_Toc227532187"/>
       <w:r>
         <w:lastRenderedPageBreak/>
         <w:t>Ekonometrické metody</w:t>
@@ -10458,7 +11095,7 @@
       <w:pPr>
         <w:pStyle w:val="Nadpis2"/>
       </w:pPr>
-      <w:bookmarkStart w:id="111" w:name="_Toc227445748"/>
+      <w:bookmarkStart w:id="111" w:name="_Toc227532188"/>
       <w:r>
         <w:t>Limitace</w:t>
       </w:r>
@@ -10506,15 +11143,12 @@
       <w:pPr>
         <w:pStyle w:val="Nadpis1"/>
       </w:pPr>
-      <w:bookmarkStart w:id="112" w:name="_Toc227445749"/>
+      <w:bookmarkStart w:id="112" w:name="_Toc227532189"/>
       <w:r>
         <w:lastRenderedPageBreak/>
-        <w:t>Výsledky</w:t>
+        <w:t>AI dovednosti v inzerci IT pracovních pozic</w:t>
       </w:r>
       <w:bookmarkEnd w:id="112"/>
-      <w:r>
-        <w:t xml:space="preserve"> analýzy</w:t>
-      </w:r>
     </w:p>
     <w:p>
       <w:r>
@@ -10543,7 +11177,7 @@
         <w:t>)</w:t>
       </w:r>
       <w:r>
-        <w:t xml:space="preserve">. </w:t>
+        <w:t>.</w:t>
       </w:r>
       <w:commentRangeEnd w:id="113"/>
       <w:r>
@@ -10645,17 +11279,11 @@
     <w:p>
       <w:pPr>
         <w:pStyle w:val="Nadpis2"/>
-        <w:rPr>
-          <w:highlight w:val="magenta"/>
-        </w:rPr>
       </w:pPr>
       <w:bookmarkStart w:id="114" w:name="_Toc226103399"/>
       <w:bookmarkStart w:id="115" w:name="_Toc226761432"/>
-      <w:bookmarkStart w:id="116" w:name="_Toc227445750"/>
-      <w:r>
-        <w:rPr>
-          <w:highlight w:val="magenta"/>
-        </w:rPr>
+      <w:bookmarkStart w:id="116" w:name="_Toc227532190"/>
+      <w:r>
         <w:t>Deskriptivní statistika</w:t>
       </w:r>
       <w:bookmarkEnd w:id="114"/>
@@ -10663,6 +11291,23 @@
       <w:bookmarkEnd w:id="116"/>
     </w:p>
     <w:p>
+      <w:r>
+        <w:t xml:space="preserve">Finální analytický vzorek obsahuje 38 436 inzerátů ze tří zemí, z toho 17 848 z USA (46,4 %), 14 186 z Indie (36,9 %) a 6 402 z Německa (16,7 %). Všechny tři vzorky prošly stejným </w:t>
+      </w:r>
+      <w:r>
+        <w:t xml:space="preserve">procesem </w:t>
+      </w:r>
+      <w:r>
+        <w:t xml:space="preserve">extrakce AI dovedností (deterministický slovník + LLM analýza), jsou </w:t>
+      </w:r>
+      <w:r>
+        <w:t xml:space="preserve">tedy </w:t>
+      </w:r>
+      <w:r>
+        <w:t>přímo srovnatelné.</w:t>
+      </w:r>
+    </w:p>
+    <w:p>
       <w:pPr>
         <w:rPr>
           <w:rFonts w:ascii="Times New Roman" w:hAnsi="Times New Roman" w:cs="Times New Roman"/>
@@ -10673,27 +11318,14 @@
       <w:r>
         <w:t xml:space="preserve">Tabulka </w:t>
       </w:r>
-      <w:r>
-        <w:fldChar w:fldCharType="begin"/>
-      </w:r>
-      <w:r>
-        <w:instrText xml:space="preserve"> SEQ Tabulka \* ARABIC </w:instrText>
-      </w:r>
-      <w:r>
-        <w:fldChar w:fldCharType="separate"/>
-      </w:r>
-      <w:r>
-        <w:rPr>
-          <w:noProof/>
-        </w:rPr>
-        <w:t>1</w:t>
-      </w:r>
-      <w:r>
-        <w:rPr>
-          <w:noProof/>
-        </w:rPr>
-        <w:fldChar w:fldCharType="end"/>
-      </w:r>
+      <w:fldSimple w:instr=" SEQ Tabulka \* ARABIC ">
+        <w:r>
+          <w:rPr>
+            <w:noProof/>
+          </w:rPr>
+          <w:t>1</w:t>
+        </w:r>
+      </w:fldSimple>
       <w:r>
         <w:t xml:space="preserve"> Determinanty </w:t>
       </w:r>
@@ -10727,27 +11359,24 @@
       <w:pPr>
         <w:pStyle w:val="Nadpis2"/>
       </w:pPr>
-      <w:bookmarkStart w:id="118" w:name="_Toc227445751"/>
-      <w:r>
-        <w:t>Komparativní analýza zemí (USA, Německo, Indie)</w:t>
+      <w:bookmarkStart w:id="118" w:name="_Toc227532191"/>
+      <w:r>
+        <w:t xml:space="preserve">Komparativní analýza </w:t>
+      </w:r>
+      <w:r>
+        <w:t>USA, Německa a Indie</w:t>
       </w:r>
       <w:bookmarkEnd w:id="118"/>
     </w:p>
     <w:p>
       <w:pPr>
-        <w:pStyle w:val="Zkladntext"/>
-        <w:rPr>
-          <w:b/>
-          <w:bCs/>
-        </w:rPr>
+        <w:pStyle w:val="Nadpis3"/>
       </w:pPr>
-      <w:r>
-        <w:rPr>
-          <w:b/>
-          <w:bCs/>
-        </w:rPr>
+      <w:bookmarkStart w:id="119" w:name="_Toc227532192"/>
+      <w:r>
         <w:t>Determinanty AI požadavku</w:t>
       </w:r>
+      <w:bookmarkEnd w:id="119"/>
     </w:p>
     <w:p>
       <w:r>
@@ -10756,7 +11385,11 @@
     </w:p>
     <w:p>
       <w:r>
-        <w:t>Pro komparativní strukturu byl binární logit rozdělen do dvou tabulek. Tabulka 2 zahrnuje profesní skupinu (job family) spolu s kontrolními proměnnými (vzdělání, zkušenosti, NACE sektor, typ organizace, velikost firmy a možnost remote práce). Tabulka 3 zobrazuje místo profesní skupiny 21 skill clusterů, včetně clusterů Generative AI a Data Science / Machine Learning. Tyto dva clustery byly z mzdového modelu vyřazeny kvůli cirkularitě s klasifikací ai_level (viz sekce 5.4), v binárním logitu jsou však ponechány záměrně, jelikož nejvýrazněji ilustrují, do jaké míry přítomnost konkrétních AI dovedností v textu inzerátu souvisí s AI klasifikací. Pro výsledky jsou standardně použity průměrné marginální efekty (AME), tedy změny pravděpodobností AI požadavku (v procentních bodech).</w:t>
+        <w:t xml:space="preserve">Pro komparativní strukturu byl binární logit rozdělen do dvou tabulek. Tabulka 2 zahrnuje profesní skupinu (job family) spolu s kontrolními proměnnými (vzdělání, zkušenosti, NACE sektor, typ organizace, velikost firmy a možnost remote práce). Tabulka 3 zobrazuje místo profesní skupiny 21 skill clusterů, včetně clusterů Generative AI a Data Science / Machine Learning. Tyto dva clustery byly z mzdového modelu vyřazeny kvůli cirkularitě s klasifikací ai_level (viz sekce 5.4), v binárním logitu jsou však ponechány záměrně, jelikož nejvýrazněji ilustrují, do jaké míry přítomnost konkrétních AI dovedností v textu inzerátu souvisí s AI klasifikací. Pro výsledky jsou </w:t>
+      </w:r>
+      <w:r>
+        <w:lastRenderedPageBreak/>
+        <w:t>standardně použity průměrné marginální efekty (AME), tedy změny pravděpodobností AI požadavku (v procentních bodech).</w:t>
       </w:r>
     </w:p>
     <w:p>
@@ -10764,14 +11397,7 @@
         <w:rPr>
           <w:highlight w:val="yellow"/>
         </w:rPr>
-        <w:t xml:space="preserve">Všechny modely v této kapitole identifikují podmíněné asociace mezi proměnnými, nikoliv kauzální efekty. V textu se pro stručnost občas objevují výrazy jako </w:t>
-      </w:r>
-      <w:r>
-        <w:rPr>
-          <w:highlight w:val="yellow"/>
-        </w:rPr>
-        <w:lastRenderedPageBreak/>
-        <w:t>„efekt" nebo „prémie", vždy jde ale o popis vztahů pozorovaných v datech při kontrole ostatních faktorů, ne o tvrzení o příčinné souvislosti.</w:t>
+        <w:t>Všechny modely v této kapitole identifikují podmíněné asociace mezi proměnnými, nikoliv kauzální efekty. V textu se pro stručnost občas objevují výrazy jako „efekt" nebo „prémie", vždy jde ale o popis vztahů pozorovaných v datech při kontrole ostatních faktorů, ne o tvrzení o příčinné souvislosti.</w:t>
       </w:r>
       <w:r>
         <w:t xml:space="preserve"> NEJSOU TO UPNE VŠECHNY A DAT O SPIS TO METOD NEBO ZACATEK?</w:t>
@@ -15516,6 +16142,7 @@
                 <w:rFonts w:ascii="Times New Roman" w:hAnsi="Times New Roman" w:cs="Times New Roman"/>
                 <w:lang w:val="en-US"/>
               </w:rPr>
+              <w:lastRenderedPageBreak/>
               <w:t>Mid (3-5)</w:t>
             </w:r>
           </w:p>
@@ -16257,7 +16884,6 @@
                 <w:rFonts w:ascii="Times New Roman" w:hAnsi="Times New Roman" w:cs="Times New Roman"/>
                 <w:lang w:val="en-US"/>
               </w:rPr>
-              <w:lastRenderedPageBreak/>
               <w:t>Typ firmy</w:t>
             </w:r>
           </w:p>
@@ -17157,6 +17783,7 @@
           <w:rFonts w:ascii="Times New Roman" w:hAnsi="Times New Roman" w:cs="Times New Roman"/>
           <w:lang w:val="en-US"/>
         </w:rPr>
+        <w:lastRenderedPageBreak/>
         <w:t>Tabulka 3: Binární logit P(AI požadavek = ano) — skill clustery (AME podle země)</w:t>
       </w:r>
     </w:p>
@@ -28424,6 +29051,7 @@
           <w:vertAlign w:val="superscript"/>
           <w:lang w:val="en-US"/>
         </w:rPr>
+        <w:lastRenderedPageBreak/>
         <w:t>*</w:t>
       </w:r>
       <w:r>
@@ -28536,11 +29164,7 @@
     </w:p>
     <w:p>
       <w:r>
-        <w:t xml:space="preserve">Řada skill clusterů se však mezi zeměmi chová odlišně, a právě tyto rozdíly přinášejí zajímavé poznatky o struktuře jednotlivých trhů. Frontend Development je silným pozitivním prediktorem AI požadavku v USA (+2,8 p. b.), v Německu ani v Indii </w:t>
-      </w:r>
-      <w:r>
-        <w:lastRenderedPageBreak/>
-        <w:t>však statisticky významný vliv nemá. Americký trh tedy častěji kombinuje webové UI dovednosti s AI rolemi, což souvisí s nasazováním AI funkcí do spotřebitelských webových aplikací typických pro americké firmy (chatboti, doporučovací systémy, personalizace). V Německu a Indii tyto dva světy zjevně tolik nesplývají. Cluster Mobile &amp; Desktop poukazuje na negativní efekt pouze v Indii (−1,8 p. b.), což značí, že mobilní vývoj v Indii zůstává výrazně soustředěn spíše v tradičních rolích bez AI a funguje jako samostatná část trhu.</w:t>
+        <w:t>Řada skill clusterů se však mezi zeměmi chová odlišně, a právě tyto rozdíly přinášejí zajímavé poznatky o struktuře jednotlivých trhů. Frontend Development je silným pozitivním prediktorem AI požadavku v USA (+2,8 p. b.), v Německu ani v Indii však statisticky významný vliv nemá. Americký trh tedy častěji kombinuje webové UI dovednosti s AI rolemi, což souvisí s nasazováním AI funkcí do spotřebitelských webových aplikací typických pro americké firmy (chatboti, doporučovací systémy, personalizace). V Německu a Indii tyto dva světy zjevně tolik nesplývají. Cluster Mobile &amp; Desktop poukazuje na negativní efekt pouze v Indii (−1,8 p. b.), což značí, že mobilní vývoj v Indii zůstává výrazně soustředěn spíše v tradičních rolích bez AI a funguje jako samostatná část trhu.</w:t>
       </w:r>
     </w:p>
     <w:p>
@@ -28624,11 +29248,11 @@
     </w:p>
     <w:p>
       <w:r>
-        <w:t xml:space="preserve">Na Tabulce 2 lze spatřit, že profesní skupina Data &amp; AI je silně pozitivním prediktorem AI požadavku ve všech třech zemích, což samo o sobě není překvapivé. Síla tohoto efektu se však mezi zeměmi výrazně liší. Nejsilnější je v Německu (+59,3 p. b.), následuje Indie (+34,0 p. b.), a nejslabší je USA (+27,1 p. b.). To naznačuje, že na německém trhu existuje jasnější oddělení mezi datovými AI rolemi a zbytkem profesí. V USA je AI rozprostřena rovnoměrněji napříč profesemi, a to včetně běžných softwarových inženýrů. Kategorie Management a Senior Software Engineer jsou signifikantně pozitivní pouze v Německu (+6,5 p. b., resp. +8,0 p. b.). Profesní skupina Other vykazuje signifikantně nižší pravděpodobnost AI požadavku než Software Engineer ve všech třech zemích, zatímco Software Developer a DevOps &amp; Cloud mají signifikantně negativní efekt pouze v USA a Indii. V Německu jsou obě tyto kategorie </w:t>
+        <w:t xml:space="preserve">Na Tabulce 2 lze spatřit, že profesní skupina Data &amp; AI je silně pozitivním prediktorem AI požadavku ve všech třech zemích, což samo o sobě není překvapivé. Síla tohoto efektu se však mezi zeměmi výrazně liší. Nejsilnější je v Německu (+59,3 p. b.), následuje Indie (+34,0 p. b.), a nejslabší je USA (+27,1 p. b.). To naznačuje, že na německém trhu existuje jasnější oddělení mezi datovými AI rolemi a zbytkem profesí. V USA je AI rozprostřena rovnoměrněji napříč profesemi, a to včetně běžných softwarových inženýrů. Kategorie Management a Senior Software Engineer jsou </w:t>
       </w:r>
       <w:r>
         <w:lastRenderedPageBreak/>
-        <w:t>statisticky neutrální, což naznačuje, že na německém trhu Software Developer a DevOps &amp; Cloud pozice nejsou výrazně odlišné od referenčního Software Engineer v pravděpodobnosti AI požadavku.</w:t>
+        <w:t>signifikantně pozitivní pouze v Německu (+6,5 p. b., resp. +8,0 p. b.). Profesní skupina Other vykazuje signifikantně nižší pravděpodobnost AI požadavku než Software Engineer ve všech třech zemích, zatímco Software Developer a DevOps &amp; Cloud mají signifikantně negativní efekt pouze v USA a Indii. V Německu jsou obě tyto kategorie statisticky neutrální, což naznačuje, že na německém trhu Software Developer a DevOps &amp; Cloud pozice nejsou výrazně odlišné od referenčního Software Engineer v pravděpodobnosti AI požadavku.</w:t>
       </w:r>
     </w:p>
     <w:p>
@@ -28638,43 +29262,42 @@
     </w:p>
     <w:p>
       <w:pPr>
-        <w:ind w:firstLine="0"/>
-        <w:rPr>
-          <w:b/>
-          <w:bCs/>
-        </w:rPr>
+        <w:pStyle w:val="Nadpis3"/>
       </w:pPr>
-      <w:r>
-        <w:rPr>
-          <w:b/>
-          <w:bCs/>
-        </w:rPr>
-        <w:t>Používání vs. vývoj AI (multinomický logit)</w:t>
+      <w:bookmarkStart w:id="120" w:name="_Toc227532193"/>
+      <w:bookmarkStart w:id="121" w:name="_Hlk227531739"/>
+      <w:r>
+        <w:t xml:space="preserve">Dovednostní profily AI </w:t>
+      </w:r>
+      <w:r>
+        <w:t>pozic</w:t>
+      </w:r>
+      <w:bookmarkEnd w:id="120"/>
+    </w:p>
+    <w:bookmarkEnd w:id="121"/>
+    <w:p>
+      <w:r>
+        <w:t>Binární logit v sekci 5.2 odpovídá na otázku, které profily souvisejí s AI požadavkem obecně. Jedním z přínosů a zaměření této práce je však samotné rozlišení na pozice, které AI pouze integrují do svých stávajících procesů (AI Integration), a dále ty pozice, kde se AI přímo vyvíjí či je k tomu blízko (Applied/Core AI). K tomuto účelu byl pro každou zemi odhadnut multinomický logistický model s třemi kategoriemi výsledné proměnné (None jako referenční, AI Integration, Applied/Core AI).</w:t>
       </w:r>
     </w:p>
     <w:p>
       <w:r>
-        <w:t>Binární logit v sekci 5.2 odpovídá na otázku, které profily souvisejí s AI požadavkem obecně. Jedním z přínosů a zaměření této práce je však samotné rozlišení na pozice, které AI pouze integrují do svých stávajících procesů (AI Integration), a dále ty pozice, kde se AI přímo vyvíjí či je k tomu blízko (Applied/Core AI). K tomuto účelu byl pro každou zemi odhadnut multinomický logistický model s třemi kategoriemi výsledné proměnné (None jako referenční, AI Integration, Applied/Core AI).</w:t>
+        <w:t>Specifikace multinomického logitu se od binárního logitu mírně liší. Vzdělání (edu_logit) bylo z modelu vyřazeno kvůli nedostatečnému počtu pozorování. Profesní skupina byla z modelu již vyřazena, jelikož práce se primárně zaměřuje na zkoumání vlivu dovedností. Následující multinomický model obsahuje všech 21 skill clusterů včetně Generative AI a Data Science / ML a kontrolní proměnné (zkušenosti, NACE sektor, typ organizace, velikost firmy, remote práce).</w:t>
       </w:r>
     </w:p>
     <w:p>
       <w:r>
-        <w:t>Specifikace multinomického logitu se od binárního logitu mírně liší. Vzdělání (edu_logit) bylo z modelu vyřazeno kvůli nedostatečnému počtu pozorování. Profesní skupina byla z modelu již vyřazena, jelikož práce se primárně zaměřuje na zkoumání vlivu dovedností. Následující multinomický model obsahuje všech 21 skill clusterů včetně Generative AI a Data Science / ML a kontrolní proměnné (zkušenosti, NACE sektor, typ organizace, velikost firmy, remote práce).</w:t>
-      </w:r>
-    </w:p>
-    <w:p>
-      <w:r>
         <w:rPr>
           <w:highlight w:val="yellow"/>
         </w:rPr>
-        <w:t xml:space="preserve">Vzhledem k tomu, že úrovně ai_level lze vnímat jako narůstající hloubku AI adopce (None → AI Integration → Applied/Core AI), by jako alternativa přicházel v úvahu i ordered logit, který by ušetřil několik stupňů volnosti. Tato specifikace ale vyžaduje předpoklad proporcionality šancí napříč úrovněmi, což data zjevně nesplňují. Některé skill clustery totiž na dvě úrovně AI působí v opačných směrech. Například Systems Programming v USA snižuje pravděpodobnost AI Integration (−2,0 p. b.), ale současně zvyšuje pravděpodobnost Applied/Core AI (+3,6 p. b.); Frontend Development je zase silný pozitivní prediktor AI Integration (+4,3 p. b.), zatímco na Applied/Core AI má mírně negativní vliv (−1,1 p. b.). Pokud stejný prediktor působí na dvě sousední úrovně opačně, proporcionalita šancí je porušena a ordered logit by tyto kvalitativní </w:t>
+        <w:t xml:space="preserve">Vzhledem k tomu, že úrovně ai_level lze vnímat jako narůstající hloubku AI adopce (None → AI Integration → Applied/Core AI), by jako alternativa přicházel v úvahu i ordered logit, který by ušetřil několik stupňů volnosti. Tato specifikace ale vyžaduje předpoklad proporcionality šancí napříč úrovněmi, což data zjevně nesplňují. Některé skill clustery totiž na dvě úrovně AI působí v opačných směrech. Například Systems Programming v USA snižuje pravděpodobnost AI Integration (−2,0 p. b.), ale </w:t>
       </w:r>
       <w:r>
         <w:rPr>
           <w:highlight w:val="yellow"/>
         </w:rPr>
         <w:lastRenderedPageBreak/>
-        <w:t>rozdíly v dovednostních profilech překryl. Multinomický logit, který každou kategorii modeluje samostatně, pro danou strukturu dat lépe odpovídá.</w:t>
+        <w:t>současně zvyšuje pravděpodobnost Applied/Core AI (+3,6 p. b.); Frontend Development je zase silný pozitivní prediktor AI Integration (+4,3 p. b.), zatímco na Applied/Core AI má mírně negativní vliv (−1,1 p. b.). Pokud stejný prediktor působí na dvě sousední úrovně opačně, proporcionalita šancí je porušena a ordered logit by tyto kvalitativní rozdíly v dovednostních profilech překryl. Multinomický logit, který každou kategorii modeluje samostatně, pro danou strukturu dat lépe odpovídá.</w:t>
       </w:r>
     </w:p>
     <w:p>
@@ -28697,12 +29320,15 @@
     </w:p>
     <w:p>
       <w:r>
-        <w:t>Cluster Data Engineering je napříč zeměmi nejčistším ukazatelem ve prospěch Applied/Core AI v USA (+3,2 p. b.), Německu (+4,4 p. b.) i Indii, i když tam již méně (+0,9 p. b.). Na nižší úrovni (AI Integration) je v těchto zemích buď slabě negativní nebo statisticky neutrální. Správa datových pipeline, ETL procesů a datová architektura jsou tedy výhradně doménou skutečného AI vývoje, nikoliv integrace. Pozice využívající hotová AI API (rozhraní pro komunikaci aplikací) tuto dovednost nepotřebují, zatímco pozice vyvíjející AI modely ji vyžadují pro přípravu trénovacích dat.</w:t>
+        <w:t xml:space="preserve">Cluster Data Engineering je napříč zeměmi nejčistším ukazatelem ve prospěch Applied/Core AI v USA (+3,2 p. b.), Německu (+4,4 p. b.) i Indii, i když tam již méně (+0,9 p. b.). Na nižší úrovni (AI Integration) je v těchto zemích buď slabě negativní nebo statisticky neutrální. Správa datových pipeline, ETL procesů a datová architektura jsou </w:t>
+      </w:r>
+      <w:r>
+        <w:lastRenderedPageBreak/>
+        <w:t>tedy výhradně doménou skutečného AI vývoje, nikoliv integrace. Pozice využívající hotová AI API (rozhraní pro komunikaci aplikací) tuto dovednost nepotřebují, zatímco pozice vyvíjející AI modely ji vyžadují pro přípravu trénovacích dat.</w:t>
       </w:r>
     </w:p>
     <w:p>
       <w:r>
-        <w:lastRenderedPageBreak/>
         <w:t>Cluster Systems Programming, tedy nízkoúrovňové programování v jazycích jako C, C++ nebo Rust, vykazuje v USA statisticky významný opačný efekt mezi úrovněmi AI. Snižuje pravděpodobnost AI Integration (−2,0 p. b.) a zároveň zvyšuje pravděpodobnost Applied/Core AI (+3,6 p. b.). V Německu je vzorec podobný, ale signifikantní je pouze efekt na vyšší úroveň Applied/Core AI (+3,1 p. b.). V Indii tento cluster ztrácí signifikanci u obou kategorií. Interpretace na amerických datech tak dávají největší logiku, jelikož nízkoúrovňové programování je klíčovou kompetencí pro vývoj infrastruktury pro AI (optimalizaci pipeline, GPU computing, nasazení AI modelů na zařízeních), tedy vyšší úrovně práce s AI, oproti pouhé integraci, kde se tyto dovednosti takto nevyužijí.</w:t>
       </w:r>
     </w:p>
@@ -28718,11 +29344,8 @@
     </w:p>
     <w:p>
       <w:r>
-        <w:t xml:space="preserve">Výjimku představují například cluster dovedností Security &amp; Identity, který v Indii vykazuje slabě pozitivní efekt pro AI Integration (+0,8 p. b., p &lt; 0,01), zatímco v USA a Německu je statisticky neutrální nebo negativní. Tento jev by mohl být interpretován jako integrace AI do oblasti bezpečnosti v indickém IT sektoru, </w:t>
-      </w:r>
-      <w:r>
         <w:lastRenderedPageBreak/>
-        <w:t>pravděpodobně v kontextu outsourcingových služeb (pro západní klienty), kde AI nástroje pro detekci hrozeb nacházejí rychlejší uplatnění.</w:t>
+        <w:t>Výjimku představují například cluster dovedností Security &amp; Identity, který v Indii vykazuje slabě pozitivní efekt pro AI Integration (+0,8 p. b., p &lt; 0,01), zatímco v USA a Německu je statisticky neutrální nebo negativní. Tento jev by mohl být interpretován jako integrace AI do oblasti bezpečnosti v indickém IT sektoru, pravděpodobně v kontextu outsourcingových služeb (pro západní klienty), kde AI nástroje pro detekci hrozeb nacházejí rychlejší uplatnění.</w:t>
       </w:r>
     </w:p>
     <w:p>
@@ -28732,19 +29355,13 @@
     </w:p>
     <w:p>
       <w:pPr>
-        <w:ind w:firstLine="0"/>
-        <w:rPr>
-          <w:b/>
-          <w:bCs/>
-        </w:rPr>
+        <w:pStyle w:val="Nadpis3"/>
       </w:pPr>
-      <w:r>
-        <w:rPr>
-          <w:b/>
-          <w:bCs/>
-        </w:rPr>
-        <w:t>Mzdová prémie za AI (OLS)</w:t>
-      </w:r>
+      <w:bookmarkStart w:id="122" w:name="_Toc227532194"/>
+      <w:r>
+        <w:t>Mzdová prémie za AI</w:t>
+      </w:r>
+      <w:bookmarkEnd w:id="122"/>
     </w:p>
     <w:p>
       <w:r>
@@ -28798,7 +29415,11 @@
         <w:t>ů</w:t>
       </w:r>
       <w:r>
-        <w:t xml:space="preserve">. Výsledky ukazují, že zahrnutí Generative AI a Data Science / ML má na odhady AI prémie jen mírný dopad. V USA se koeficient AI Integration posouvá z +11,5 % na +10,4 % a Applied/Core AI z +16,2 % na +14,0 %. Oba koeficienty zůstávají vysoce statisticky významné (p &lt; 0,001). Hlavní model bez cirkulárních clusterů tedy dává čistší odhad mzdové hodnoty AI role jako takové, </w:t>
+        <w:t xml:space="preserve">. Výsledky ukazují, že zahrnutí Generative AI a Data Science / ML má na odhady AI prémie jen mírný dopad. V USA se koeficient AI Integration posouvá z +11,5 % na +10,4 % a Applied/Core AI z +16,2 % na +14,0 %. Oba koeficienty zůstávají vysoce </w:t>
+      </w:r>
+      <w:r>
+        <w:lastRenderedPageBreak/>
+        <w:t xml:space="preserve">statisticky významné (p &lt; 0,001). Hlavní model bez cirkulárních clusterů tedy dává čistší odhad mzdové hodnoty AI role jako takové, </w:t>
       </w:r>
       <w:r>
         <w:t>jelikož</w:t>
@@ -28825,11 +29446,7 @@
         <w:t xml:space="preserve"> AI</w:t>
       </w:r>
       <w:r>
-        <w:t xml:space="preserve">. Rozdíl R² mezi oběma specifikacemi je </w:t>
-      </w:r>
-      <w:r>
-        <w:lastRenderedPageBreak/>
-        <w:t>prakticky nulový</w:t>
+        <w:t>. Rozdíl R² mezi oběma specifikacemi je prakticky nulový</w:t>
       </w:r>
       <w:r>
         <w:t xml:space="preserve">, </w:t>
@@ -31298,6 +31915,7 @@
               <w:rPr>
                 <w:lang w:val="en-US"/>
               </w:rPr>
+              <w:lastRenderedPageBreak/>
               <w:t>Cloud</w:t>
             </w:r>
           </w:p>
@@ -31653,7 +32271,6 @@
               <w:rPr>
                 <w:lang w:val="en-US"/>
               </w:rPr>
-              <w:lastRenderedPageBreak/>
               <w:t>Datové inženýrství</w:t>
             </w:r>
           </w:p>
@@ -38009,12 +38626,15 @@
         <w:t>není</w:t>
       </w:r>
       <w:r>
-        <w:t xml:space="preserve"> statisticky signifikantní. Nižší signifikance německých odhadů souvisí s velmi malým vzorkem inzerátů s uvedenou mzdou (N = 514, pouhých 8 % z německého vzorku). Německý trh práce obecně inzeruje mzdu mnohem méně často než americký nebo indický, to představuje limitaci statistické síly mzdového modelu.</w:t>
+        <w:t xml:space="preserve"> statisticky signifikantní. Nižší signifikance německých odhadů souvisí s velmi malým vzorkem inzerátů s uvedenou mzdou (N = 514, </w:t>
+      </w:r>
+      <w:r>
+        <w:lastRenderedPageBreak/>
+        <w:t>pouhých 8 % z německého vzorku). Německý trh práce obecně inzeruje mzdu mnohem méně často než americký nebo indický, to představuje limitaci statistické síly mzdového modelu.</w:t>
       </w:r>
     </w:p>
     <w:p>
       <w:r>
-        <w:lastRenderedPageBreak/>
         <w:t>Byl proveden také</w:t>
       </w:r>
       <w:r>
@@ -38100,7 +38720,14 @@
         <w:rPr>
           <w:highlight w:val="yellow"/>
         </w:rPr>
-        <w:t xml:space="preserve"> signifikantní (χ²(1) = 5,17; p = 0,023), vzhledem k absenci exclusion restriction v této specifikaci však nelze spolehlivě rozhodnout, zda jde o skutečnou selekci, nebo o mírné porušení předpokladu bivariate-normálního rozdělení chyb. Bodový odhad indické AI prémie se nicméně po Heckmanově korekci zásadně nemění, takže hlavní závěr o existenci a přibližné velikosti AI prémie zůstává v platnosti ve všech třech zemích. V Německu je třeba odhady interpretovat s vědomím omezené statistické síly, nikoliv jako vychýlené.</w:t>
+        <w:t xml:space="preserve"> signifikantní (χ²(1) = 5,17; p = 0,023), vzhledem k absenci exclusion restriction v této specifikaci však nelze spolehlivě rozhodnout, zda jde o skutečnou selekci, nebo o mírné porušení předpokladu bivariate-normálního rozdělení chyb. Bodový odhad indické AI prémie se nicméně po Heckmanově korekci zásadně nemění, takže hlavní závěr o </w:t>
+      </w:r>
+      <w:r>
+        <w:rPr>
+          <w:highlight w:val="yellow"/>
+        </w:rPr>
+        <w:lastRenderedPageBreak/>
+        <w:t>existenci a přibližné velikosti AI prémie zůstává v platnosti ve všech třech zemích. V Německu je třeba odhady interpretovat s vědomím omezené statistické síly, nikoliv jako vychýlené.</w:t>
       </w:r>
     </w:p>
     <w:p>
@@ -38108,7 +38735,6 @@
         <w:rPr>
           <w:highlight w:val="yellow"/>
         </w:rPr>
-        <w:lastRenderedPageBreak/>
         <w:t>Mean VIF se ve všech třech zemích pohybuje mezi 1,37 a 1,82, tedy hluboko pod kritickou hranicí 5 (případně 10 podle přísnějšího kritéria). Multikolinearita mezi hlavními substantivními prediktory (skill clustery a úrovně AI požadavku) tedy nepředstavuje problém, jelikož jejich individuální hodnoty VIF v žádné zemi nepřesahují 1,9. Vyšší individuální hodnoty se objevují pouze u dummy proměnných pro velikost firmy (max VIF 2,5 v USA, 7,4 v Německu, 5,6 v Indii), což je běžný důsledek vzájemné korelace mezi kategoriemi jedné kategorické proměnné a nemá dopad na odhady AI prémie ani koeficientů skill clusterů.</w:t>
       </w:r>
     </w:p>
@@ -38116,29 +38742,31 @@
       <w:pPr>
         <w:pStyle w:val="Nadpis2"/>
       </w:pPr>
-      <w:bookmarkStart w:id="119" w:name="_Hlk227485035"/>
-      <w:r>
-        <w:t>Podrobný</w:t>
+      <w:bookmarkStart w:id="123" w:name="_Hlk227485035"/>
+      <w:bookmarkStart w:id="124" w:name="_Toc227532195"/>
+      <w:r>
+        <w:t>Detailní</w:t>
       </w:r>
       <w:r>
         <w:t xml:space="preserve"> </w:t>
       </w:r>
       <w:r>
-        <w:t>pohled</w:t>
-      </w:r>
-      <w:r>
-        <w:t xml:space="preserve"> na americk</w:t>
-      </w:r>
-      <w:r>
-        <w:t>ý</w:t>
+        <w:t>analýza</w:t>
       </w:r>
       <w:r>
         <w:t xml:space="preserve"> </w:t>
       </w:r>
-      <w:r>
-        <w:t>trh práce</w:t>
-      </w:r>
-      <w:bookmarkEnd w:id="119"/>
+      <w:bookmarkEnd w:id="123"/>
+      <w:r>
+        <w:t>vzorku</w:t>
+      </w:r>
+      <w:r>
+        <w:t xml:space="preserve"> dat</w:t>
+      </w:r>
+      <w:r>
+        <w:t xml:space="preserve"> USA</w:t>
+      </w:r>
+      <w:bookmarkEnd w:id="124"/>
     </w:p>
     <w:p>
       <w:r>
@@ -38317,1738 +38945,1385 @@
           <w:highlight w:val="yellow"/>
         </w:rPr>
         <w:t>Kvantifikace, o kolik procentních bodů region posouvá americké koeficienty AI prémie, je předmětem Přílohy D.</w:t>
-      </w:r>
-    </w:p>
-    <w:p>
-      <w:pPr>
-        <w:pStyle w:val="Nadpis3"/>
-        <w:numPr>
-          <w:ilvl w:val="0"/>
-          <w:numId w:val="0"/>
-        </w:numPr>
-        <w:ind w:left="720" w:hanging="720"/>
-      </w:pPr>
-      <w:r>
-        <w:t>Determinanty AI požadavku</w:t>
-      </w:r>
-    </w:p>
-    <w:p>
-      <w:r>
-        <w:t>Komparativní</w:t>
-      </w:r>
-      <w:r>
-        <w:t xml:space="preserve"> analýza determinantu AI požadavku</w:t>
-      </w:r>
-      <w:r>
-        <w:t xml:space="preserve"> ukázala </w:t>
-      </w:r>
-      <w:r>
-        <w:t>výsledky</w:t>
-      </w:r>
-      <w:r>
-        <w:t xml:space="preserve"> binárního logit AI požadavku napříč zeměmi. Tato </w:t>
-      </w:r>
-      <w:r>
-        <w:t>podkapitol</w:t>
-      </w:r>
-      <w:r>
-        <w:t>a pohled</w:t>
-      </w:r>
-      <w:r>
-        <w:t xml:space="preserve"> </w:t>
-      </w:r>
-      <w:r>
-        <w:t>rozšiřuje</w:t>
-      </w:r>
-      <w:r>
-        <w:t xml:space="preserve"> postupn</w:t>
-      </w:r>
-      <w:r>
-        <w:t>ým</w:t>
-      </w:r>
-      <w:r>
-        <w:t xml:space="preserve"> inkrementální</w:t>
-      </w:r>
-      <w:r>
-        <w:t>m</w:t>
-      </w:r>
-      <w:r>
-        <w:t xml:space="preserve"> </w:t>
-      </w:r>
-      <w:r>
-        <w:t>přidáváním kontroly do modelu</w:t>
-      </w:r>
-      <w:r>
-        <w:t xml:space="preserve"> na americkém vzorku</w:t>
-      </w:r>
-      <w:r>
-        <w:t xml:space="preserve"> inzerátů</w:t>
-      </w:r>
-      <w:r>
-        <w:t>. O</w:t>
-      </w:r>
-      <w:r>
-        <w:t>dhaluje</w:t>
-      </w:r>
-      <w:r>
-        <w:t xml:space="preserve"> tak</w:t>
-      </w:r>
-      <w:r>
-        <w:t>, kolik variability v AI požadavku vysvětluje firemní profil, profil role a dovednostní profil samostatně. Modely jsou odhadovány ve třech postupných krocích. Model M1 (profil firmy) obsahuje pouze NACE sektor, typ organizace, velikost firmy a region a dosahuje Pseudo R² pouhých 2,4 %.</w:t>
-      </w:r>
-      <w:r>
-        <w:t xml:space="preserve"> </w:t>
-      </w:r>
-      <w:r>
-        <w:t>Firemní profil má tedy jako samotný prediktor AI požadavku velmi slabou výpovědní hodnotu</w:t>
-      </w:r>
-      <w:r>
-        <w:t xml:space="preserve">. </w:t>
-      </w:r>
-      <w:r>
-        <w:t>Po rozšíření o profil role (</w:t>
-      </w:r>
-      <w:r>
-        <w:t>Model M2</w:t>
-      </w:r>
-      <w:r>
-        <w:t xml:space="preserve">), kdy byly do modelu </w:t>
-      </w:r>
-      <w:r>
-        <w:t>přidá</w:t>
-      </w:r>
-      <w:r>
-        <w:t>ny</w:t>
-      </w:r>
-      <w:r>
-        <w:t xml:space="preserve"> technologické skill clustery, profesní skupin</w:t>
-      </w:r>
-      <w:r>
-        <w:t>a</w:t>
-      </w:r>
-      <w:r>
-        <w:t xml:space="preserve">, vzdělání a zkušenosti </w:t>
-      </w:r>
-      <w:r>
-        <w:t>se</w:t>
-      </w:r>
-      <w:r>
-        <w:t xml:space="preserve"> Pseudo R²</w:t>
-      </w:r>
-      <w:r>
-        <w:t xml:space="preserve"> zvyšuje</w:t>
-      </w:r>
-      <w:r>
-        <w:t xml:space="preserve"> na 11,</w:t>
-      </w:r>
-      <w:r>
-        <w:rPr>
-          <w:highlight w:val="cyan"/>
-        </w:rPr>
-        <w:t xml:space="preserve">7 %. Plný Model M3, který k profilu </w:t>
-      </w:r>
-      <w:r>
-        <w:rPr>
-          <w:highlight w:val="cyan"/>
-        </w:rPr>
-        <w:t xml:space="preserve">rolí </w:t>
-      </w:r>
-      <w:r>
-        <w:rPr>
-          <w:highlight w:val="cyan"/>
-        </w:rPr>
-        <w:t xml:space="preserve">přidává ještě firemní proměnné, pak přináší </w:t>
-      </w:r>
-      <w:r>
-        <w:rPr>
-          <w:highlight w:val="cyan"/>
-        </w:rPr>
-        <w:t>již pouze</w:t>
-      </w:r>
-      <w:r>
-        <w:rPr>
-          <w:highlight w:val="cyan"/>
-        </w:rPr>
-        <w:t xml:space="preserve"> </w:t>
-      </w:r>
-      <w:r>
-        <w:rPr>
-          <w:highlight w:val="cyan"/>
-        </w:rPr>
-        <w:t>malé</w:t>
-      </w:r>
-      <w:r>
-        <w:rPr>
-          <w:highlight w:val="cyan"/>
-        </w:rPr>
-        <w:t xml:space="preserve"> zlepšení na 12,9 %.</w:t>
-      </w:r>
-      <w:r>
-        <w:rPr>
-          <w:highlight w:val="cyan"/>
-        </w:rPr>
-        <w:t xml:space="preserve"> To značí, že</w:t>
-      </w:r>
-      <w:r>
-        <w:rPr>
-          <w:highlight w:val="cyan"/>
-        </w:rPr>
-        <w:t xml:space="preserve"> </w:t>
-      </w:r>
-      <w:r>
-        <w:rPr>
-          <w:highlight w:val="cyan"/>
-        </w:rPr>
-        <w:lastRenderedPageBreak/>
-        <w:t>c</w:t>
-      </w:r>
-      <w:r>
-        <w:rPr>
-          <w:highlight w:val="cyan"/>
-        </w:rPr>
-        <w:t>harakteristiky role vysvětlují téměř pětkrát více variability než firemní profil. O tom, zda pozice vyžaduje AI</w:t>
-      </w:r>
-      <w:r>
-        <w:rPr>
-          <w:highlight w:val="cyan"/>
-        </w:rPr>
-        <w:t xml:space="preserve"> tak </w:t>
-      </w:r>
-      <w:r>
-        <w:rPr>
-          <w:highlight w:val="cyan"/>
-        </w:rPr>
-        <w:t>rozhoduje spíše obsah práce než identita zaměstnavatele.</w:t>
-      </w:r>
-    </w:p>
-    <w:p>
-      <w:r>
-        <w:rPr>
-          <w:highlight w:val="yellow"/>
-        </w:rPr>
-        <w:t xml:space="preserve">Hosmer-Lemeshowův test shody je nesignifikantní (χ²(8) = 12,29; p = 0,139), AUC = 0,746 odpovídá přijatelné schopnosti modelu odlišit AI a non-AI pozice a hodnoty VIF nepoukazují na problém s multikolinearitou. Linktest ukázal drobnou nepřesnost ve specifikaci modelu (_hatsq p = 0,003), která pravděpodobně souvisí s absencí interakcí mezi proměnnými. Efekt cloudových dovedností by mohl být silnější v tech hubech, efekt webových technologií se může lišit podle velikosti firmy. Tyto interakce v hlavním modelu nejsou, protože by komplikovaly interpretaci marginálních efektů. Klasifikační tabulka vykazuje celkovou přesnost 80,5 % při senzitivitě 16,9 % a specificitě 96,9 %. Nízká senzitivita je důsledkem </w:t>
-      </w:r>
-      <w:r>
-        <w:rPr>
-          <w:highlight w:val="yellow"/>
-        </w:rPr>
-        <w:t>faktu</w:t>
-      </w:r>
-      <w:r>
-        <w:rPr>
-          <w:highlight w:val="yellow"/>
-        </w:rPr>
-        <w:t>, že AI pozice tvoří jen asi 21 % amerického vzorku. Cílem analýzy však není klasifikace, nýbrž odhad marginálních efektů.</w:t>
       </w:r>
     </w:p>
     <w:p>
       <w:pPr>
         <w:pStyle w:val="Nadpis3"/>
       </w:pPr>
-      <w:r>
-        <w:t>Technologická propast na IT trhu</w:t>
-      </w:r>
+      <w:bookmarkStart w:id="125" w:name="_Toc227532196"/>
+      <w:r>
+        <w:t>Determinanty AI požadavku</w:t>
+      </w:r>
+      <w:bookmarkEnd w:id="125"/>
     </w:p>
     <w:p>
       <w:r>
-        <w:t>Výsledky Modelu M3, interpretované průměrný</w:t>
-      </w:r>
-      <w:r>
-        <w:t>mi</w:t>
-      </w:r>
-      <w:r>
-        <w:t xml:space="preserve"> marginální</w:t>
-      </w:r>
-      <w:r>
-        <w:t>mi</w:t>
-      </w:r>
-      <w:r>
-        <w:t xml:space="preserve"> efekt</w:t>
-      </w:r>
-      <w:r>
-        <w:t>y</w:t>
-      </w:r>
-      <w:r>
-        <w:t xml:space="preserve"> (AME), odhalují </w:t>
-      </w:r>
-      <w:r>
-        <w:t xml:space="preserve">na americkém IT trhu </w:t>
-      </w:r>
-      <w:r>
-        <w:t>výrazn</w:t>
-      </w:r>
-      <w:r>
-        <w:t>é rozdíly v technologiích</w:t>
-      </w:r>
-      <w:r>
-        <w:t>. Na jedné straně stojí moderní, cloud orientovan</w:t>
-      </w:r>
-      <w:r>
-        <w:t>é</w:t>
-      </w:r>
-      <w:r>
-        <w:t xml:space="preserve"> technologi</w:t>
-      </w:r>
-      <w:r>
-        <w:t>e</w:t>
-      </w:r>
-      <w:r>
-        <w:t xml:space="preserve">, </w:t>
-      </w:r>
-      <w:r>
-        <w:t>jejichž</w:t>
-      </w:r>
-      <w:r>
-        <w:t xml:space="preserve"> přítomnost v inzerátu výrazně zvyšuje pravděpodobnost AI požadavku. Na druhé straně tradiční podnikové a infrastrukturní technologie, které s AI pozicemi korelují negativně. Nejsilnějším pozitivním prediktorem je skill cluster Dynamic Web (+9,4 p. b.; p &lt; 0,001). Přítomnost dovedností typu React, Node.js nebo moderních webových frameworků</w:t>
+        <w:t>Komparativní</w:t>
+      </w:r>
+      <w:r>
+        <w:t xml:space="preserve"> analýza determinantu AI požadavku</w:t>
+      </w:r>
+      <w:r>
+        <w:t xml:space="preserve"> ukázala </w:t>
+      </w:r>
+      <w:r>
+        <w:t>výsledky</w:t>
+      </w:r>
+      <w:r>
+        <w:t xml:space="preserve"> binárního logit AI požadavku napříč zeměmi. Tato </w:t>
+      </w:r>
+      <w:r>
+        <w:t>podkapitol</w:t>
+      </w:r>
+      <w:r>
+        <w:t>a pohled</w:t>
+      </w:r>
+      <w:r>
+        <w:t xml:space="preserve"> </w:t>
+      </w:r>
+      <w:r>
+        <w:t>rozšiřuje</w:t>
+      </w:r>
+      <w:r>
+        <w:t xml:space="preserve"> postupn</w:t>
+      </w:r>
+      <w:r>
+        <w:t>ým</w:t>
+      </w:r>
+      <w:r>
+        <w:t xml:space="preserve"> inkrementální</w:t>
+      </w:r>
+      <w:r>
+        <w:t>m</w:t>
+      </w:r>
+      <w:r>
+        <w:t xml:space="preserve"> </w:t>
+      </w:r>
+      <w:r>
+        <w:t>přidáváním kontroly do modelu</w:t>
+      </w:r>
+      <w:r>
+        <w:t xml:space="preserve"> na americkém vzorku</w:t>
+      </w:r>
+      <w:r>
+        <w:t xml:space="preserve"> inzerátů</w:t>
+      </w:r>
+      <w:r>
+        <w:t>. O</w:t>
+      </w:r>
+      <w:r>
+        <w:t>dhaluje</w:t>
       </w:r>
       <w:r>
         <w:t xml:space="preserve"> tak</w:t>
       </w:r>
       <w:r>
-        <w:t xml:space="preserve"> zvyšuje pravděpodobnost AI požadavku o téměř 10 procentních bodů. Tento výsledek odráží reálný tržní trend, jelikož AI funkce (chatboti, doporučovací systémy, personalizace) jsou nejčastěji nasazovány právě prostřednictvím webových aplikací.</w:t>
+        <w:t>, kolik variability v AI požadavku vysvětluje firemní profil, profil role a dovednostní profil samostatně. Modely jsou odhadovány ve třech postupných krocích. Model M1 (profil firmy) obsahuje pouze NACE sektor, typ organizace, velikost firmy a region a dosahuje Pseudo R² pouhých 2,4 %.</w:t>
       </w:r>
       <w:r>
         <w:t xml:space="preserve"> </w:t>
       </w:r>
       <w:r>
-        <w:t>V rozmezí přibližně 2 až 7 procentních bodů následují další skill clustery</w:t>
-      </w:r>
-      <w:r>
-        <w:t xml:space="preserve"> zastupující práci s moderními technologiemi</w:t>
-      </w:r>
-      <w:r>
-        <w:t>, což je</w:t>
-      </w:r>
-      <w:r>
-        <w:t xml:space="preserve"> Cloud Computing a DevOps / Containers (cloudová infrastruktura), Data Engineering a BI / Analytics (datová vrstva), Enterprise Platforms, Frontend Development a Backend Development (vývoj</w:t>
-      </w:r>
-      <w:r>
-        <w:t xml:space="preserve"> aplikací</w:t>
-      </w:r>
-      <w:r>
-        <w:t xml:space="preserve">), a Systems Programming (nízkoúrovňové programování). Všechny </w:t>
-      </w:r>
-      <w:r>
-        <w:t xml:space="preserve">zmíněné </w:t>
-      </w:r>
-      <w:r>
-        <w:t>efekty jsou statisticky vysoce signifikantní.</w:t>
+        <w:t>Firemní profil má tedy jako samotný prediktor AI požadavku velmi slabou výpovědní hodnotu</w:t>
+      </w:r>
+      <w:r>
+        <w:t xml:space="preserve">. </w:t>
+      </w:r>
+      <w:r>
+        <w:t>Po rozšíření o profil role (</w:t>
+      </w:r>
+      <w:r>
+        <w:t>Model M2</w:t>
+      </w:r>
+      <w:r>
+        <w:t xml:space="preserve">), kdy </w:t>
+      </w:r>
+      <w:r>
+        <w:lastRenderedPageBreak/>
+        <w:t xml:space="preserve">byly do modelu </w:t>
+      </w:r>
+      <w:r>
+        <w:t>přidá</w:t>
+      </w:r>
+      <w:r>
+        <w:t>ny</w:t>
+      </w:r>
+      <w:r>
+        <w:t xml:space="preserve"> technologické skill clustery, profesní skupin</w:t>
+      </w:r>
+      <w:r>
+        <w:t>a</w:t>
+      </w:r>
+      <w:r>
+        <w:t xml:space="preserve">, vzdělání a zkušenosti </w:t>
+      </w:r>
+      <w:r>
+        <w:t>se</w:t>
+      </w:r>
+      <w:r>
+        <w:t xml:space="preserve"> Pseudo R²</w:t>
+      </w:r>
+      <w:r>
+        <w:t xml:space="preserve"> zvyšuje</w:t>
+      </w:r>
+      <w:r>
+        <w:t xml:space="preserve"> na 11,</w:t>
+      </w:r>
+      <w:r>
+        <w:rPr>
+          <w:highlight w:val="cyan"/>
+        </w:rPr>
+        <w:t xml:space="preserve">7 %. Plný Model M3, který k profilu </w:t>
+      </w:r>
+      <w:r>
+        <w:rPr>
+          <w:highlight w:val="cyan"/>
+        </w:rPr>
+        <w:t xml:space="preserve">rolí </w:t>
+      </w:r>
+      <w:r>
+        <w:rPr>
+          <w:highlight w:val="cyan"/>
+        </w:rPr>
+        <w:t xml:space="preserve">přidává ještě firemní proměnné, pak přináší </w:t>
+      </w:r>
+      <w:r>
+        <w:rPr>
+          <w:highlight w:val="cyan"/>
+        </w:rPr>
+        <w:t>již pouze</w:t>
+      </w:r>
+      <w:r>
+        <w:rPr>
+          <w:highlight w:val="cyan"/>
+        </w:rPr>
+        <w:t xml:space="preserve"> </w:t>
+      </w:r>
+      <w:r>
+        <w:rPr>
+          <w:highlight w:val="cyan"/>
+        </w:rPr>
+        <w:t>malé</w:t>
+      </w:r>
+      <w:r>
+        <w:rPr>
+          <w:highlight w:val="cyan"/>
+        </w:rPr>
+        <w:t xml:space="preserve"> zlepšení na 12,9 %.</w:t>
+      </w:r>
+      <w:r>
+        <w:rPr>
+          <w:highlight w:val="cyan"/>
+        </w:rPr>
+        <w:t xml:space="preserve"> To značí, že</w:t>
+      </w:r>
+      <w:r>
+        <w:rPr>
+          <w:highlight w:val="cyan"/>
+        </w:rPr>
+        <w:t xml:space="preserve"> </w:t>
+      </w:r>
+      <w:r>
+        <w:rPr>
+          <w:highlight w:val="cyan"/>
+        </w:rPr>
+        <w:t>c</w:t>
+      </w:r>
+      <w:r>
+        <w:rPr>
+          <w:highlight w:val="cyan"/>
+        </w:rPr>
+        <w:t>harakteristiky role vysvětlují téměř pětkrát více variability než firemní profil. O tom, zda pozice vyžaduje AI</w:t>
+      </w:r>
+      <w:r>
+        <w:rPr>
+          <w:highlight w:val="cyan"/>
+        </w:rPr>
+        <w:t xml:space="preserve"> tak </w:t>
+      </w:r>
+      <w:r>
+        <w:rPr>
+          <w:highlight w:val="cyan"/>
+        </w:rPr>
+        <w:t>rozhoduje spíše obsah práce než identita zaměstnavatele.</w:t>
       </w:r>
     </w:p>
     <w:p>
       <w:r>
-        <w:t>Na opačné straně jsou</w:t>
-      </w:r>
-      <w:r>
-        <w:t xml:space="preserve"> pak</w:t>
-      </w:r>
-      <w:r>
-        <w:t xml:space="preserve"> technologie typické pro tradiční IT role</w:t>
-      </w:r>
-      <w:r>
-        <w:t xml:space="preserve"> jako</w:t>
-      </w:r>
-      <w:r>
-        <w:t xml:space="preserve"> Enterprise / Managed systémy (−6,5 p. b.; p &lt; 0,001) </w:t>
-      </w:r>
-      <w:r>
-        <w:t>či</w:t>
-      </w:r>
-      <w:r>
-        <w:t xml:space="preserve"> Scripting / Shell (−5,6 p. b.; p &lt; 0,001)</w:t>
-      </w:r>
-      <w:r>
-        <w:t xml:space="preserve">, jež </w:t>
-      </w:r>
-      <w:r>
-        <w:t>mají nejsilnější negativní vliv, násled</w:t>
-      </w:r>
-      <w:r>
-        <w:t xml:space="preserve">ovány </w:t>
-      </w:r>
-      <w:r>
-        <w:t>Databases / Storage (−3,4 p. b.) a OS / Embedded (−3,3 p. b.). AI požadavky se tedy koncentrují v pozicích s moderním cloud</w:t>
-      </w:r>
-      <w:r>
-        <w:t xml:space="preserve"> </w:t>
-      </w:r>
-      <w:r>
-        <w:lastRenderedPageBreak/>
-        <w:t xml:space="preserve">až </w:t>
-      </w:r>
-      <w:r>
-        <w:t>webovým profilem, zatímco tradiční podnikové a infrastrukturní role AI zatím výrazněji neadoptovaly. Tato propast má jeden důležitý praktický důsledek. Přechod k AI neznamená jen osvojit si samotné AI nástroje, nýbrž modernizovat celé technologické zázemí. Firmy a pracovníci zakotvení v</w:t>
-      </w:r>
-      <w:r>
-        <w:t xml:space="preserve"> starších zavedených </w:t>
-      </w:r>
-      <w:r>
-        <w:t>technologiích mají k AI strukturálně dál.</w:t>
-      </w:r>
-    </w:p>
-    <w:p>
-      <w:r>
-        <w:t xml:space="preserve">Zajímavý je také výsledek pro firemní charakteristiky a senioritu. Typ organizace (Private, Public, Unknown/Other/Gov) nemá statisticky významný vliv v žádné specifikaci. Stejně tak po kontrole skill clusterů a job family ztrácí signifikanci </w:t>
-      </w:r>
-      <w:r>
-        <w:t xml:space="preserve">i seniorita </w:t>
-      </w:r>
-      <w:r>
-        <w:t>(Junior p = 0,2</w:t>
-      </w:r>
-      <w:r>
-        <w:t>62</w:t>
-      </w:r>
-      <w:r>
-        <w:t>; Senior+ p = 0,2</w:t>
-      </w:r>
-      <w:r>
-        <w:t>33</w:t>
-      </w:r>
-      <w:r>
-        <w:t>). AI požadavky tedy nejsou výsadou seniorních pozic, pronikají na všechny úrovně seniority a napříč různými typy zaměstnavatelů, pokud má pozice odpovídající technologický profil.</w:t>
+        <w:rPr>
+          <w:highlight w:val="yellow"/>
+        </w:rPr>
+        <w:t xml:space="preserve">Hosmer-Lemeshowův test shody je nesignifikantní (χ²(8) = 12,29; p = 0,139), AUC = 0,746 odpovídá přijatelné schopnosti modelu odlišit AI a non-AI pozice a hodnoty VIF nepoukazují na problém s multikolinearitou. Linktest ukázal drobnou nepřesnost ve specifikaci modelu (_hatsq p = 0,003), která pravděpodobně souvisí s absencí interakcí mezi proměnnými. Efekt cloudových dovedností by mohl být silnější v tech hubech, efekt webových technologií se může lišit podle velikosti firmy. Tyto interakce v hlavním modelu nejsou, protože by komplikovaly interpretaci marginálních efektů. Klasifikační tabulka vykazuje celkovou přesnost 80,5 % při senzitivitě 16,9 % a specificitě 96,9 %. Nízká senzitivita je důsledkem </w:t>
+      </w:r>
+      <w:r>
+        <w:rPr>
+          <w:highlight w:val="yellow"/>
+        </w:rPr>
+        <w:t>faktu</w:t>
+      </w:r>
+      <w:r>
+        <w:rPr>
+          <w:highlight w:val="yellow"/>
+        </w:rPr>
+        <w:t>, že AI pozice tvoří jen asi 21 % amerického vzorku. Cílem analýzy však není klasifikace, nýbrž odhad marginálních efektů.</w:t>
       </w:r>
     </w:p>
     <w:p>
       <w:pPr>
         <w:pStyle w:val="Nadpis3"/>
       </w:pPr>
-      <w:r>
-        <w:t>M</w:t>
-      </w:r>
-      <w:r>
-        <w:t>ediace</w:t>
-      </w:r>
-      <w:r>
-        <w:t xml:space="preserve"> skrz profesní skupinu</w:t>
-      </w:r>
+      <w:bookmarkStart w:id="126" w:name="_Toc227532197"/>
+      <w:r>
+        <w:t>Technologická propast na IT trhu</w:t>
+      </w:r>
+      <w:bookmarkEnd w:id="126"/>
     </w:p>
     <w:p>
       <w:r>
-        <w:t xml:space="preserve">Profesní skupina (job family) a úroveň seniority </w:t>
-      </w:r>
-      <w:r>
-        <w:t xml:space="preserve">v modelu </w:t>
-      </w:r>
-      <w:r>
-        <w:t>mohou</w:t>
+        <w:t>Výsledky Modelu M3, interpretované průměrný</w:t>
+      </w:r>
+      <w:r>
+        <w:t>mi</w:t>
+      </w:r>
+      <w:r>
+        <w:t xml:space="preserve"> marginální</w:t>
+      </w:r>
+      <w:r>
+        <w:t>mi</w:t>
+      </w:r>
+      <w:r>
+        <w:t xml:space="preserve"> efekt</w:t>
+      </w:r>
+      <w:r>
+        <w:t>y</w:t>
+      </w:r>
+      <w:r>
+        <w:t xml:space="preserve"> (AME), odhalují </w:t>
+      </w:r>
+      <w:r>
+        <w:t xml:space="preserve">na americkém IT trhu </w:t>
+      </w:r>
+      <w:r>
+        <w:t>výrazn</w:t>
+      </w:r>
+      <w:r>
+        <w:t>é rozdíly v technologiích</w:t>
+      </w:r>
+      <w:r>
+        <w:t>. Na jedné straně stojí moderní, cloud orientovan</w:t>
+      </w:r>
+      <w:r>
+        <w:t>é</w:t>
+      </w:r>
+      <w:r>
+        <w:t xml:space="preserve"> technologi</w:t>
+      </w:r>
+      <w:r>
+        <w:t>e</w:t>
+      </w:r>
+      <w:r>
+        <w:t xml:space="preserve">, </w:t>
+      </w:r>
+      <w:r>
+        <w:t>jejichž</w:t>
+      </w:r>
+      <w:r>
+        <w:t xml:space="preserve"> přítomnost v inzerátu výrazně zvyšuje pravděpodobnost AI požadavku. Na druhé straně tradiční podnikové a infrastrukturní technologie, které s AI pozicemi korelují negativně. Nejsilnějším pozitivním prediktorem je skill cluster Dynamic Web (+9,4 p. b.; p &lt; 0,001). Přítomnost dovedností typu React, Node.js nebo moderních webových frameworků</w:t>
+      </w:r>
+      <w:r>
+        <w:t xml:space="preserve"> tak</w:t>
+      </w:r>
+      <w:r>
+        <w:t xml:space="preserve"> zvyšuje pravděpodobnost AI požadavku o téměř 10 procentních bodů. Tento výsledek odráží reálný tržní trend, jelikož AI funkce (chatboti, doporučovací systémy, personalizace) jsou nejčastěji nasazovány právě prostřednictvím webových aplikací.</w:t>
       </w:r>
       <w:r>
         <w:t xml:space="preserve"> </w:t>
       </w:r>
       <w:r>
-        <w:t>částečně absorbovat efekt technologických dovedností na pravděpodobnost AI požadavku</w:t>
-      </w:r>
-      <w:r>
-        <w:t xml:space="preserve">, a </w:t>
-      </w:r>
-      <w:r>
-        <w:t xml:space="preserve">fungovat </w:t>
-      </w:r>
-      <w:r>
-        <w:t xml:space="preserve">tedy </w:t>
-      </w:r>
-      <w:r>
-        <w:t>jako mediáto</w:t>
-      </w:r>
-      <w:r>
-        <w:t>ři</w:t>
-      </w:r>
-      <w:r>
-        <w:t xml:space="preserve">. Pokud </w:t>
-      </w:r>
-      <w:r>
-        <w:t>by tomu</w:t>
-      </w:r>
-      <w:r>
-        <w:t xml:space="preserve"> tak </w:t>
-      </w:r>
-      <w:r>
-        <w:t>skutečně bylo</w:t>
-      </w:r>
-      <w:r>
-        <w:t xml:space="preserve">, plný model jejich vliv absorbuje a skutečný efekt dovedností je v něm podhodnocen. Pro ověření </w:t>
-      </w:r>
-      <w:r>
-        <w:t xml:space="preserve">tohoto jevu </w:t>
-      </w:r>
-      <w:r>
-        <w:t>byly odhadnuty tři vnořené modely</w:t>
-      </w:r>
-      <w:r>
-        <w:t>,</w:t>
-      </w:r>
-      <w:r>
-        <w:t xml:space="preserve"> </w:t>
-      </w:r>
-      <w:r>
-        <w:t xml:space="preserve">plný model </w:t>
-      </w:r>
-      <w:r>
-        <w:t>M3 (Pseudo R² = 0,129), M3-nojf bez job_family</w:t>
-      </w:r>
-      <w:r>
-        <w:t xml:space="preserve"> (</w:t>
-      </w:r>
-      <w:r>
-        <w:t xml:space="preserve">Pseudo R² = 0,102) a M3-nojf-noexp bez job_family </w:t>
-      </w:r>
-      <w:r>
-        <w:t xml:space="preserve">a </w:t>
-      </w:r>
-      <w:r>
-        <w:t>seniority</w:t>
-      </w:r>
-      <w:r>
-        <w:t xml:space="preserve"> (</w:t>
-      </w:r>
-      <w:r>
-        <w:t xml:space="preserve">Pseudo R² = 0,101). Profesní skupina se </w:t>
-      </w:r>
-      <w:r>
-        <w:t xml:space="preserve">zde </w:t>
-      </w:r>
-      <w:r>
-        <w:t xml:space="preserve">ukázala jako silný mediátor. Po jejím vyřazení z modelu efekty klíčových skill clusterů </w:t>
-      </w:r>
-      <w:r>
-        <w:t>značně</w:t>
-      </w:r>
-      <w:r>
-        <w:t xml:space="preserve"> posílily. </w:t>
-      </w:r>
-      <w:r>
-        <w:t>Například C</w:t>
-      </w:r>
-      <w:r>
-        <w:t>loud Computing vzrostl z +6,6 na +8,5 p. b. (29 %</w:t>
-      </w:r>
-      <w:r>
-        <w:t xml:space="preserve"> nárůst</w:t>
-      </w:r>
-      <w:r>
-        <w:t>), Data Engineering z +4,5 na +7,3 p. b. (62 %</w:t>
-      </w:r>
-      <w:r>
-        <w:t xml:space="preserve"> nárůst</w:t>
-      </w:r>
-      <w:r>
-        <w:t>) a negativní efekt Scripting / Shell se prohloubil z −5,6 na −7,8 p. b. (39 %</w:t>
-      </w:r>
-      <w:r>
-        <w:t xml:space="preserve"> propad</w:t>
-      </w:r>
-      <w:r>
-        <w:t>). Nově signifikantními se staly Security / Identity (p = 0,0</w:t>
-      </w:r>
-      <w:r>
-        <w:t>1</w:t>
-      </w:r>
-      <w:r>
-        <w:t>3) a Testing / QA (p = 0,0</w:t>
-      </w:r>
-      <w:r>
-        <w:t>38</w:t>
-      </w:r>
-      <w:r>
-        <w:t>), tedy clustery, které byly v plném modelu profesní skupinou absorbovány. Technologické dovednosti tak predikují jak AI požadavek, tak profesní skupinu, a jejich efekt se po zahrnutí job_family zeslabuje.</w:t>
+        <w:t>V rozmezí přibližně 2 až 7 procentních bodů následují další skill clustery</w:t>
+      </w:r>
+      <w:r>
+        <w:t xml:space="preserve"> zastupující práci s moderními technologiemi</w:t>
+      </w:r>
+      <w:r>
+        <w:t>, což je</w:t>
+      </w:r>
+      <w:r>
+        <w:t xml:space="preserve"> Cloud Computing a DevOps / Containers (cloudová infrastruktura), Data Engineering a BI / Analytics (datová vrstva), Enterprise Platforms, Frontend Development a Backend Development (vývoj</w:t>
+      </w:r>
+      <w:r>
+        <w:t xml:space="preserve"> aplikací</w:t>
+      </w:r>
+      <w:r>
+        <w:t xml:space="preserve">), a Systems Programming (nízkoúrovňové programování). Všechny </w:t>
+      </w:r>
+      <w:r>
+        <w:t xml:space="preserve">zmíněné </w:t>
+      </w:r>
+      <w:r>
+        <w:t>efekty jsou statisticky vysoce signifikantní.</w:t>
       </w:r>
     </w:p>
     <w:p>
       <w:r>
-        <w:t>V</w:t>
-      </w:r>
-      <w:r>
-        <w:t xml:space="preserve"> případě</w:t>
-      </w:r>
-      <w:r>
-        <w:t xml:space="preserve"> </w:t>
-      </w:r>
-      <w:r>
-        <w:t>seniorit</w:t>
-      </w:r>
-      <w:r>
-        <w:t xml:space="preserve">y se </w:t>
-      </w:r>
-      <w:r>
-        <w:t xml:space="preserve">tak </w:t>
-      </w:r>
-      <w:r>
-        <w:t>ne</w:t>
-      </w:r>
-      <w:r>
-        <w:t>jedná</w:t>
-      </w:r>
-      <w:r>
-        <w:t xml:space="preserve">. Srovnání </w:t>
-      </w:r>
-      <w:r>
-        <w:t xml:space="preserve">modelů </w:t>
-      </w:r>
-      <w:r>
-        <w:t>M3-nojf a M3-nojf-noexp ukazuje, že odebrání seniority téměř nic nemění (ΔPseudo R² = 0,001) a koeficienty skill clusterů zůstávají prakticky stejné. AI požadavky tedy nejsou vázány na úroveň zkušeností</w:t>
-      </w:r>
-      <w:r>
-        <w:t>. J</w:t>
-      </w:r>
-      <w:r>
-        <w:t xml:space="preserve">uniorní pozice </w:t>
-      </w:r>
-      <w:r>
-        <w:t>vyžadující dovednosti v </w:t>
-      </w:r>
-      <w:r>
-        <w:t>moderní</w:t>
-      </w:r>
-      <w:r>
-        <w:t>ch t</w:t>
-      </w:r>
-      <w:r>
-        <w:t>ech</w:t>
-      </w:r>
-      <w:r>
-        <w:t>nologi</w:t>
-      </w:r>
-      <w:r>
-        <w:t>ích</w:t>
-      </w:r>
-      <w:r>
-        <w:t xml:space="preserve"> </w:t>
-      </w:r>
-      <w:r>
-        <w:t>mají stejnou šanci na AI požadavek jako pozice seniorní.</w:t>
+        <w:lastRenderedPageBreak/>
+        <w:t>Na opačné straně jsou</w:t>
+      </w:r>
+      <w:r>
+        <w:t xml:space="preserve"> pak</w:t>
+      </w:r>
+      <w:r>
+        <w:t xml:space="preserve"> technologie typické pro tradiční IT role</w:t>
+      </w:r>
+      <w:r>
+        <w:t xml:space="preserve"> jako</w:t>
+      </w:r>
+      <w:r>
+        <w:t xml:space="preserve"> Enterprise / Managed systémy (−6,5 p. b.; p &lt; 0,001) </w:t>
+      </w:r>
+      <w:r>
+        <w:t>či</w:t>
+      </w:r>
+      <w:r>
+        <w:t xml:space="preserve"> Scripting / Shell (−5,6 p. b.; p &lt; 0,001)</w:t>
+      </w:r>
+      <w:r>
+        <w:t xml:space="preserve">, jež </w:t>
+      </w:r>
+      <w:r>
+        <w:t>mají nejsilnější negativní vliv, násled</w:t>
+      </w:r>
+      <w:r>
+        <w:t xml:space="preserve">ovány </w:t>
+      </w:r>
+      <w:r>
+        <w:t>Databases / Storage (−3,4 p. b.) a OS / Embedded (−3,3 p. b.). AI požadavky se tedy koncentrují v pozicích s moderním cloud</w:t>
+      </w:r>
+      <w:r>
+        <w:t xml:space="preserve"> až </w:t>
+      </w:r>
+      <w:r>
+        <w:t>webovým profilem, zatímco tradiční podnikové a infrastrukturní role AI zatím výrazněji neadoptovaly. Tato propast má jeden důležitý praktický důsledek. Přechod k AI neznamená jen osvojit si samotné AI nástroje, nýbrž modernizovat celé technologické zázemí. Firmy a pracovníci zakotvení v</w:t>
+      </w:r>
+      <w:r>
+        <w:t xml:space="preserve"> starších zavedených </w:t>
+      </w:r>
+      <w:r>
+        <w:t>technologiích mají k AI strukturálně dál.</w:t>
+      </w:r>
+    </w:p>
+    <w:p>
+      <w:r>
+        <w:t xml:space="preserve">Zajímavý je také výsledek pro firemní charakteristiky a senioritu. Typ organizace (Private, Public, Unknown/Other/Gov) nemá statisticky významný vliv v žádné specifikaci. Stejně tak po kontrole skill clusterů a job family ztrácí signifikanci </w:t>
+      </w:r>
+      <w:r>
+        <w:t xml:space="preserve">i seniorita </w:t>
+      </w:r>
+      <w:r>
+        <w:t>(Junior p = 0,2</w:t>
+      </w:r>
+      <w:r>
+        <w:t>62</w:t>
+      </w:r>
+      <w:r>
+        <w:t>; Senior+ p = 0,2</w:t>
+      </w:r>
+      <w:r>
+        <w:t>33</w:t>
+      </w:r>
+      <w:r>
+        <w:t>). AI požadavky tedy nejsou výsadou seniorních pozic, pronikají na všechny úrovně seniority a napříč různými typy zaměstnavatelů, pokud má pozice odpovídající technologický profil.</w:t>
       </w:r>
     </w:p>
     <w:p>
       <w:pPr>
         <w:pStyle w:val="Nadpis3"/>
       </w:pPr>
-      <w:r>
-        <w:lastRenderedPageBreak/>
-        <w:t xml:space="preserve">Inkrementální </w:t>
-      </w:r>
-      <w:r>
-        <w:t xml:space="preserve">modely </w:t>
-      </w:r>
-      <w:r>
-        <w:t>OLS mzdové prémie</w:t>
-      </w:r>
+      <w:bookmarkStart w:id="127" w:name="_Toc227532198"/>
+      <w:r>
+        <w:t>M</w:t>
+      </w:r>
+      <w:r>
+        <w:t>ediace</w:t>
+      </w:r>
+      <w:r>
+        <w:t xml:space="preserve"> skrz profesní skupinu</w:t>
+      </w:r>
+      <w:bookmarkEnd w:id="127"/>
     </w:p>
     <w:p>
       <w:r>
-        <w:t xml:space="preserve">Komparativní </w:t>
-      </w:r>
-      <w:r>
-        <w:t xml:space="preserve">analýza </w:t>
-      </w:r>
-      <w:r>
-        <w:t>v </w:t>
-      </w:r>
-      <w:r>
-        <w:rPr>
-          <w:highlight w:val="yellow"/>
-        </w:rPr>
-        <w:t>kapitole 5.4</w:t>
+        <w:t xml:space="preserve">Profesní skupina (job family) a úroveň seniority </w:t>
+      </w:r>
+      <w:r>
+        <w:t xml:space="preserve">v modelu </w:t>
+      </w:r>
+      <w:r>
+        <w:t>mohou</w:t>
       </w:r>
       <w:r>
         <w:t xml:space="preserve"> </w:t>
       </w:r>
       <w:r>
-        <w:t xml:space="preserve">odhadovala čistou AI prémii </w:t>
-      </w:r>
-      <w:r>
-        <w:t>pro každou zemi</w:t>
-      </w:r>
-      <w:r>
-        <w:t xml:space="preserve">. </w:t>
-      </w:r>
-      <w:r>
-        <w:t xml:space="preserve">Zde je </w:t>
-      </w:r>
-      <w:r>
-        <w:t>AI prémi</w:t>
-      </w:r>
-      <w:r>
-        <w:t xml:space="preserve">e </w:t>
-      </w:r>
-      <w:r>
-        <w:t>v</w:t>
-      </w:r>
-      <w:r>
-        <w:t> </w:t>
-      </w:r>
-      <w:r>
-        <w:t>USA</w:t>
-      </w:r>
-      <w:r>
-        <w:t xml:space="preserve"> rozebrána</w:t>
-      </w:r>
-      <w:r>
-        <w:t xml:space="preserve"> postupným přidáváním kontrol firemního profilu, lidského kapitálu a technologického profilu pozice</w:t>
-      </w:r>
-      <w:r>
-        <w:t>. Cílem je zjistit</w:t>
-      </w:r>
-      <w:r>
-        <w:t>, která vrstva AI prémi</w:t>
-      </w:r>
-      <w:r>
-        <w:t>i</w:t>
-      </w:r>
-      <w:r>
-        <w:t xml:space="preserve"> vysvětluje</w:t>
-      </w:r>
-      <w:r>
-        <w:t xml:space="preserve">, </w:t>
-      </w:r>
-      <w:r>
-        <w:t>či</w:t>
-      </w:r>
-      <w:r>
-        <w:t xml:space="preserve"> která ne. </w:t>
-      </w:r>
-      <w:r>
-        <w:t>Pro tento účel byly</w:t>
-      </w:r>
-      <w:r>
-        <w:t xml:space="preserve"> sestaveny tři inkrementální OLS modely vysvětlující přirozený logaritmus roční mzdy (ln_salary) v souladu s Mincerovou mzdovou rovnicí. Díky logaritmické transformaci závislé proměnné lze odhadnuté koeficienty interpretovat jako přibližné procentuální změny mzdy.</w:t>
+        <w:t>částečně absorbovat efekt technologických dovedností na pravděpodobnost AI požadavku</w:t>
+      </w:r>
+      <w:r>
+        <w:t xml:space="preserve">, a </w:t>
+      </w:r>
+      <w:r>
+        <w:t xml:space="preserve">fungovat </w:t>
+      </w:r>
+      <w:r>
+        <w:t xml:space="preserve">tedy </w:t>
+      </w:r>
+      <w:r>
+        <w:t>jako mediáto</w:t>
+      </w:r>
+      <w:r>
+        <w:t>ři</w:t>
+      </w:r>
+      <w:r>
+        <w:t xml:space="preserve">. Pokud </w:t>
+      </w:r>
+      <w:r>
+        <w:t>by tomu</w:t>
+      </w:r>
+      <w:r>
+        <w:t xml:space="preserve"> tak </w:t>
+      </w:r>
+      <w:r>
+        <w:t>skutečně bylo</w:t>
+      </w:r>
+      <w:r>
+        <w:t xml:space="preserve">, plný model jejich vliv absorbuje a skutečný efekt dovedností je v něm podhodnocen. Pro ověření </w:t>
+      </w:r>
+      <w:r>
+        <w:t xml:space="preserve">tohoto jevu </w:t>
+      </w:r>
+      <w:r>
+        <w:t>byly odhadnuty tři vnořené modely</w:t>
+      </w:r>
+      <w:r>
+        <w:t>,</w:t>
+      </w:r>
+      <w:r>
+        <w:t xml:space="preserve"> </w:t>
+      </w:r>
+      <w:r>
+        <w:t xml:space="preserve">plný model </w:t>
+      </w:r>
+      <w:r>
+        <w:t>M3 (Pseudo R² = 0,129), M3-nojf bez job_family</w:t>
+      </w:r>
+      <w:r>
+        <w:t xml:space="preserve"> (</w:t>
+      </w:r>
+      <w:r>
+        <w:t xml:space="preserve">Pseudo R² = 0,102) a M3-nojf-noexp bez job_family </w:t>
+      </w:r>
+      <w:r>
+        <w:t xml:space="preserve">a </w:t>
+      </w:r>
+      <w:r>
+        <w:t>seniority</w:t>
+      </w:r>
+      <w:r>
+        <w:t xml:space="preserve"> (</w:t>
+      </w:r>
+      <w:r>
+        <w:t xml:space="preserve">Pseudo R² = 0,101). Profesní skupina se </w:t>
+      </w:r>
+      <w:r>
+        <w:t xml:space="preserve">zde </w:t>
+      </w:r>
+      <w:r>
+        <w:t xml:space="preserve">ukázala jako silný mediátor. Po jejím vyřazení z modelu efekty klíčových skill clusterů </w:t>
+      </w:r>
+      <w:r>
+        <w:t>značně</w:t>
+      </w:r>
+      <w:r>
+        <w:t xml:space="preserve"> posílily. </w:t>
+      </w:r>
+      <w:r>
+        <w:t>Například C</w:t>
+      </w:r>
+      <w:r>
+        <w:t>loud Computing vzrostl z +6,6 na +8,5 p. b. (29 %</w:t>
+      </w:r>
+      <w:r>
+        <w:t xml:space="preserve"> nárůst</w:t>
+      </w:r>
+      <w:r>
+        <w:t>), Data Engineering z +4,5 na +7,3 p. b. (62 %</w:t>
+      </w:r>
+      <w:r>
+        <w:t xml:space="preserve"> nárůst</w:t>
+      </w:r>
+      <w:r>
+        <w:t>) a negativní efekt Scripting / Shell se prohloubil z −5,6 na −7,8 p. b. (39 %</w:t>
+      </w:r>
+      <w:r>
+        <w:t xml:space="preserve"> propad</w:t>
+      </w:r>
+      <w:r>
+        <w:t>). Nově signifikantními se staly Security / Identity (p = 0,0</w:t>
+      </w:r>
+      <w:r>
+        <w:t>1</w:t>
+      </w:r>
+      <w:r>
+        <w:t>3) a Testing / QA (p = 0,0</w:t>
+      </w:r>
+      <w:r>
+        <w:t>38</w:t>
+      </w:r>
+      <w:r>
+        <w:t>), tedy clustery, které byly v plném modelu profesní skupinou absorbovány. Technologické dovednosti tak predikují jak AI požadavek, tak profesní skupinu, a jejich efekt se po zahrnutí job_family zeslabuje.</w:t>
       </w:r>
     </w:p>
     <w:p>
       <w:r>
-        <w:t>Model A představuje výchozí specifikaci obsahující pouze firemní a kontextové proměnné, tedy úrovně AI požadavku</w:t>
-      </w:r>
-      <w:r>
-        <w:t xml:space="preserve">, </w:t>
-      </w:r>
-      <w:r>
-        <w:t>NACE sektor, region, možnost remote práce, typ a velikost organizace. Model vysvětluje 19,9 % variability mezd</w:t>
-      </w:r>
-      <w:r>
-        <w:t xml:space="preserve">. </w:t>
-      </w:r>
-      <w:r>
-        <w:t xml:space="preserve">V tomto nejjednodušším modelu koeficient pro AI Integration </w:t>
-      </w:r>
-      <w:r>
-        <w:t xml:space="preserve">dosahuje </w:t>
-      </w:r>
-      <w:r>
-        <w:t>hodnoty +0,118 (p &lt; 0,001), odpovíd</w:t>
-      </w:r>
-      <w:r>
-        <w:t>ající</w:t>
-      </w:r>
-      <w:r>
-        <w:t xml:space="preserve"> přibližně 11,8% mzdové prémii. Pro Applied/Core AI činí koeficient +0,177 (p &lt; 0,001), </w:t>
-      </w:r>
-      <w:r>
-        <w:t>tedy odpovídající</w:t>
-      </w:r>
-      <w:r>
-        <w:t xml:space="preserve"> 17,7% prémii. Tyto odhady představují hrubou AI prémii kontrolovanou </w:t>
-      </w:r>
-      <w:r>
-        <w:t>pouze</w:t>
-      </w:r>
-      <w:r>
-        <w:t xml:space="preserve"> firemní</w:t>
-      </w:r>
-      <w:r>
-        <w:t>mi</w:t>
-      </w:r>
-      <w:r>
-        <w:t xml:space="preserve"> charakteristik</w:t>
-      </w:r>
-      <w:r>
-        <w:t>ami</w:t>
-      </w:r>
-      <w:r>
-        <w:t>.</w:t>
+        <w:t>V</w:t>
+      </w:r>
+      <w:r>
+        <w:t xml:space="preserve"> případě</w:t>
       </w:r>
       <w:r>
         <w:t xml:space="preserve"> </w:t>
       </w:r>
       <w:r>
-        <w:t>S</w:t>
-      </w:r>
-      <w:r>
-        <w:t xml:space="preserve">tále v sobě nesou vliv </w:t>
-      </w:r>
-      <w:r>
-        <w:t xml:space="preserve">jak </w:t>
-      </w:r>
-      <w:r>
-        <w:t>charakteristik uchazeče</w:t>
-      </w:r>
-      <w:r>
-        <w:t>, tak</w:t>
-      </w:r>
-      <w:r>
-        <w:t xml:space="preserve"> technologického profilu pozice.</w:t>
-      </w:r>
-    </w:p>
-    <w:p>
-      <w:r>
-        <w:t xml:space="preserve">Model B </w:t>
-      </w:r>
-      <w:r>
-        <w:t xml:space="preserve">pak </w:t>
-      </w:r>
-      <w:r>
-        <w:t xml:space="preserve">přidává </w:t>
-      </w:r>
-      <w:r>
-        <w:t xml:space="preserve">ke stávajícím </w:t>
-      </w:r>
-      <w:r>
-        <w:t>proměnn</w:t>
-      </w:r>
-      <w:r>
-        <w:t>ým nové proměnné</w:t>
-      </w:r>
-      <w:r>
-        <w:t xml:space="preserve"> lidského kapitálu, tedy podrobnější vzdělání (High School, Associate, Bachelor, Master+) a kategorii zkušeností. Vysvětlující síla modelu roste na R² = 0,305, tedy o 10,7 procentního bodu oproti Modelu A. </w:t>
-      </w:r>
-      <w:r>
-        <w:rPr>
-          <w:highlight w:val="yellow"/>
-        </w:rPr>
-        <w:t xml:space="preserve">Společnou signifikanci přidaného bloku potvrzuje Waldův F-test (F(7; </w:t>
-      </w:r>
-      <w:r>
-        <w:rPr>
-          <w:highlight w:val="yellow"/>
-        </w:rPr>
-        <w:t>7 361</w:t>
-      </w:r>
-      <w:r>
-        <w:rPr>
-          <w:highlight w:val="yellow"/>
-        </w:rPr>
-        <w:t xml:space="preserve">) = </w:t>
-      </w:r>
-      <w:r>
-        <w:rPr>
-          <w:highlight w:val="yellow"/>
-        </w:rPr>
-        <w:t>145</w:t>
-      </w:r>
-      <w:r>
-        <w:rPr>
-          <w:highlight w:val="yellow"/>
-        </w:rPr>
-        <w:t>,</w:t>
-      </w:r>
-      <w:r>
-        <w:rPr>
-          <w:highlight w:val="yellow"/>
-        </w:rPr>
-        <w:t>26</w:t>
-      </w:r>
-      <w:r>
-        <w:rPr>
-          <w:highlight w:val="yellow"/>
-        </w:rPr>
-        <w:t>; p &lt; 0,001</w:t>
-      </w:r>
-      <w:r>
-        <w:t>). Po kontrole vzdělání a zkušeností se AI prémie očekávaně snížila. AI Integration klesla na +10,6 % (p &lt; 0,001), Applied/Core AI na +16,4 % (p &lt; 0,001). Pokles oproti Modelu A ukazuje, že asi jeden procentní bod hrubé AI prémie lze přičíst tomu, že AI pozice systematicky vyžadují vzdělanější uchazeče s delší praxí. Většina AI prémie ale zůstává samotným lidským kapitálem</w:t>
-      </w:r>
-      <w:r>
-        <w:t xml:space="preserve"> nevysvětlena.</w:t>
-      </w:r>
-    </w:p>
-    <w:p>
-      <w:r>
-        <w:t xml:space="preserve">Model C je plnou specifikací, která k Modelu B přidává 19 binárních proměnných technologických skill clusterů (bez cirkulárních clusterů Generative AI a Data Science / ML) a profesní skupinu. Vysvětlující síla roste na R² = 0,375 (+7,0 p. b. oproti Modelu B). </w:t>
-      </w:r>
-      <w:r>
-        <w:rPr>
-          <w:highlight w:val="yellow"/>
-        </w:rPr>
-        <w:t xml:space="preserve">Společnou signifikanci bloku skill clusterů a job family potvrzuje Waldův F-test (F(25; </w:t>
-      </w:r>
-      <w:r>
-        <w:rPr>
-          <w:highlight w:val="yellow"/>
-        </w:rPr>
-        <w:t>7 361</w:t>
-      </w:r>
-      <w:r>
-        <w:rPr>
-          <w:highlight w:val="yellow"/>
-        </w:rPr>
-        <w:t xml:space="preserve">) = </w:t>
-      </w:r>
-      <w:r>
-        <w:rPr>
-          <w:highlight w:val="yellow"/>
-        </w:rPr>
-        <w:t>46,03</w:t>
-      </w:r>
-      <w:r>
-        <w:rPr>
-          <w:highlight w:val="yellow"/>
-        </w:rPr>
-        <w:t>; p &lt; 0,001)</w:t>
-      </w:r>
-      <w:r>
-        <w:t xml:space="preserve">. Konečné odhady čisté AI prémie v Modelu C činí u AI Integration +8,6 % (p &lt; 0,001) a u </w:t>
-      </w:r>
-      <w:bookmarkStart w:id="120" w:name="_Hlk227491450"/>
-      <w:r>
-        <w:t xml:space="preserve">Applied/Core AI </w:t>
-      </w:r>
-      <w:bookmarkEnd w:id="120"/>
-      <w:r>
-        <w:t>+11,7 % (p &lt; 0,001). Oproti Modelu B je pokles výrazný (z 10,6 % na 8,6 %</w:t>
-      </w:r>
-      <w:r>
-        <w:rPr>
-          <w:lang w:val="en-US"/>
-        </w:rPr>
-        <w:t xml:space="preserve"> u AI Integration,</w:t>
-      </w:r>
-      <w:r>
-        <w:rPr>
-          <w:lang w:val="en-US"/>
-        </w:rPr>
+        <w:t>seniorit</w:t>
+      </w:r>
+      <w:r>
+        <w:t xml:space="preserve">y se </w:t>
+      </w:r>
+      <w:r>
+        <w:t xml:space="preserve">tak </w:t>
+      </w:r>
+      <w:r>
+        <w:t>ne</w:t>
+      </w:r>
+      <w:r>
+        <w:t>jedná</w:t>
+      </w:r>
+      <w:r>
+        <w:t xml:space="preserve">. Srovnání </w:t>
+      </w:r>
+      <w:r>
+        <w:t xml:space="preserve">modelů </w:t>
+      </w:r>
+      <w:r>
+        <w:t xml:space="preserve">M3-nojf a M3-nojf-noexp ukazuje, že odebrání seniority téměř nic nemění (ΔPseudo R² = 0,001) a koeficienty skill </w:t>
+      </w:r>
+      <w:r>
+        <w:lastRenderedPageBreak/>
+        <w:t>clusterů zůstávají prakticky stejné. AI požadavky tedy nejsou vázány na úroveň zkušeností</w:t>
+      </w:r>
+      <w:r>
+        <w:t>. J</w:t>
+      </w:r>
+      <w:r>
+        <w:t xml:space="preserve">uniorní pozice </w:t>
+      </w:r>
+      <w:r>
+        <w:t>vyžadující dovednosti v </w:t>
+      </w:r>
+      <w:r>
+        <w:t>moderní</w:t>
+      </w:r>
+      <w:r>
+        <w:t>ch t</w:t>
+      </w:r>
+      <w:r>
+        <w:t>ech</w:t>
+      </w:r>
+      <w:r>
+        <w:t>nologi</w:t>
+      </w:r>
+      <w:r>
+        <w:t>ích</w:t>
+      </w:r>
+      <w:r>
         <w:t xml:space="preserve"> </w:t>
       </w:r>
       <w:r>
-        <w:t>z 16,4 % na 11,7 %</w:t>
-      </w:r>
-      <w:r>
-        <w:t xml:space="preserve"> u </w:t>
-      </w:r>
-      <w:r>
-        <w:lastRenderedPageBreak/>
-        <w:t>Applied/Core AI</w:t>
-      </w:r>
-      <w:r>
-        <w:t xml:space="preserve">), což </w:t>
-      </w:r>
-      <w:r>
-        <w:t>pou</w:t>
-      </w:r>
-      <w:r>
-        <w:t>kazuje</w:t>
-      </w:r>
-      <w:r>
-        <w:t xml:space="preserve"> na skutečnost</w:t>
-      </w:r>
-      <w:r>
-        <w:t xml:space="preserve">, že podstatná část AI prémie je vysvětlena specifickým technologickým profilem </w:t>
-      </w:r>
-      <w:r>
-        <w:t xml:space="preserve">dané </w:t>
-      </w:r>
-      <w:r>
-        <w:t xml:space="preserve">pozice, jelikož AI pozice vyžadují širší a hodnotnější portfolio technických dovedností. I po této kontrole zůstává čistá AI prémie statisticky vysoce významná a ekonomicky podstatná. </w:t>
-      </w:r>
-      <w:r>
-        <w:t xml:space="preserve">Byl proveden test </w:t>
-      </w:r>
-      <w:r>
-        <w:rPr>
-          <w:highlight w:val="yellow"/>
-        </w:rPr>
-        <w:t>multikolinearity (průměrný VIF 1,48; maximální 3,02)</w:t>
-      </w:r>
-      <w:r>
-        <w:rPr>
-          <w:highlight w:val="yellow"/>
-        </w:rPr>
-        <w:t xml:space="preserve">, </w:t>
-      </w:r>
-      <w:r>
-        <w:rPr>
-          <w:highlight w:val="yellow"/>
-        </w:rPr>
-        <w:t>jež</w:t>
-      </w:r>
-      <w:r>
-        <w:rPr>
-          <w:highlight w:val="yellow"/>
-        </w:rPr>
-        <w:t xml:space="preserve"> </w:t>
-      </w:r>
-      <w:r>
-        <w:rPr>
-          <w:highlight w:val="yellow"/>
-        </w:rPr>
-        <w:t>nepotvrzuje žádný problém</w:t>
-      </w:r>
-      <w:r>
-        <w:rPr>
-          <w:highlight w:val="yellow"/>
-        </w:rPr>
-        <w:t>.</w:t>
-      </w:r>
-    </w:p>
-    <w:p>
-      <w:r>
-        <w:t xml:space="preserve">Postupná dekompozice napříč modely A, B a C </w:t>
-      </w:r>
-      <w:r>
-        <w:t>sleduje</w:t>
-      </w:r>
-      <w:r>
-        <w:t>, jak AI prémie s přidáváním kontrol</w:t>
-      </w:r>
-      <w:r>
-        <w:t>ních proměnných postupně mění</w:t>
-      </w:r>
-      <w:r>
-        <w:t xml:space="preserve">. Z původních 11,8 % / 17,7 % (Model A) klesá přes 10,6 % / 16,4 % po kontrole lidského kapitálu (Model B) na </w:t>
-      </w:r>
-      <w:r>
-        <w:t xml:space="preserve">konečných </w:t>
-      </w:r>
-      <w:r>
-        <w:t xml:space="preserve">8,6 % / 11,7 % po kontrole všech faktorů (Model C). Celkově je tedy přibližně 27 % hrubé AI Integration prémie a 34 % hrubé Applied/Core AI prémie vysvětleno měřitelnými charakteristikami pozice a uchazeče. Podstatná většina, zejména u Applied/Core AI, zůstává jako nezávislý efekt AI </w:t>
-      </w:r>
-      <w:r>
-        <w:t>dovedností</w:t>
-      </w:r>
-      <w:r>
-        <w:t xml:space="preserve">, </w:t>
-      </w:r>
-      <w:r>
-        <w:t>jež</w:t>
-      </w:r>
-      <w:r>
-        <w:t xml:space="preserve"> tradiční determinanty mzdy nevysvětlují.</w:t>
+        <w:t>mají stejnou šanci na AI požadavek jako pozice seniorní.</w:t>
       </w:r>
     </w:p>
     <w:p>
       <w:pPr>
         <w:pStyle w:val="Nadpis3"/>
       </w:pPr>
-      <w:r>
-        <w:t>Determinanty mzdy v Modelu C</w:t>
-      </w:r>
+      <w:bookmarkStart w:id="128" w:name="_Toc227532199"/>
+      <w:r>
+        <w:t xml:space="preserve">Inkrementální </w:t>
+      </w:r>
+      <w:r>
+        <w:t>modely</w:t>
+      </w:r>
+      <w:r>
+        <w:t xml:space="preserve"> mzdové prémie</w:t>
+      </w:r>
+      <w:bookmarkEnd w:id="128"/>
     </w:p>
     <w:p>
       <w:r>
-        <w:t xml:space="preserve">AI prémie je reálná a statisticky významná, ale </w:t>
-      </w:r>
-      <w:r>
-        <w:t xml:space="preserve">není </w:t>
-      </w:r>
-      <w:r>
-        <w:t xml:space="preserve">u </w:t>
-      </w:r>
-      <w:r>
-        <w:t>mzdy</w:t>
-      </w:r>
-      <w:r>
-        <w:t xml:space="preserve"> nejsilnějším prediktorem. Na základě koeficientů Modelu C lze sestavit hierarchii</w:t>
-      </w:r>
-      <w:r>
-        <w:t xml:space="preserve"> podstatných</w:t>
-      </w:r>
-      <w:r>
-        <w:t xml:space="preserve"> vlivů na mzdu. Nejsilnější efekt má geografická lokace. Pozice v regionu West (Silicon Valley, Seattle) nesou prémii +16,8 % oproti referenční kategorii South. Zkušenost 6 a více let přidává +12,1 % oproti střední</w:t>
-      </w:r>
-      <w:r>
-        <w:t xml:space="preserve"> (referenční)</w:t>
-      </w:r>
-      <w:r>
-        <w:t xml:space="preserve"> kategorii 3–5 let. Applied/Core AI s +11,7 % se řadí hned za seniorní zkušenosti a předstihuje i prémii seniorního softwarového inženýra (+10,3 % oproti referenční profesní skupině Software Engineer). AI Integration </w:t>
-      </w:r>
-      <w:r>
-        <w:t xml:space="preserve">dále </w:t>
-      </w:r>
-      <w:r>
-        <w:t>přidává +8,6 %, magisterský a vyšší titul +8,4 %, nízkoúrovňové programování v</w:t>
-      </w:r>
-      <w:r>
-        <w:t xml:space="preserve"> jazycích jako je </w:t>
-      </w:r>
-      <w:r>
-        <w:t xml:space="preserve">C/C++/Rust (Systems Programming) +7,3 % a prémie za práci ve velmi velkých firmách (10 000+ zaměstnanců) </w:t>
-      </w:r>
-      <w:r>
-        <w:t xml:space="preserve">pak </w:t>
-      </w:r>
-      <w:r>
-        <w:t>činí +6,8 %.</w:t>
+        <w:t xml:space="preserve">Komparativní </w:t>
+      </w:r>
+      <w:r>
+        <w:t xml:space="preserve">analýza </w:t>
+      </w:r>
+      <w:r>
+        <w:t>v </w:t>
+      </w:r>
+      <w:r>
+        <w:rPr>
+          <w:highlight w:val="yellow"/>
+        </w:rPr>
+        <w:t>kapitole 5.4</w:t>
+      </w:r>
+      <w:r>
+        <w:t xml:space="preserve"> </w:t>
+      </w:r>
+      <w:r>
+        <w:t xml:space="preserve">odhadovala čistou AI prémii </w:t>
+      </w:r>
+      <w:r>
+        <w:t>pro každou zemi</w:t>
+      </w:r>
+      <w:r>
+        <w:t xml:space="preserve">. </w:t>
+      </w:r>
+      <w:r>
+        <w:t xml:space="preserve">Zde je </w:t>
+      </w:r>
+      <w:r>
+        <w:t>AI prémi</w:t>
+      </w:r>
+      <w:r>
+        <w:t xml:space="preserve">e </w:t>
+      </w:r>
+      <w:r>
+        <w:t>v</w:t>
+      </w:r>
+      <w:r>
+        <w:t> </w:t>
+      </w:r>
+      <w:r>
+        <w:t>USA</w:t>
+      </w:r>
+      <w:r>
+        <w:t xml:space="preserve"> rozebrána</w:t>
+      </w:r>
+      <w:r>
+        <w:t xml:space="preserve"> postupným přidáváním kontrol firemního profilu, lidského kapitálu a technologického profilu pozice</w:t>
+      </w:r>
+      <w:r>
+        <w:t>. Cílem je zjistit</w:t>
+      </w:r>
+      <w:r>
+        <w:t>, která vrstva AI prémi</w:t>
+      </w:r>
+      <w:r>
+        <w:t>i</w:t>
+      </w:r>
+      <w:r>
+        <w:t xml:space="preserve"> vysvětluje</w:t>
+      </w:r>
+      <w:r>
+        <w:t xml:space="preserve">, </w:t>
+      </w:r>
+      <w:r>
+        <w:t>či</w:t>
+      </w:r>
+      <w:r>
+        <w:t xml:space="preserve"> která ne. </w:t>
+      </w:r>
+      <w:r>
+        <w:t>Pro tento účel byly</w:t>
+      </w:r>
+      <w:r>
+        <w:t xml:space="preserve"> sestaveny tři inkrementální OLS modely vysvětlující přirozený logaritmus roční mzdy (ln_salary) v souladu s Mincerovou mzdovou rovnicí. Díky logaritmické transformaci závislé proměnné lze odhadnuté koeficienty interpretovat jako přibližné procentuální změny mzdy.</w:t>
       </w:r>
     </w:p>
     <w:p>
       <w:r>
-        <w:t xml:space="preserve">Na opačné straně jsou juniorní pozice </w:t>
-      </w:r>
-      <w:r>
-        <w:t xml:space="preserve">s mzdovou </w:t>
-      </w:r>
-      <w:r>
-        <w:t>penalizac</w:t>
-      </w:r>
-      <w:r>
-        <w:t>í</w:t>
-      </w:r>
-      <w:r>
-        <w:t xml:space="preserve"> −17,5 %, profesní kategorie Software Developer a Other (−12,5 % a −11,1 % oproti Software Engineer), Associate degree (−8,1 %) a </w:t>
-      </w:r>
-      <w:r>
-        <w:t xml:space="preserve">region </w:t>
-      </w:r>
-      <w:r>
-        <w:t xml:space="preserve">Midwest (−5,5 %). Klíčovým zjištěním je, že čistá Applied/Core AI prémie po kontrole všech pozorovatelných faktorů převyšuje i prémii za seniorní softwarové inženýrství. Hlubší AI kompetence jsou tak na americkém IT trhu oceněny srovnatelně </w:t>
-      </w:r>
-      <w:r>
-        <w:t xml:space="preserve">či dokonce silněji </w:t>
-      </w:r>
-      <w:r>
-        <w:t xml:space="preserve">než </w:t>
-      </w:r>
-      <w:r>
-        <w:t>seniorní pozice sama o sobě</w:t>
+        <w:t>Model A představuje výchozí specifikaci obsahující pouze firemní a kontextové proměnné, tedy úrovně AI požadavku</w:t>
+      </w:r>
+      <w:r>
+        <w:t xml:space="preserve">, </w:t>
+      </w:r>
+      <w:r>
+        <w:t>NACE sektor, region, možnost remote práce, typ a velikost organizace. Model vysvětluje 19,9 % variability mezd</w:t>
       </w:r>
       <w:r>
         <w:t xml:space="preserve">. </w:t>
       </w:r>
       <w:r>
-        <w:t xml:space="preserve">Je také vhodné podotknout, že </w:t>
-      </w:r>
-      <w:r>
-        <w:t>AI</w:t>
+        <w:t xml:space="preserve">V tomto nejjednodušším modelu koeficient pro AI Integration </w:t>
+      </w:r>
+      <w:r>
+        <w:t xml:space="preserve">dosahuje </w:t>
+      </w:r>
+      <w:r>
+        <w:t>hodnoty +0,118 (p &lt; 0,001), odpovíd</w:t>
+      </w:r>
+      <w:r>
+        <w:t>ající</w:t>
+      </w:r>
+      <w:r>
+        <w:t xml:space="preserve"> přibližně 11,8% mzdové prémii. Pro Applied/Core AI činí koeficient +0,177 (p &lt; 0,001), </w:t>
+      </w:r>
+      <w:r>
+        <w:t>tedy odpovídající</w:t>
+      </w:r>
+      <w:r>
+        <w:t xml:space="preserve"> 17,7% prémii. Tyto odhady představují hrubou AI prémii kontrolovanou </w:t>
+      </w:r>
+      <w:r>
+        <w:t>pouze</w:t>
+      </w:r>
+      <w:r>
+        <w:t xml:space="preserve"> firemní</w:t>
+      </w:r>
+      <w:r>
+        <w:t>mi</w:t>
+      </w:r>
+      <w:r>
+        <w:t xml:space="preserve"> charakteristik</w:t>
+      </w:r>
+      <w:r>
+        <w:t>ami</w:t>
+      </w:r>
+      <w:r>
+        <w:t>.</w:t>
       </w:r>
       <w:r>
         <w:t xml:space="preserve"> </w:t>
       </w:r>
       <w:r>
-        <w:t>prémie faktory lidského kapitálu nenahrazuje</w:t>
-      </w:r>
-      <w:r>
-        <w:t>. V</w:t>
-      </w:r>
-      <w:r>
-        <w:t xml:space="preserve">zdělání, praxe i </w:t>
-      </w:r>
-      <w:r>
-        <w:lastRenderedPageBreak/>
-        <w:t xml:space="preserve">regionální lokace zůstávají nezávisle silnými prediktory. </w:t>
-      </w:r>
-      <w:r>
-        <w:t>Fu</w:t>
-      </w:r>
-      <w:r>
-        <w:t>nguje</w:t>
-      </w:r>
-      <w:r>
-        <w:t xml:space="preserve"> tedy spíše</w:t>
-      </w:r>
-      <w:r>
-        <w:t xml:space="preserve"> jako bonus, nikoli alternativa </w:t>
-      </w:r>
-      <w:r>
-        <w:t xml:space="preserve">ve vztahu </w:t>
-      </w:r>
-      <w:r>
-        <w:t>k</w:t>
-      </w:r>
-      <w:r>
-        <w:t>e</w:t>
-      </w:r>
-      <w:r>
-        <w:t xml:space="preserve"> mzdovým determinant</w:t>
-      </w:r>
-      <w:r>
-        <w:t>ů</w:t>
-      </w:r>
-      <w:r>
-        <w:t>m.</w:t>
+        <w:t>S</w:t>
+      </w:r>
+      <w:r>
+        <w:t xml:space="preserve">tále v sobě nesou vliv </w:t>
+      </w:r>
+      <w:r>
+        <w:t xml:space="preserve">jak </w:t>
+      </w:r>
+      <w:r>
+        <w:t>charakteristik uchazeče</w:t>
+      </w:r>
+      <w:r>
+        <w:t>, tak</w:t>
+      </w:r>
+      <w:r>
+        <w:t xml:space="preserve"> technologického profilu pozice.</w:t>
       </w:r>
     </w:p>
     <w:p>
-      <w:pPr>
-        <w:ind w:firstLine="0"/>
-        <w:rPr>
-          <w:b/>
-          <w:bCs/>
-        </w:rPr>
-      </w:pPr>
-      <w:r>
-        <w:rPr>
-          <w:b/>
-          <w:bCs/>
-        </w:rPr>
-        <w:t>Alternativní</w:t>
-      </w:r>
-      <w:r>
-        <w:rPr>
-          <w:b/>
-          <w:bCs/>
-        </w:rPr>
-        <w:t xml:space="preserve"> specifikace</w:t>
-      </w:r>
-      <w:r>
-        <w:rPr>
-          <w:b/>
-          <w:bCs/>
-        </w:rPr>
-        <w:t xml:space="preserve"> po vzoru Mincer</w:t>
-      </w:r>
-      <w:r>
-        <w:rPr>
-          <w:b/>
-          <w:bCs/>
-        </w:rPr>
-        <w:t>y</w:t>
-      </w:r>
-      <w:r>
-        <w:rPr>
-          <w:b/>
-          <w:bCs/>
-        </w:rPr>
-        <w:t xml:space="preserve"> mzdové</w:t>
-      </w:r>
-      <w:r>
-        <w:rPr>
-          <w:b/>
-          <w:bCs/>
-        </w:rPr>
-        <w:t xml:space="preserve"> rovnice</w:t>
+      <w:r>
+        <w:t xml:space="preserve">Model B </w:t>
+      </w:r>
+      <w:r>
+        <w:t xml:space="preserve">pak </w:t>
+      </w:r>
+      <w:r>
+        <w:t xml:space="preserve">přidává </w:t>
+      </w:r>
+      <w:r>
+        <w:t xml:space="preserve">ke stávajícím </w:t>
+      </w:r>
+      <w:r>
+        <w:t>proměnn</w:t>
+      </w:r>
+      <w:r>
+        <w:t>ým nové proměnné</w:t>
+      </w:r>
+      <w:r>
+        <w:t xml:space="preserve"> lidského kapitálu, tedy podrobnější vzdělání (High School, Associate, Bachelor, Master+) a kategorii zkušeností. Vysvětlující síla modelu roste na R² = 0,305, tedy o 10,7 procentního bodu oproti Modelu A. </w:t>
+      </w:r>
+      <w:r>
+        <w:rPr>
+          <w:highlight w:val="yellow"/>
+        </w:rPr>
+        <w:t xml:space="preserve">Společnou signifikanci přidaného bloku potvrzuje Waldův F-test (F(7; </w:t>
+      </w:r>
+      <w:r>
+        <w:rPr>
+          <w:highlight w:val="yellow"/>
+        </w:rPr>
+        <w:t>7 361</w:t>
+      </w:r>
+      <w:r>
+        <w:rPr>
+          <w:highlight w:val="yellow"/>
+        </w:rPr>
+        <w:t xml:space="preserve">) = </w:t>
+      </w:r>
+      <w:r>
+        <w:rPr>
+          <w:highlight w:val="yellow"/>
+        </w:rPr>
+        <w:t>145</w:t>
+      </w:r>
+      <w:r>
+        <w:rPr>
+          <w:highlight w:val="yellow"/>
+        </w:rPr>
+        <w:t>,</w:t>
+      </w:r>
+      <w:r>
+        <w:rPr>
+          <w:highlight w:val="yellow"/>
+        </w:rPr>
+        <w:t>26</w:t>
+      </w:r>
+      <w:r>
+        <w:rPr>
+          <w:highlight w:val="yellow"/>
+        </w:rPr>
+        <w:t>; p &lt; 0,001</w:t>
+      </w:r>
+      <w:r>
+        <w:t>). Po kontrole vzdělání a zkušeností se AI prémie očekávaně snížila. AI Integration klesla na +10,6 % (p &lt; 0,001), Applied/Core AI na +16,4 % (p &lt; 0,001). Pokles oproti Modelu A ukazuje, že asi jeden procentní bod hrubé AI prémie lze přičíst tomu, že AI pozice systematicky vyžadují vzdělanější uchazeče s delší praxí. Většina AI prémie ale zůstává samotným lidským kapitálem</w:t>
+      </w:r>
+      <w:r>
+        <w:t xml:space="preserve"> nevysvětlena.</w:t>
       </w:r>
     </w:p>
     <w:p>
       <w:r>
-        <w:t xml:space="preserve">Jako </w:t>
-      </w:r>
-      <w:r>
-        <w:t xml:space="preserve">alternativní </w:t>
-      </w:r>
-      <w:r>
-        <w:t xml:space="preserve">test </w:t>
-      </w:r>
-      <w:r>
-        <w:t xml:space="preserve">vedle inkrementální formy modelů </w:t>
-      </w:r>
-      <w:r>
-        <w:t>byl odhadnut Model C-Mincer, inspirovaný Mincerovou mzdovou rovnicí, kde kategorickou proměnnou zkušeností nahradila kontinuální proměnná minimálně požadovaných let praxe a její kvadratický člen. Je</w:t>
-      </w:r>
-      <w:r>
-        <w:t xml:space="preserve"> však</w:t>
-      </w:r>
-      <w:r>
-        <w:t xml:space="preserve"> třeba zdůraznit, že proměnná měří praxi požadovanou zaměstnavatelem v inzerátu, nikoli skutečnou praxi pracovníka, </w:t>
-      </w:r>
-      <w:r>
-        <w:t>nejde tedy o</w:t>
-      </w:r>
-      <w:r>
+        <w:t xml:space="preserve">Model C je plnou specifikací, která k Modelu B přidává 19 binárních proměnných technologických skill clusterů (bez cirkulárních clusterů Generative AI a Data Science / ML) a profesní skupinu. Vysvětlující síla roste na R² = 0,375 (+7,0 p. b. oproti Modelu B). </w:t>
+      </w:r>
+      <w:r>
+        <w:rPr>
+          <w:highlight w:val="yellow"/>
+        </w:rPr>
+        <w:t xml:space="preserve">Společnou signifikanci bloku skill clusterů a job family potvrzuje Waldův F-test </w:t>
+      </w:r>
+      <w:r>
+        <w:rPr>
+          <w:highlight w:val="yellow"/>
+        </w:rPr>
+        <w:lastRenderedPageBreak/>
+        <w:t xml:space="preserve">(F(25; </w:t>
+      </w:r>
+      <w:r>
+        <w:rPr>
+          <w:highlight w:val="yellow"/>
+        </w:rPr>
+        <w:t>7 361</w:t>
+      </w:r>
+      <w:r>
+        <w:rPr>
+          <w:highlight w:val="yellow"/>
+        </w:rPr>
+        <w:t xml:space="preserve">) = </w:t>
+      </w:r>
+      <w:r>
+        <w:rPr>
+          <w:highlight w:val="yellow"/>
+        </w:rPr>
+        <w:t>46,03</w:t>
+      </w:r>
+      <w:r>
+        <w:rPr>
+          <w:highlight w:val="yellow"/>
+        </w:rPr>
+        <w:t>; p &lt; 0,001)</w:t>
+      </w:r>
+      <w:r>
+        <w:t xml:space="preserve">. Konečné odhady čisté AI prémie v Modelu C činí u AI Integration +8,6 % (p &lt; 0,001) a u </w:t>
+      </w:r>
+      <w:bookmarkStart w:id="129" w:name="_Hlk227491450"/>
+      <w:r>
+        <w:t xml:space="preserve">Applied/Core AI </w:t>
+      </w:r>
+      <w:bookmarkEnd w:id="129"/>
+      <w:r>
+        <w:t>+11,7 % (p &lt; 0,001). Oproti Modelu B je pokles výrazný (z 10,6 % na 8,6 %</w:t>
+      </w:r>
+      <w:r>
+        <w:rPr>
+          <w:lang w:val="en-US"/>
+        </w:rPr>
+        <w:t xml:space="preserve"> u AI Integration,</w:t>
+      </w:r>
+      <w:r>
+        <w:rPr>
+          <w:lang w:val="en-US"/>
+        </w:rPr>
         <w:t xml:space="preserve"> </w:t>
       </w:r>
       <w:r>
-        <w:t>přímou</w:t>
-      </w:r>
-      <w:r>
+        <w:t>z 16,4 % na 11,7 %</w:t>
+      </w:r>
+      <w:r>
+        <w:t xml:space="preserve"> u Applied/Core AI</w:t>
+      </w:r>
+      <w:r>
+        <w:t xml:space="preserve">), což </w:t>
+      </w:r>
+      <w:r>
+        <w:t>pou</w:t>
+      </w:r>
+      <w:r>
+        <w:t>kazuje</w:t>
+      </w:r>
+      <w:r>
+        <w:t xml:space="preserve"> na skutečnost</w:t>
+      </w:r>
+      <w:r>
+        <w:t xml:space="preserve">, že podstatná část AI prémie je vysvětlena specifickým technologickým profilem </w:t>
+      </w:r>
+      <w:r>
+        <w:t xml:space="preserve">dané </w:t>
+      </w:r>
+      <w:r>
+        <w:t xml:space="preserve">pozice, jelikož AI pozice vyžadují širší a hodnotnější portfolio technických dovedností. I po této kontrole zůstává čistá AI prémie statisticky vysoce významná a ekonomicky podstatná. </w:t>
+      </w:r>
+      <w:r>
+        <w:t xml:space="preserve">Byl proveden test </w:t>
+      </w:r>
+      <w:r>
+        <w:rPr>
+          <w:highlight w:val="yellow"/>
+        </w:rPr>
+        <w:t>multikolinearity (průměrný VIF 1,48; maximální 3,02)</w:t>
+      </w:r>
+      <w:r>
+        <w:rPr>
+          <w:highlight w:val="yellow"/>
+        </w:rPr>
+        <w:t xml:space="preserve">, </w:t>
+      </w:r>
+      <w:r>
+        <w:rPr>
+          <w:highlight w:val="yellow"/>
+        </w:rPr>
+        <w:t>jež</w:t>
+      </w:r>
+      <w:r>
+        <w:rPr>
+          <w:highlight w:val="yellow"/>
+        </w:rPr>
         <w:t xml:space="preserve"> </w:t>
       </w:r>
       <w:r>
-        <w:t>interpretaci</w:t>
-      </w:r>
-      <w:r>
-        <w:t xml:space="preserve"> návratnost</w:t>
-      </w:r>
-      <w:r>
-        <w:t>i</w:t>
-      </w:r>
-      <w:r>
-        <w:t xml:space="preserve"> lidského kapitálu</w:t>
-      </w:r>
-      <w:r>
-        <w:t xml:space="preserve"> v Mincerově smyslu.</w:t>
-      </w:r>
-      <w:r>
-        <w:t xml:space="preserve"> </w:t>
-      </w:r>
-      <w:r>
-        <w:t>J</w:t>
-      </w:r>
-      <w:r>
-        <w:t>e zde popsáno</w:t>
-      </w:r>
-      <w:r>
-        <w:t>, jak se očekávaná náročnost pozice (v letech praxe) promítá do nabízené mzdy. Výsledky nicméně vykreslují vzorec konzistentní s klasickou Mincerovou křivkou</w:t>
-      </w:r>
-      <w:r>
-        <w:t xml:space="preserve">, a to, že </w:t>
-      </w:r>
-      <w:r>
-        <w:t>každý další požadovaný rok praxe přidává +6,8 % ke mzdě, ale s klesající intenzitou (kvadratický člen −0,2 %). Hlavní AI prémie zůstal</w:t>
-      </w:r>
-      <w:r>
-        <w:t>a</w:t>
-      </w:r>
-      <w:r>
-        <w:t xml:space="preserve"> konzistentní</w:t>
-      </w:r>
-      <w:r>
-        <w:t xml:space="preserve">, u </w:t>
-      </w:r>
-      <w:r>
-        <w:t>AI Integration +8,5 %</w:t>
-      </w:r>
-      <w:r>
-        <w:t xml:space="preserve"> a </w:t>
-      </w:r>
-      <w:r>
-        <w:t xml:space="preserve">Applied/Core AI +11,6 %. Model dosahuje R² = 0,420 na menším </w:t>
-      </w:r>
-      <w:r>
-        <w:t xml:space="preserve">vzorku </w:t>
-      </w:r>
-      <w:r>
-        <w:t>12 608</w:t>
-      </w:r>
-      <w:r>
-        <w:t xml:space="preserve"> inzerátů</w:t>
-      </w:r>
-      <w:r>
-        <w:t xml:space="preserve"> (po</w:t>
-      </w:r>
-      <w:r>
-        <w:t>uze vzorky se zkušenostmi</w:t>
-      </w:r>
-      <w:r>
-        <w:t>). AI prémie je tedy stabilní i při přechodu z kategorické na kontinuální funkční formu zkušeností.</w:t>
+        <w:rPr>
+          <w:highlight w:val="yellow"/>
+        </w:rPr>
+        <w:t>nepotvrzuje žádný problém</w:t>
+      </w:r>
+      <w:r>
+        <w:rPr>
+          <w:highlight w:val="yellow"/>
+        </w:rPr>
+        <w:t>.</w:t>
       </w:r>
     </w:p>
     <w:p>
-      <w:pPr>
-        <w:ind w:firstLine="0"/>
-        <w:rPr>
-          <w:b/>
-          <w:bCs/>
-        </w:rPr>
-      </w:pPr>
-      <w:r>
-        <w:rPr>
-          <w:b/>
-          <w:bCs/>
-        </w:rPr>
-        <w:t>Mediace přes profesní skupinu</w:t>
-      </w:r>
-    </w:p>
-    <w:p>
-      <w:r>
-        <w:t xml:space="preserve">Profesní skupina může být </w:t>
-      </w:r>
-      <w:r>
-        <w:t xml:space="preserve">ve </w:t>
-      </w:r>
-      <w:r>
-        <w:t>vztahu mezi AI dovednostmi a mzdou</w:t>
-      </w:r>
-      <w:r>
-        <w:t xml:space="preserve"> mediátorem</w:t>
+      <w:r>
+        <w:t xml:space="preserve">Postupná dekompozice napříč modely A, B a C </w:t>
+      </w:r>
+      <w:r>
+        <w:t>sleduje</w:t>
+      </w:r>
+      <w:r>
+        <w:t>, jak AI prémie s přidáváním kontrol</w:t>
+      </w:r>
+      <w:r>
+        <w:t>ních proměnných postupně mění</w:t>
+      </w:r>
+      <w:r>
+        <w:t xml:space="preserve">. Z původních 11,8 % / 17,7 % (Model A) klesá přes 10,6 % / 16,4 % po kontrole lidského kapitálu (Model B) na </w:t>
+      </w:r>
+      <w:r>
+        <w:t xml:space="preserve">konečných </w:t>
+      </w:r>
+      <w:r>
+        <w:t xml:space="preserve">8,6 % / 11,7 % po kontrole všech faktorů (Model C). Celkově je tedy přibližně 27 % hrubé AI Integration prémie a 34 % hrubé Applied/Core AI prémie vysvětleno měřitelnými charakteristikami pozice a uchazeče. Podstatná většina, zejména u Applied/Core AI, zůstává jako nezávislý efekt AI </w:t>
+      </w:r>
+      <w:r>
+        <w:t>dovedností</w:t>
       </w:r>
       <w:r>
         <w:t xml:space="preserve">, </w:t>
       </w:r>
       <w:r>
-        <w:t>jelikož</w:t>
-      </w:r>
-      <w:r>
-        <w:t xml:space="preserve"> AI pozice se koncentrují v lépe placených profesních skupinách (Data &amp; AI, S</w:t>
-      </w:r>
-      <w:r>
-        <w:t>enior</w:t>
-      </w:r>
-      <w:r>
-        <w:t xml:space="preserve"> Software Engineer). Pro ověření byl odhadnut Model C bez proměnné job_family (R² = 0,337). V tomto modelu vzrostla AI prémie na +9,6 % (AI Integration) a +14,0 % (Applied/Core AI), což potvrzuje částečnou mediaci. </w:t>
-      </w:r>
-      <w:r>
-        <w:t xml:space="preserve">Profesní skupina </w:t>
-      </w:r>
-      <w:r>
-        <w:t>tedy absorbuje přibližně 1 procentní bod AI Integration efektu a asi 2,3 procentního bodu Applied/Core AI efektu. Typ pozice je jedním z kanálů, kterými se AI dovednosti promítají do vyšších mezd, a tento kanál je výraznější u hlubších Applied/Core AI rolí než u pozic pouze integrujících AI nástroje.</w:t>
-      </w:r>
-    </w:p>
-    <w:p>
-      <w:pPr>
-        <w:rPr>
-          <w:highlight w:val="yellow"/>
-        </w:rPr>
-      </w:pPr>
-      <w:r>
-        <w:rPr>
-          <w:highlight w:val="yellow"/>
-        </w:rPr>
-        <w:t>Ve srovnání s mediačním testem v sekci 5.5.1 ukazuje zajímavý kontrast. V logit byla profesní skupina silným mediátorem efektu dovedností na AI požadavek (např. Cloud Computing nebo Data Engineering zesílily po jejím vyřazení o 29 a 62 %), zatímco v OLS mediuje jen malou část mzdové prémie za AI (1 až 2 procentní body z celkových 8,6 a 11,7 %). Role tedy silněji určuje, zda uchazeč AI pozici dostane, než kolik bude za ni placen.</w:t>
-      </w:r>
-    </w:p>
-    <w:p>
-      <w:pPr>
-        <w:rPr>
-          <w:highlight w:val="yellow"/>
-        </w:rPr>
-      </w:pPr>
-      <w:r>
-        <w:rPr>
-          <w:highlight w:val="yellow"/>
-        </w:rPr>
-        <w:lastRenderedPageBreak/>
-        <w:t>Pro plnou interpretaci je vhodné připomenout, že komparativní Tabulka 5 v §5.4 ukazuje US koeficienty bez job_family a zároveň bez region FE (+11,5 % AI Integration; +16,2 % Applied/Core AI). Model C-nojf v této subsekci ukazuje US bez job_family, ale s</w:t>
-      </w:r>
-      <w:r>
-        <w:rPr>
-          <w:highlight w:val="yellow"/>
-        </w:rPr>
-        <w:t> fixními efekty</w:t>
-      </w:r>
-      <w:r>
-        <w:rPr>
-          <w:highlight w:val="yellow"/>
-        </w:rPr>
-        <w:t xml:space="preserve"> region</w:t>
-      </w:r>
-      <w:r>
-        <w:rPr>
-          <w:highlight w:val="yellow"/>
-        </w:rPr>
-        <w:t>u</w:t>
-      </w:r>
-      <w:r>
-        <w:rPr>
-          <w:highlight w:val="yellow"/>
-        </w:rPr>
-        <w:t xml:space="preserve"> (+9,6 %; +14,0 %). Rozdíl mezi těmito dvěma specifikacemi (přibližně 2 procentní body u obou tierů) odpovídá právě tomu, kolik regionální heterogenita (zejména prémie regionu West) absorbuje z čisté AI prémie. Kvantifikaci tohoto posunu side-by-side uvádí Příloha D.</w:t>
-      </w:r>
-    </w:p>
-    <w:p>
-      <w:r>
-        <w:rPr>
-          <w:highlight w:val="yellow"/>
-        </w:rPr>
-        <w:t>Další robustnostní kontrola hlavního OLS modelu, konkrétně zahrnutí cirkulárních clusterů Generative AI a Data Science / ML zpět do RHS, je prezentována souhrnně pro všechny tři země v §5.4 a Příloze C. Pro americký vzorek potvrzuje stejný vzorec jako v komparativní analýze: AI prémie klesá mírně (AI Integration z 8,6 % na 7,6 %; Applied/Core AI z 11,7 % na 9,7 %), zůstává vysoce signifikantní a hlavní závěr o existenci čisté AI prémie platí v obou variantách.</w:t>
-      </w:r>
-    </w:p>
-    <w:p>
-      <w:pPr>
-        <w:pStyle w:val="Nadpis1"/>
-      </w:pPr>
-      <w:bookmarkStart w:id="121" w:name="_Toc22112413"/>
-      <w:bookmarkStart w:id="122" w:name="_Toc227445752"/>
-      <w:r>
-        <w:lastRenderedPageBreak/>
-        <w:t>Nadpis 1</w:t>
-      </w:r>
-      <w:bookmarkEnd w:id="121"/>
-      <w:bookmarkEnd w:id="122"/>
-    </w:p>
-    <w:p>
-      <w:pPr>
-        <w:pStyle w:val="Nadpis2"/>
-      </w:pPr>
-      <w:bookmarkStart w:id="123" w:name="_Toc22112414"/>
-      <w:bookmarkStart w:id="124" w:name="_Toc227445753"/>
-      <w:r>
-        <w:t>Nadpis 2</w:t>
-      </w:r>
-      <w:bookmarkEnd w:id="123"/>
-      <w:bookmarkEnd w:id="124"/>
+        <w:t>jež</w:t>
+      </w:r>
+      <w:r>
+        <w:t xml:space="preserve"> tradiční determinanty mzdy nevysvětlují.</w:t>
+      </w:r>
     </w:p>
     <w:p>
       <w:pPr>
         <w:pStyle w:val="Nadpis3"/>
       </w:pPr>
-      <w:bookmarkStart w:id="125" w:name="_Toc22112415"/>
-      <w:bookmarkStart w:id="126" w:name="_Toc227445754"/>
-      <w:r>
-        <w:t>Nadpis 3</w:t>
-      </w:r>
-      <w:bookmarkEnd w:id="125"/>
-      <w:bookmarkEnd w:id="126"/>
+      <w:bookmarkStart w:id="130" w:name="_Toc227532200"/>
+      <w:r>
+        <w:t>Determinanty mzdy</w:t>
+      </w:r>
+      <w:bookmarkEnd w:id="130"/>
+    </w:p>
+    <w:p>
+      <w:r>
+        <w:t xml:space="preserve">AI prémie je reálná a statisticky významná, ale </w:t>
+      </w:r>
+      <w:r>
+        <w:t xml:space="preserve">není </w:t>
+      </w:r>
+      <w:r>
+        <w:t xml:space="preserve">u </w:t>
+      </w:r>
+      <w:r>
+        <w:t>mzdy</w:t>
+      </w:r>
+      <w:r>
+        <w:t xml:space="preserve"> nejsilnějším prediktorem. Na základě koeficientů Modelu C lze sestavit hierarchii</w:t>
+      </w:r>
+      <w:r>
+        <w:t xml:space="preserve"> podstatných</w:t>
+      </w:r>
+      <w:r>
+        <w:t xml:space="preserve"> vlivů na mzdu. Nejsilnější efekt má geografická lokace. Pozice v regionu West (Silicon Valley, Seattle) nesou prémii +16,8 % oproti referenční kategorii South. Zkušenost 6 a více let přidává +12,1 % oproti střední</w:t>
+      </w:r>
+      <w:r>
+        <w:t xml:space="preserve"> (referenční)</w:t>
+      </w:r>
+      <w:r>
+        <w:t xml:space="preserve"> kategorii 3–5 let. Applied/Core AI s +11,7 % se řadí hned za seniorní zkušenosti a předstihuje i prémii seniorního softwarového inženýra (+10,3 % oproti referenční profesní skupině Software Engineer). AI Integration </w:t>
+      </w:r>
+      <w:r>
+        <w:t xml:space="preserve">dále </w:t>
+      </w:r>
+      <w:r>
+        <w:t>přidává +8,6 %, magisterský a vyšší titul +8,4 %, nízkoúrovňové programování v</w:t>
+      </w:r>
+      <w:r>
+        <w:t xml:space="preserve"> jazycích jako je </w:t>
+      </w:r>
+      <w:r>
+        <w:t xml:space="preserve">C/C++/Rust (Systems Programming) +7,3 % a prémie za práci ve velmi velkých firmách (10 000+ zaměstnanců) </w:t>
+      </w:r>
+      <w:r>
+        <w:t xml:space="preserve">pak </w:t>
+      </w:r>
+      <w:r>
+        <w:t>činí +6,8 %.</w:t>
+      </w:r>
+    </w:p>
+    <w:p>
+      <w:r>
+        <w:t xml:space="preserve">Na opačné straně jsou juniorní pozice </w:t>
+      </w:r>
+      <w:r>
+        <w:t xml:space="preserve">s mzdovou </w:t>
+      </w:r>
+      <w:r>
+        <w:t>penalizac</w:t>
+      </w:r>
+      <w:r>
+        <w:t>í</w:t>
+      </w:r>
+      <w:r>
+        <w:t xml:space="preserve"> −17,5 %, profesní kategorie Software Developer a Other (−12,5 % a −11,1 % oproti Software Engineer), Associate degree (−8,1 %) a </w:t>
+      </w:r>
+      <w:r>
+        <w:t xml:space="preserve">region </w:t>
+      </w:r>
+      <w:r>
+        <w:t xml:space="preserve">Midwest (−5,5 %). Klíčovým zjištěním je, že čistá Applied/Core AI prémie po kontrole všech pozorovatelných faktorů převyšuje i prémii za seniorní softwarové inženýrství. Hlubší AI kompetence jsou tak na americkém IT trhu </w:t>
+      </w:r>
+      <w:r>
+        <w:lastRenderedPageBreak/>
+        <w:t xml:space="preserve">oceněny srovnatelně </w:t>
+      </w:r>
+      <w:r>
+        <w:t xml:space="preserve">či dokonce silněji </w:t>
+      </w:r>
+      <w:r>
+        <w:t xml:space="preserve">než </w:t>
+      </w:r>
+      <w:r>
+        <w:t>seniorní pozice sama o sobě</w:t>
+      </w:r>
+      <w:r>
+        <w:t xml:space="preserve">. </w:t>
+      </w:r>
+      <w:r>
+        <w:t xml:space="preserve">Je také vhodné podotknout, že </w:t>
+      </w:r>
+      <w:r>
+        <w:t>AI</w:t>
+      </w:r>
+      <w:r>
+        <w:t xml:space="preserve"> </w:t>
+      </w:r>
+      <w:r>
+        <w:t>prémie faktory lidského kapitálu nenahrazuje</w:t>
+      </w:r>
+      <w:r>
+        <w:t>. V</w:t>
+      </w:r>
+      <w:r>
+        <w:t xml:space="preserve">zdělání, praxe i regionální lokace zůstávají nezávisle silnými prediktory. </w:t>
+      </w:r>
+      <w:r>
+        <w:t>Fu</w:t>
+      </w:r>
+      <w:r>
+        <w:t>nguje</w:t>
+      </w:r>
+      <w:r>
+        <w:t xml:space="preserve"> tedy spíše</w:t>
+      </w:r>
+      <w:r>
+        <w:t xml:space="preserve"> jako bonus, nikoli alternativa </w:t>
+      </w:r>
+      <w:r>
+        <w:t xml:space="preserve">ve vztahu </w:t>
+      </w:r>
+      <w:r>
+        <w:t>k</w:t>
+      </w:r>
+      <w:r>
+        <w:t>e</w:t>
+      </w:r>
+      <w:r>
+        <w:t xml:space="preserve"> mzdovým determinant</w:t>
+      </w:r>
+      <w:r>
+        <w:t>ů</w:t>
+      </w:r>
+      <w:r>
+        <w:t>m.</w:t>
+      </w:r>
     </w:p>
     <w:p>
       <w:pPr>
-        <w:pStyle w:val="Zkladntext"/>
+        <w:pStyle w:val="Nadpis3"/>
       </w:pPr>
-      <w:r>
-        <w:t>Základní text</w:t>
+      <w:bookmarkStart w:id="131" w:name="_Toc227532201"/>
+      <w:r>
+        <w:t>Alternativní</w:t>
+      </w:r>
+      <w:r>
+        <w:t xml:space="preserve"> specifikace</w:t>
+      </w:r>
+      <w:bookmarkEnd w:id="131"/>
+    </w:p>
+    <w:p>
+      <w:r>
+        <w:t xml:space="preserve">Jako </w:t>
+      </w:r>
+      <w:r>
+        <w:t xml:space="preserve">alternativní </w:t>
+      </w:r>
+      <w:r>
+        <w:t xml:space="preserve">test </w:t>
+      </w:r>
+      <w:r>
+        <w:t xml:space="preserve">vedle inkrementální formy modelů </w:t>
+      </w:r>
+      <w:r>
+        <w:t>byl odhadnut Model C-Mincer, inspirovaný Mincerovou mzdovou rovnicí, kde kategorickou proměnnou zkušeností nahradila kontinuální proměnná minimálně požadovaných let praxe a její kvadratický člen. Je</w:t>
+      </w:r>
+      <w:r>
+        <w:t xml:space="preserve"> však</w:t>
+      </w:r>
+      <w:r>
+        <w:t xml:space="preserve"> třeba zdůraznit, že proměnná měří praxi požadovanou zaměstnavatelem v inzerátu, nikoli skutečnou praxi pracovníka, </w:t>
+      </w:r>
+      <w:r>
+        <w:t>nejde tedy o</w:t>
+      </w:r>
+      <w:r>
+        <w:t xml:space="preserve"> </w:t>
+      </w:r>
+      <w:r>
+        <w:t>přímou</w:t>
+      </w:r>
+      <w:r>
+        <w:t xml:space="preserve"> </w:t>
+      </w:r>
+      <w:r>
+        <w:t>interpretaci</w:t>
+      </w:r>
+      <w:r>
+        <w:t xml:space="preserve"> návratnost</w:t>
+      </w:r>
+      <w:r>
+        <w:t>i</w:t>
+      </w:r>
+      <w:r>
+        <w:t xml:space="preserve"> lidského kapitálu</w:t>
+      </w:r>
+      <w:r>
+        <w:t xml:space="preserve"> v Mincerově smyslu.</w:t>
+      </w:r>
+      <w:r>
+        <w:t xml:space="preserve"> </w:t>
+      </w:r>
+      <w:r>
+        <w:t>J</w:t>
+      </w:r>
+      <w:r>
+        <w:t>e zde popsáno</w:t>
+      </w:r>
+      <w:r>
+        <w:t>, jak se očekávaná náročnost pozice (v letech praxe) promítá do nabízené mzdy.</w:t>
+      </w:r>
+      <w:r>
+        <w:t xml:space="preserve"> </w:t>
+      </w:r>
+      <w:r>
+        <w:t>Výsledky nicméně vykreslují vzorec konzistentní s klasickou Mincerovou křivkou</w:t>
+      </w:r>
+      <w:r>
+        <w:t xml:space="preserve">, a to, že </w:t>
+      </w:r>
+      <w:r>
+        <w:t>každý další požadovaný rok praxe přidává +6,8 % ke mzdě, ale s klesající intenzitou (kvadratický člen −0,2 %). Hlavní AI prémie zůstal</w:t>
+      </w:r>
+      <w:r>
+        <w:t>a</w:t>
+      </w:r>
+      <w:r>
+        <w:t xml:space="preserve"> konzistentní</w:t>
+      </w:r>
+      <w:r>
+        <w:t xml:space="preserve">, u </w:t>
+      </w:r>
+      <w:r>
+        <w:t>AI Integration +8,5 %</w:t>
+      </w:r>
+      <w:r>
+        <w:t xml:space="preserve"> a </w:t>
+      </w:r>
+      <w:r>
+        <w:t xml:space="preserve">Applied/Core AI +11,6 %. Model dosahuje R² = 0,420 na menším </w:t>
+      </w:r>
+      <w:r>
+        <w:t xml:space="preserve">vzorku </w:t>
+      </w:r>
+      <w:r>
+        <w:t>12 608</w:t>
+      </w:r>
+      <w:r>
+        <w:t xml:space="preserve"> inzerátů</w:t>
+      </w:r>
+      <w:r>
+        <w:t xml:space="preserve"> (po</w:t>
+      </w:r>
+      <w:r>
+        <w:t>uze vzorky se zkušenostmi</w:t>
+      </w:r>
+      <w:r>
+        <w:t>). AI prémie je tedy stabilní i při přechodu z kategorické na kontinuální funkční formu zkušeností.</w:t>
+      </w:r>
+    </w:p>
+    <w:p>
+      <w:r>
+        <w:t xml:space="preserve">Profesní skupina může být </w:t>
+      </w:r>
+      <w:r>
+        <w:t xml:space="preserve">ve </w:t>
+      </w:r>
+      <w:r>
+        <w:t>vztahu mezi AI dovednostmi a mzdou</w:t>
+      </w:r>
+      <w:r>
+        <w:t xml:space="preserve"> mediátorem</w:t>
+      </w:r>
+      <w:r>
+        <w:t xml:space="preserve">, </w:t>
+      </w:r>
+      <w:r>
+        <w:t>jelikož</w:t>
+      </w:r>
+      <w:r>
+        <w:t xml:space="preserve"> AI pozice se koncentrují v lépe placených profesních skupinách (Data &amp; AI, S</w:t>
+      </w:r>
+      <w:r>
+        <w:t>enior</w:t>
+      </w:r>
+      <w:r>
+        <w:t xml:space="preserve"> Software Engineer). Pro ověření byl odhadnut Model C bez proměnné job_family (R² = 0,337). V tomto modelu vzrostla AI prémie na +9,6 % (AI Integration) a +14,0 % (Applied/Core AI), což potvrzuje částečnou mediaci. </w:t>
+      </w:r>
+      <w:r>
+        <w:t xml:space="preserve">Profesní skupina </w:t>
+      </w:r>
+      <w:r>
+        <w:t>tedy absorbuje přibližně 1 procentní bod AI Integration efektu a asi 2,3 procentního bodu Applied/Core AI efektu. Typ pozice je jedním z kanálů, kterými se AI dovednosti promítají do vyšších mezd, a tento kanál je výraznější u hlubších Applied/Core AI rolí než u pozic pouze integrujících AI nástroje.</w:t>
       </w:r>
     </w:p>
     <w:p>
       <w:pPr>
-        <w:pStyle w:val="Seznamsodrkami"/>
+        <w:rPr>
+          <w:highlight w:val="yellow"/>
+        </w:rPr>
       </w:pPr>
       <w:r>
-        <w:t>Seznam s odrážkami</w:t>
+        <w:rPr>
+          <w:highlight w:val="yellow"/>
+        </w:rPr>
+        <w:t xml:space="preserve">Ve srovnání s mediačním testem v sekci 5.5.1 ukazuje zajímavý kontrast. V logit byla profesní skupina silným mediátorem efektu dovedností na AI požadavek (např. Cloud Computing nebo Data Engineering zesílily po jejím vyřazení o 29 a 62 %), zatímco v OLS mediuje jen malou část mzdové prémie za AI (1 až 2 procentní body z celkových </w:t>
+      </w:r>
+      <w:r>
+        <w:rPr>
+          <w:highlight w:val="yellow"/>
+        </w:rPr>
+        <w:lastRenderedPageBreak/>
+        <w:t>8,6 a 11,7 %). Role tedy silněji určuje, zda uchazeč AI pozici dostane, než kolik bude za ni placen.</w:t>
       </w:r>
     </w:p>
     <w:p>
       <w:pPr>
-        <w:pStyle w:val="slovanseznam"/>
+        <w:rPr>
+          <w:highlight w:val="yellow"/>
+        </w:rPr>
       </w:pPr>
       <w:r>
-        <w:t>Číslovaný seznam</w:t>
+        <w:rPr>
+          <w:highlight w:val="yellow"/>
+        </w:rPr>
+        <w:t>Pro plnou interpretaci je vhodné připomenout, že komparativní Tabulka 5 v §5.4 ukazuje US koeficienty bez job_family a zároveň bez region FE (+11,5 % AI Integration; +16,2 % Applied/Core AI). Model C-nojf v této subsekci ukazuje US bez job_family, ale s</w:t>
+      </w:r>
+      <w:r>
+        <w:rPr>
+          <w:highlight w:val="yellow"/>
+        </w:rPr>
+        <w:t> fixními efekty</w:t>
+      </w:r>
+      <w:r>
+        <w:rPr>
+          <w:highlight w:val="yellow"/>
+        </w:rPr>
+        <w:t xml:space="preserve"> region</w:t>
+      </w:r>
+      <w:r>
+        <w:rPr>
+          <w:highlight w:val="yellow"/>
+        </w:rPr>
+        <w:t>u</w:t>
+      </w:r>
+      <w:r>
+        <w:rPr>
+          <w:highlight w:val="yellow"/>
+        </w:rPr>
+        <w:t xml:space="preserve"> (+9,6 %; +14,0 %). Rozdíl mezi těmito dvěma specifikacemi (přibližně 2 procentní body u obou tierů) odpovídá právě tomu, kolik regionální heterogenita (zejména prémie regionu West) absorbuje z čisté AI prémie. Kvantifikaci tohoto posunu side-by-side uvádí Příloha D.</w:t>
       </w:r>
     </w:p>
     <w:p>
       <w:r>
         <w:rPr>
-          <w:noProof/>
-        </w:rPr>
-        <w:drawing>
-          <wp:inline distT="0" distB="0" distL="0" distR="0" wp14:anchorId="19A0238D" wp14:editId="2F809C7C">
-            <wp:extent cx="2133600" cy="2133600"/>
-            <wp:effectExtent l="0" t="0" r="0" b="0"/>
-            <wp:docPr id="2" name="Obrázek 2"/>
-            <wp:cNvGraphicFramePr>
-              <a:graphicFrameLocks xmlns:a="http://schemas.openxmlformats.org/drawingml/2006/main" noChangeAspect="1"/>
-            </wp:cNvGraphicFramePr>
-            <a:graphic xmlns:a="http://schemas.openxmlformats.org/drawingml/2006/main">
-              <a:graphicData uri="http://schemas.openxmlformats.org/drawingml/2006/picture">
-                <pic:pic xmlns:pic="http://schemas.openxmlformats.org/drawingml/2006/picture">
-                  <pic:nvPicPr>
-                    <pic:cNvPr id="0" name="Picture 1"/>
-                    <pic:cNvPicPr>
-                      <a:picLocks noChangeAspect="1" noChangeArrowheads="1"/>
-                    </pic:cNvPicPr>
-                  </pic:nvPicPr>
-                  <pic:blipFill>
-                    <a:blip r:embed="rId14">
-                      <a:extLst>
-                        <a:ext uri="{28A0092B-C50C-407E-A947-70E740481C1C}">
-                          <a14:useLocalDpi xmlns:a14="http://schemas.microsoft.com/office/drawing/2010/main" val="0"/>
-                        </a:ext>
-                      </a:extLst>
-                    </a:blip>
-                    <a:srcRect/>
-                    <a:stretch>
-                      <a:fillRect/>
-                    </a:stretch>
-                  </pic:blipFill>
-                  <pic:spPr bwMode="auto">
-                    <a:xfrm>
-                      <a:off x="0" y="0"/>
-                      <a:ext cx="2133600" cy="2133600"/>
-                    </a:xfrm>
-                    <a:prstGeom prst="rect">
-                      <a:avLst/>
-                    </a:prstGeom>
-                    <a:noFill/>
-                    <a:ln>
-                      <a:noFill/>
-                    </a:ln>
-                  </pic:spPr>
-                </pic:pic>
-              </a:graphicData>
-            </a:graphic>
-          </wp:inline>
-        </w:drawing>
-      </w:r>
-    </w:p>
-    <w:p>
-      <w:pPr>
-        <w:pStyle w:val="Titulek"/>
-      </w:pPr>
-      <w:r>
-        <w:t xml:space="preserve">Obr. </w:t>
-      </w:r>
-      <w:r>
-        <w:fldChar w:fldCharType="begin"/>
-      </w:r>
-      <w:r>
-        <w:instrText xml:space="preserve"> STYLEREF 1 \s </w:instrText>
-      </w:r>
-      <w:r>
-        <w:fldChar w:fldCharType="separate"/>
-      </w:r>
-      <w:r>
-        <w:rPr>
-          <w:noProof/>
-        </w:rPr>
-        <w:t>3</w:t>
-      </w:r>
-      <w:r>
-        <w:rPr>
-          <w:noProof/>
-        </w:rPr>
-        <w:fldChar w:fldCharType="end"/>
-      </w:r>
-      <w:r>
-        <w:t>.</w:t>
-      </w:r>
-      <w:r>
-        <w:fldChar w:fldCharType="begin"/>
-      </w:r>
-      <w:r>
-        <w:instrText xml:space="preserve"> SEQ Obr. \* ARABIC \s 1 </w:instrText>
-      </w:r>
-      <w:r>
-        <w:fldChar w:fldCharType="separate"/>
-      </w:r>
-      <w:r>
-        <w:rPr>
-          <w:noProof/>
-        </w:rPr>
-        <w:t>1</w:t>
-      </w:r>
-      <w:r>
-        <w:rPr>
-          <w:noProof/>
-        </w:rPr>
-        <w:fldChar w:fldCharType="end"/>
-      </w:r>
-      <w:r>
-        <w:t xml:space="preserve"> Titulek pro obrázek se vkládá pod obrázek</w:t>
-      </w:r>
-    </w:p>
-    <w:p>
-      <w:pPr>
-        <w:pStyle w:val="Zkladntext"/>
-      </w:pPr>
-      <w:r>
-        <w:t xml:space="preserve">Nad tímto textem je obrázek s titulkem, pod tímto textem je tabulka s titulkem. </w:t>
-      </w:r>
-      <w:bookmarkStart w:id="127" w:name="_Hlk115687330"/>
-      <w:r>
-        <w:t>Pokud pracujete s grafem, použijte titulek pro obrázek.</w:t>
-      </w:r>
-      <w:bookmarkEnd w:id="127"/>
-    </w:p>
-    <w:p>
-      <w:pPr>
-        <w:pStyle w:val="Titulek"/>
-      </w:pPr>
-      <w:r>
-        <w:t xml:space="preserve">Tab. </w:t>
-      </w:r>
-      <w:r>
-        <w:fldChar w:fldCharType="begin"/>
-      </w:r>
-      <w:r>
-        <w:instrText xml:space="preserve"> STYLEREF 1 \s </w:instrText>
-      </w:r>
-      <w:r>
-        <w:fldChar w:fldCharType="separate"/>
-      </w:r>
-      <w:r>
-        <w:rPr>
-          <w:noProof/>
-        </w:rPr>
-        <w:t>3</w:t>
-      </w:r>
-      <w:r>
-        <w:rPr>
-          <w:noProof/>
-        </w:rPr>
-        <w:fldChar w:fldCharType="end"/>
-      </w:r>
-      <w:r>
-        <w:t>.</w:t>
-      </w:r>
-      <w:r>
-        <w:fldChar w:fldCharType="begin"/>
-      </w:r>
-      <w:r>
-        <w:instrText xml:space="preserve"> SEQ Tab. \* ARABIC \s 1 </w:instrText>
-      </w:r>
-      <w:r>
-        <w:fldChar w:fldCharType="separate"/>
-      </w:r>
-      <w:r>
-        <w:rPr>
-          <w:noProof/>
-        </w:rPr>
-        <w:t>1</w:t>
-      </w:r>
-      <w:r>
-        <w:rPr>
-          <w:noProof/>
-        </w:rPr>
-        <w:fldChar w:fldCharType="end"/>
-      </w:r>
-      <w:r>
-        <w:t xml:space="preserve"> Titulek pro tabulku se vkládá nad tabulku</w:t>
-      </w:r>
-    </w:p>
-    <w:tbl>
-      <w:tblPr>
-        <w:tblStyle w:val="Mkatabulky"/>
-        <w:tblW w:w="0" w:type="auto"/>
-        <w:tblLook w:val="04A0" w:firstRow="1" w:lastRow="0" w:firstColumn="1" w:lastColumn="0" w:noHBand="0" w:noVBand="1"/>
-      </w:tblPr>
-      <w:tblGrid>
-        <w:gridCol w:w="2831"/>
-        <w:gridCol w:w="2831"/>
-        <w:gridCol w:w="2831"/>
-      </w:tblGrid>
-      <w:tr>
-        <w:tc>
-          <w:tcPr>
-            <w:tcW w:w="2831" w:type="dxa"/>
-          </w:tcPr>
-          <w:p/>
-        </w:tc>
-        <w:tc>
-          <w:tcPr>
-            <w:tcW w:w="2831" w:type="dxa"/>
-          </w:tcPr>
-          <w:p/>
-        </w:tc>
-        <w:tc>
-          <w:tcPr>
-            <w:tcW w:w="2831" w:type="dxa"/>
-          </w:tcPr>
-          <w:p/>
-        </w:tc>
-      </w:tr>
-      <w:tr>
-        <w:tc>
-          <w:tcPr>
-            <w:tcW w:w="2831" w:type="dxa"/>
-          </w:tcPr>
-          <w:p/>
-        </w:tc>
-        <w:tc>
-          <w:tcPr>
-            <w:tcW w:w="2831" w:type="dxa"/>
-          </w:tcPr>
-          <w:p/>
-        </w:tc>
-        <w:tc>
-          <w:tcPr>
-            <w:tcW w:w="2831" w:type="dxa"/>
-          </w:tcPr>
-          <w:p/>
-        </w:tc>
-      </w:tr>
-      <w:tr>
-        <w:tc>
-          <w:tcPr>
-            <w:tcW w:w="2831" w:type="dxa"/>
-          </w:tcPr>
-          <w:p/>
-        </w:tc>
-        <w:tc>
-          <w:tcPr>
-            <w:tcW w:w="2831" w:type="dxa"/>
-          </w:tcPr>
-          <w:p/>
-        </w:tc>
-        <w:tc>
-          <w:tcPr>
-            <w:tcW w:w="2831" w:type="dxa"/>
-          </w:tcPr>
-          <w:p/>
-        </w:tc>
-      </w:tr>
-    </w:tbl>
-    <w:p/>
-    <w:p>
-      <w:pPr>
-        <w:pStyle w:val="Zkladntext"/>
-      </w:pPr>
-      <w:r>
-        <w:t>Pro ostatní způsoby formátování si případně vytvořte vlastní styly.</w:t>
+          <w:highlight w:val="yellow"/>
+        </w:rPr>
+        <w:t>Další robustnostní kontrola hlavního OLS modelu, konkrétně zahrnutí cirkulárních clusterů Generative AI a Data Science / ML zpět do RHS, je prezentována souhrnně pro všechny tři země v §5.4 a Příloze C. Pro americký vzorek potvrzuje stejný vzorec jako v komparativní analýze: AI prémie klesá mírně (AI Integration z 8,6 % na 7,6 %; Applied/Core AI z 11,7 % na 9,7 %), zůstává vysoce signifikantní a hlavní závěr o existenci čisté AI prémie platí v obou variantách.</w:t>
       </w:r>
     </w:p>
     <w:p/>
@@ -40062,14 +40337,14 @@
       <w:pPr>
         <w:pStyle w:val="Nadpis1"/>
       </w:pPr>
-      <w:bookmarkStart w:id="128" w:name="_Toc22112416"/>
-      <w:bookmarkStart w:id="129" w:name="_Toc227445755"/>
+      <w:bookmarkStart w:id="132" w:name="_Toc22112416"/>
+      <w:bookmarkStart w:id="133" w:name="_Toc227532202"/>
       <w:r>
         <w:lastRenderedPageBreak/>
         <w:t>Závěr</w:t>
       </w:r>
-      <w:bookmarkEnd w:id="128"/>
-      <w:bookmarkEnd w:id="129"/>
+      <w:bookmarkEnd w:id="132"/>
+      <w:bookmarkEnd w:id="133"/>
     </w:p>
     <w:p>
       <w:pPr>
@@ -40087,7 +40362,7 @@
     <w:p>
       <w:pPr>
         <w:sectPr>
-          <w:footerReference w:type="default" r:id="rId15"/>
+          <w:footerReference w:type="default" r:id="rId14"/>
           <w:pgSz w:w="11906" w:h="16838"/>
           <w:pgMar w:top="1418" w:right="1418" w:bottom="1418" w:left="1418" w:header="709" w:footer="709" w:gutter="567"/>
           <w:cols w:space="708"/>
@@ -40099,7 +40374,7 @@
       <w:pPr>
         <w:pStyle w:val="Nadpisbezsla"/>
       </w:pPr>
-      <w:bookmarkStart w:id="130" w:name="_Toc227445756"/>
+      <w:bookmarkStart w:id="134" w:name="_Toc227532203"/>
       <w:r>
         <w:lastRenderedPageBreak/>
         <w:t xml:space="preserve">Seznam použité </w:t>
@@ -40107,7 +40382,7 @@
       <w:r>
         <w:t>literatury</w:t>
       </w:r>
-      <w:bookmarkEnd w:id="130"/>
+      <w:bookmarkEnd w:id="134"/>
     </w:p>
     <w:p>
       <w:pPr>
@@ -40125,7 +40400,7 @@
       <w:r>
         <w:t xml:space="preserve">. Vol. 4, Part B. Amsterdam: Elsevier, s. 1043-1171. ISBN 978-0-444-53452-1. Dostupné z: </w:t>
       </w:r>
-      <w:hyperlink r:id="rId16" w:history="1">
+      <w:hyperlink r:id="rId15" w:history="1">
         <w:r>
           <w:rPr>
             <w:rStyle w:val="Hypertextovodkaz"/>
@@ -40153,7 +40428,7 @@
       <w:r>
         <w:t xml:space="preserve">. Vol. 40, no. S1, s. S293-S340. ISSN 0734-306X. Dostupné z: </w:t>
       </w:r>
-      <w:hyperlink r:id="rId17" w:history="1">
+      <w:hyperlink r:id="rId16" w:history="1">
         <w:r>
           <w:rPr>
             <w:rStyle w:val="Hypertextovodkaz"/>
@@ -40181,7 +40456,7 @@
       <w:r>
         <w:t xml:space="preserve">. Vol. 128, no. 6, s. 2188-2244. ISSN 0022-3808. Dostupné z: </w:t>
       </w:r>
-      <w:hyperlink r:id="rId18" w:history="1">
+      <w:hyperlink r:id="rId17" w:history="1">
         <w:r>
           <w:rPr>
             <w:rStyle w:val="Hypertextovodkaz"/>
@@ -40200,7 +40475,7 @@
       <w:r>
         <w:t xml:space="preserve">AGRAWAL, Shubham; PANTANO, Juan a WILES, Christopher, 2025. Predicting AI Job Market Dynamics: A Data Mining Approach to Machine Learning Career Trends on Glassdoor. Online. Dostupné z: </w:t>
       </w:r>
-      <w:hyperlink r:id="rId19" w:history="1">
+      <w:hyperlink r:id="rId18" w:history="1">
         <w:r>
           <w:rPr>
             <w:rStyle w:val="Hypertextovodkaz"/>
@@ -40248,7 +40523,7 @@
       <w:r>
         <w:t xml:space="preserve">. No. 189. Paris: OECD Publishing. Dostupné z: </w:t>
       </w:r>
-      <w:hyperlink r:id="rId20" w:history="1">
+      <w:hyperlink r:id="rId19" w:history="1">
         <w:r>
           <w:rPr>
             <w:rStyle w:val="Hypertextovodkaz"/>
@@ -40276,7 +40551,7 @@
       <w:r>
         <w:t xml:space="preserve">. Vol. 29, no. 3, s. 3-30. ISSN 0895-3309. Dostupné z: </w:t>
       </w:r>
-      <w:hyperlink r:id="rId21" w:history="1">
+      <w:hyperlink r:id="rId20" w:history="1">
         <w:r>
           <w:rPr>
             <w:rStyle w:val="Hypertextovodkaz"/>
@@ -40321,7 +40596,7 @@
       <w:r>
         <w:t xml:space="preserve">. Online, pracovní dokument. Cambridge, MA: MIT. Dostupné z: </w:t>
       </w:r>
-      <w:hyperlink r:id="rId22" w:history="1">
+      <w:hyperlink r:id="rId21" w:history="1">
         <w:r>
           <w:rPr>
             <w:rStyle w:val="Hypertextovodkaz"/>
@@ -40375,7 +40650,7 @@
       <w:r>
         <w:t xml:space="preserve">BONE, Magnus; GONZÁLEZ-EHLINGER, Ana Paula a STEPHANY, Fabian, 2025. Skills or Degree? The Rise of Skill-Based Hiring for AI and Green Jobs. Online. Dostupné z: </w:t>
       </w:r>
-      <w:hyperlink r:id="rId23" w:history="1">
+      <w:hyperlink r:id="rId22" w:history="1">
         <w:r>
           <w:rPr>
             <w:rStyle w:val="Hypertextovodkaz"/>
@@ -40437,7 +40712,7 @@
       <w:r>
         <w:t xml:space="preserve">. Online, preprint. arXiv:2303.10130. Dostupné z: </w:t>
       </w:r>
-      <w:hyperlink r:id="rId24" w:history="1">
+      <w:hyperlink r:id="rId23" w:history="1">
         <w:r>
           <w:rPr>
             <w:rStyle w:val="Hypertextovodkaz"/>
@@ -40465,7 +40740,7 @@
       <w:r>
         <w:t xml:space="preserve">. ISSN 0048-7333. Dostupné z: </w:t>
       </w:r>
-      <w:hyperlink r:id="rId25" w:history="1">
+      <w:hyperlink r:id="rId24" w:history="1">
         <w:r>
           <w:rPr>
             <w:rStyle w:val="Hypertextovodkaz"/>
@@ -40527,7 +40802,7 @@
       <w:r>
         <w:t xml:space="preserve"> Online, working paper. Oxford: Oxford Martin School, University of Oxford. Dostupné z: </w:t>
       </w:r>
-      <w:hyperlink r:id="rId26" w:history="1">
+      <w:hyperlink r:id="rId25" w:history="1">
         <w:r>
           <w:rPr>
             <w:rStyle w:val="Hypertextovodkaz"/>
@@ -40564,7 +40839,7 @@
         <w:lastRenderedPageBreak/>
         <w:t xml:space="preserve">GRZYBOWSKI, Andrzej, 2024. Artificial Intelligence – History, Current State and Future Perspectives. Online. Dostupné z: </w:t>
       </w:r>
-      <w:hyperlink r:id="rId27" w:history="1">
+      <w:hyperlink r:id="rId26" w:history="1">
         <w:r>
           <w:rPr>
             <w:rStyle w:val="Hypertextovodkaz"/>
@@ -40609,7 +40884,7 @@
       <w:r>
         <w:t xml:space="preserve">. Vol. 96, no. 2, s. 195-199. ISSN 0002-8282. Dostupné z: </w:t>
       </w:r>
-      <w:hyperlink r:id="rId28" w:history="1">
+      <w:hyperlink r:id="rId27" w:history="1">
         <w:r>
           <w:rPr>
             <w:rStyle w:val="Hypertextovodkaz"/>
@@ -40654,7 +40929,7 @@
       <w:r>
         <w:t xml:space="preserve">. Online. Dostupné z: </w:t>
       </w:r>
-      <w:hyperlink r:id="rId29" w:history="1">
+      <w:hyperlink r:id="rId28" w:history="1">
         <w:r>
           <w:rPr>
             <w:rStyle w:val="Hypertextovodkaz"/>
@@ -40682,7 +40957,7 @@
       <w:r>
         <w:t xml:space="preserve">. Online. Dostupné z: </w:t>
       </w:r>
-      <w:hyperlink r:id="rId30" w:history="1">
+      <w:hyperlink r:id="rId29" w:history="1">
         <w:r>
           <w:rPr>
             <w:rStyle w:val="Hypertextovodkaz"/>
@@ -40710,7 +40985,7 @@
       <w:r>
         <w:t xml:space="preserve">. Online. Dostupné z: </w:t>
       </w:r>
-      <w:hyperlink r:id="rId31" w:history="1">
+      <w:hyperlink r:id="rId30" w:history="1">
         <w:r>
           <w:rPr>
             <w:rStyle w:val="Hypertextovodkaz"/>
@@ -40755,7 +41030,7 @@
       <w:r>
         <w:t xml:space="preserve">. Online. London: MMC Ventures. Dostupné z: </w:t>
       </w:r>
-      <w:hyperlink r:id="rId32" w:history="1">
+      <w:hyperlink r:id="rId31" w:history="1">
         <w:r>
           <w:rPr>
             <w:rStyle w:val="Hypertextovodkaz"/>
@@ -40783,7 +41058,7 @@
       <w:r>
         <w:t xml:space="preserve">. Online. OECD Social, Employment and Migration Working Papers, No. 189. Paris: OECD Publishing. Dostupné z: </w:t>
       </w:r>
-      <w:hyperlink r:id="rId33" w:history="1">
+      <w:hyperlink r:id="rId32" w:history="1">
         <w:r>
           <w:rPr>
             <w:rStyle w:val="Hypertextovodkaz"/>
@@ -40811,7 +41086,7 @@
       <w:r>
         <w:t xml:space="preserve">. Online. Paris: OECD Publishing. ISBN 978-92-64-58254-5. Dostupné z: </w:t>
       </w:r>
-      <w:hyperlink r:id="rId34" w:history="1">
+      <w:hyperlink r:id="rId33" w:history="1">
         <w:r>
           <w:rPr>
             <w:rStyle w:val="Hypertextovodkaz"/>
@@ -40840,7 +41115,7 @@
       <w:r>
         <w:t xml:space="preserve">. Online. Paris: OECD Publishing. ISBN 978-92-64-64789-3. Dostupné z: </w:t>
       </w:r>
-      <w:hyperlink r:id="rId35" w:history="1">
+      <w:hyperlink r:id="rId34" w:history="1">
         <w:r>
           <w:rPr>
             <w:rStyle w:val="Hypertextovodkaz"/>
@@ -40885,7 +41160,7 @@
       <w:r>
         <w:t xml:space="preserve">. Dostupné z: </w:t>
       </w:r>
-      <w:hyperlink r:id="rId36" w:history="1">
+      <w:hyperlink r:id="rId35" w:history="1">
         <w:r>
           <w:rPr>
             <w:rStyle w:val="Hypertextovodkaz"/>
@@ -40930,7 +41205,7 @@
       <w:r>
         <w:t xml:space="preserve">. Online. Geneva: World Economic Forum. Dostupné z: </w:t>
       </w:r>
-      <w:hyperlink r:id="rId37" w:history="1">
+      <w:hyperlink r:id="rId36" w:history="1">
         <w:r>
           <w:rPr>
             <w:rStyle w:val="Hypertextovodkaz"/>
@@ -40968,869 +41243,6 @@
     </w:p>
     <w:p>
       <w:pPr>
-        <w:numPr>
-          <w:ilvl w:val="0"/>
-          <w:numId w:val="32"/>
-        </w:numPr>
-        <w:spacing w:before="100" w:beforeAutospacing="1" w:after="100" w:afterAutospacing="1" w:line="240" w:lineRule="auto"/>
-        <w:jc w:val="left"/>
-        <w:rPr>
-          <w:rFonts w:ascii="Times New Roman" w:eastAsia="Times New Roman" w:hAnsi="Times New Roman" w:cs="Times New Roman"/>
-          <w:szCs w:val="24"/>
-          <w:lang w:val="cs-US" w:eastAsia="cs-CZ"/>
-        </w:rPr>
-      </w:pPr>
-      <w:r>
-        <w:rPr>
-          <w:rFonts w:ascii="Times New Roman" w:eastAsia="Times New Roman" w:hAnsi="Times New Roman" w:cs="Times New Roman"/>
-          <w:szCs w:val="24"/>
-          <w:lang w:val="cs-US" w:eastAsia="cs-CZ"/>
-        </w:rPr>
-        <w:t>Becker, 19</w:t>
-      </w:r>
-      <w:r>
-        <w:rPr>
-          <w:rFonts w:ascii="Times New Roman" w:eastAsia="Times New Roman" w:hAnsi="Times New Roman" w:cs="Times New Roman"/>
-          <w:szCs w:val="24"/>
-          <w:lang w:val="cs-US" w:eastAsia="cs-CZ"/>
-        </w:rPr>
-        <w:t>9</w:t>
-      </w:r>
-      <w:r>
-        <w:rPr>
-          <w:rFonts w:ascii="Times New Roman" w:eastAsia="Times New Roman" w:hAnsi="Times New Roman" w:cs="Times New Roman"/>
-          <w:szCs w:val="24"/>
-          <w:lang w:val="cs-US" w:eastAsia="cs-CZ"/>
-        </w:rPr>
-        <w:t>4</w:t>
-      </w:r>
-      <w:r>
-        <w:rPr>
-          <w:rFonts w:ascii="Times New Roman" w:eastAsia="Times New Roman" w:hAnsi="Times New Roman" w:cs="Times New Roman"/>
-          <w:szCs w:val="24"/>
-          <w:lang w:val="cs-US" w:eastAsia="cs-CZ"/>
-        </w:rPr>
-        <w:t xml:space="preserve"> </w:t>
-      </w:r>
-      <w:r>
-        <w:rPr>
-          <w:rFonts w:ascii="Times New Roman" w:eastAsia="Times New Roman" w:hAnsi="Times New Roman" w:cs="Times New Roman"/>
-          <w:szCs w:val="24"/>
-          <w:lang w:val="cs-US" w:eastAsia="cs-CZ"/>
-        </w:rPr>
-        <w:t>https://www.nber.org/books-and-chapters/human-capital-theoretical-and-empirical-analysis-special-reference-education-third-edition</w:t>
-      </w:r>
-    </w:p>
-    <w:p>
-      <w:pPr>
-        <w:numPr>
-          <w:ilvl w:val="0"/>
-          <w:numId w:val="32"/>
-        </w:numPr>
-        <w:spacing w:before="100" w:beforeAutospacing="1" w:after="100" w:afterAutospacing="1" w:line="240" w:lineRule="auto"/>
-        <w:jc w:val="left"/>
-        <w:rPr>
-          <w:rFonts w:ascii="Times New Roman" w:eastAsia="Times New Roman" w:hAnsi="Times New Roman" w:cs="Times New Roman"/>
-          <w:szCs w:val="24"/>
-          <w:lang w:val="cs-US" w:eastAsia="cs-CZ"/>
-        </w:rPr>
-      </w:pPr>
-      <w:bookmarkStart w:id="131" w:name="_Hlk227322179"/>
-      <w:bookmarkStart w:id="132" w:name="_Hlk227322088"/>
-      <w:r>
-        <w:rPr>
-          <w:rFonts w:ascii="Times New Roman" w:eastAsia="Times New Roman" w:hAnsi="Times New Roman" w:cs="Times New Roman"/>
-          <w:szCs w:val="24"/>
-          <w:lang w:val="cs-US" w:eastAsia="cs-CZ"/>
-        </w:rPr>
-        <w:t>Mincer, 1974</w:t>
-      </w:r>
-    </w:p>
-    <w:p>
-      <w:pPr>
-        <w:numPr>
-          <w:ilvl w:val="0"/>
-          <w:numId w:val="32"/>
-        </w:numPr>
-        <w:spacing w:before="100" w:beforeAutospacing="1" w:after="100" w:afterAutospacing="1" w:line="240" w:lineRule="auto"/>
-        <w:jc w:val="left"/>
-        <w:rPr>
-          <w:rFonts w:ascii="Times New Roman" w:eastAsia="Times New Roman" w:hAnsi="Times New Roman" w:cs="Times New Roman"/>
-          <w:szCs w:val="24"/>
-          <w:lang w:val="cs-US" w:eastAsia="cs-CZ"/>
-        </w:rPr>
-      </w:pPr>
-      <w:bookmarkStart w:id="133" w:name="_Hlk227323155"/>
-      <w:bookmarkEnd w:id="131"/>
-      <w:r>
-        <w:rPr>
-          <w:rFonts w:ascii="Times New Roman" w:eastAsia="Times New Roman" w:hAnsi="Times New Roman" w:cs="Times New Roman"/>
-          <w:szCs w:val="24"/>
-          <w:lang w:val="cs-US" w:eastAsia="cs-CZ"/>
-        </w:rPr>
-        <w:t>Lemieux, 2006</w:t>
-      </w:r>
-      <w:r>
-        <w:rPr>
-          <w:rFonts w:ascii="Times New Roman" w:eastAsia="Times New Roman" w:hAnsi="Times New Roman" w:cs="Times New Roman"/>
-          <w:szCs w:val="24"/>
-          <w:lang w:val="cs-US" w:eastAsia="cs-CZ"/>
-        </w:rPr>
-        <w:t xml:space="preserve"> </w:t>
-      </w:r>
-      <w:r>
-        <w:rPr>
-          <w:rFonts w:ascii="Times New Roman" w:eastAsia="Times New Roman" w:hAnsi="Times New Roman" w:cs="Times New Roman"/>
-          <w:szCs w:val="24"/>
-          <w:lang w:val="cs-US" w:eastAsia="cs-CZ"/>
-        </w:rPr>
-        <w:t>https://www.aeaweb.org/articles?id=10.1257/aer.96.3.461</w:t>
-      </w:r>
-    </w:p>
-    <w:bookmarkEnd w:id="133"/>
-    <w:p>
-      <w:pPr>
-        <w:numPr>
-          <w:ilvl w:val="0"/>
-          <w:numId w:val="32"/>
-        </w:numPr>
-        <w:spacing w:before="100" w:beforeAutospacing="1" w:after="100" w:afterAutospacing="1" w:line="240" w:lineRule="auto"/>
-        <w:jc w:val="left"/>
-        <w:rPr>
-          <w:rFonts w:ascii="Times New Roman" w:eastAsia="Times New Roman" w:hAnsi="Times New Roman" w:cs="Times New Roman"/>
-          <w:szCs w:val="24"/>
-          <w:lang w:val="cs-US" w:eastAsia="cs-CZ"/>
-        </w:rPr>
-      </w:pPr>
-      <w:r>
-        <w:rPr>
-          <w:rFonts w:ascii="Times New Roman" w:eastAsia="Times New Roman" w:hAnsi="Times New Roman" w:cs="Times New Roman"/>
-          <w:szCs w:val="24"/>
-          <w:lang w:val="cs-US" w:eastAsia="cs-CZ"/>
-        </w:rPr>
-        <w:t>Acemoglu et al., 2020  </w:t>
-      </w:r>
-    </w:p>
-    <w:p>
-      <w:pPr>
-        <w:numPr>
-          <w:ilvl w:val="0"/>
-          <w:numId w:val="32"/>
-        </w:numPr>
-        <w:spacing w:before="100" w:beforeAutospacing="1" w:after="100" w:afterAutospacing="1" w:line="240" w:lineRule="auto"/>
-        <w:jc w:val="left"/>
-        <w:rPr>
-          <w:rFonts w:ascii="Times New Roman" w:eastAsia="Times New Roman" w:hAnsi="Times New Roman" w:cs="Times New Roman"/>
-          <w:szCs w:val="24"/>
-          <w:lang w:val="cs-US" w:eastAsia="cs-CZ"/>
-        </w:rPr>
-      </w:pPr>
-      <w:r>
-        <w:rPr>
-          <w:rFonts w:ascii="Times New Roman" w:eastAsia="Times New Roman" w:hAnsi="Times New Roman" w:cs="Times New Roman"/>
-          <w:szCs w:val="24"/>
-          <w:lang w:val="cs-US" w:eastAsia="cs-CZ"/>
-        </w:rPr>
-        <w:t>Acemoglu et al., 2022  </w:t>
-      </w:r>
-    </w:p>
-    <w:p>
-      <w:pPr>
-        <w:numPr>
-          <w:ilvl w:val="0"/>
-          <w:numId w:val="32"/>
-        </w:numPr>
-        <w:spacing w:before="100" w:beforeAutospacing="1" w:after="100" w:afterAutospacing="1" w:line="240" w:lineRule="auto"/>
-        <w:jc w:val="left"/>
-        <w:rPr>
-          <w:rFonts w:ascii="Times New Roman" w:eastAsia="Times New Roman" w:hAnsi="Times New Roman" w:cs="Times New Roman"/>
-          <w:szCs w:val="24"/>
-          <w:lang w:val="cs-US" w:eastAsia="cs-CZ"/>
-        </w:rPr>
-      </w:pPr>
-      <w:r>
-        <w:rPr>
-          <w:rFonts w:ascii="Times New Roman" w:eastAsia="Times New Roman" w:hAnsi="Times New Roman" w:cs="Times New Roman"/>
-          <w:szCs w:val="24"/>
-          <w:lang w:val="cs-US" w:eastAsia="cs-CZ"/>
-        </w:rPr>
-        <w:t>Acemoglu a Autor, 2011  </w:t>
-      </w:r>
-      <w:r>
-        <w:rPr>
-          <w:rFonts w:ascii="Times New Roman" w:eastAsia="Times New Roman" w:hAnsi="Times New Roman" w:cs="Times New Roman"/>
-          <w:szCs w:val="24"/>
-          <w:lang w:val="cs-US" w:eastAsia="cs-CZ"/>
-        </w:rPr>
-        <w:t>https://www.sciencedirect.com/science/chapter/handbook/abs/pii/S0169721811024105</w:t>
-      </w:r>
-    </w:p>
-    <w:p>
-      <w:pPr>
-        <w:numPr>
-          <w:ilvl w:val="0"/>
-          <w:numId w:val="32"/>
-        </w:numPr>
-        <w:spacing w:before="100" w:beforeAutospacing="1" w:after="100" w:afterAutospacing="1" w:line="240" w:lineRule="auto"/>
-        <w:jc w:val="left"/>
-        <w:rPr>
-          <w:rFonts w:ascii="Times New Roman" w:eastAsia="Times New Roman" w:hAnsi="Times New Roman" w:cs="Times New Roman"/>
-          <w:szCs w:val="24"/>
-          <w:lang w:val="cs-US" w:eastAsia="cs-CZ"/>
-        </w:rPr>
-      </w:pPr>
-      <w:r>
-        <w:rPr>
-          <w:rFonts w:ascii="Times New Roman" w:eastAsia="Times New Roman" w:hAnsi="Times New Roman" w:cs="Times New Roman"/>
-          <w:szCs w:val="24"/>
-          <w:lang w:val="cs-US" w:eastAsia="cs-CZ"/>
-        </w:rPr>
-        <w:t>Autor et al., 2003  </w:t>
-      </w:r>
-    </w:p>
-    <w:p>
-      <w:pPr>
-        <w:numPr>
-          <w:ilvl w:val="0"/>
-          <w:numId w:val="32"/>
-        </w:numPr>
-        <w:spacing w:before="100" w:beforeAutospacing="1" w:after="100" w:afterAutospacing="1" w:line="240" w:lineRule="auto"/>
-        <w:jc w:val="left"/>
-        <w:rPr>
-          <w:rFonts w:ascii="Times New Roman" w:eastAsia="Times New Roman" w:hAnsi="Times New Roman" w:cs="Times New Roman"/>
-          <w:szCs w:val="24"/>
-          <w:lang w:val="cs-US" w:eastAsia="cs-CZ"/>
-        </w:rPr>
-      </w:pPr>
-      <w:r>
-        <w:rPr>
-          <w:rFonts w:ascii="Times New Roman" w:eastAsia="Times New Roman" w:hAnsi="Times New Roman" w:cs="Times New Roman"/>
-          <w:szCs w:val="24"/>
-          <w:lang w:val="cs-US" w:eastAsia="cs-CZ"/>
-        </w:rPr>
-        <w:t>Autor, 2015  </w:t>
-      </w:r>
-      <w:r>
-        <w:rPr>
-          <w:rFonts w:ascii="Times New Roman" w:eastAsia="Times New Roman" w:hAnsi="Times New Roman" w:cs="Times New Roman"/>
-          <w:szCs w:val="24"/>
-          <w:lang w:val="cs-US" w:eastAsia="cs-CZ"/>
-        </w:rPr>
-        <w:t>https://www.researchgate.net/publication/282320407_Why_Are_There_Still_So_Many_Jobs_The_History_and_Future_of_Workplace_Automation</w:t>
-      </w:r>
-    </w:p>
-    <w:p>
-      <w:pPr>
-        <w:numPr>
-          <w:ilvl w:val="0"/>
-          <w:numId w:val="32"/>
-        </w:numPr>
-        <w:spacing w:before="100" w:beforeAutospacing="1" w:after="100" w:afterAutospacing="1" w:line="240" w:lineRule="auto"/>
-        <w:jc w:val="left"/>
-        <w:rPr>
-          <w:rFonts w:ascii="Times New Roman" w:eastAsia="Times New Roman" w:hAnsi="Times New Roman" w:cs="Times New Roman"/>
-          <w:szCs w:val="24"/>
-          <w:lang w:val="cs-US" w:eastAsia="cs-CZ"/>
-        </w:rPr>
-      </w:pPr>
-      <w:r>
-        <w:rPr>
-          <w:rFonts w:ascii="Times New Roman" w:eastAsia="Times New Roman" w:hAnsi="Times New Roman" w:cs="Times New Roman"/>
-          <w:szCs w:val="24"/>
-          <w:lang w:val="cs-US" w:eastAsia="cs-CZ"/>
-        </w:rPr>
-        <w:t>Goos a Manning, 2007  </w:t>
-      </w:r>
-    </w:p>
-    <w:p>
-      <w:pPr>
-        <w:numPr>
-          <w:ilvl w:val="0"/>
-          <w:numId w:val="32"/>
-        </w:numPr>
-        <w:spacing w:before="100" w:beforeAutospacing="1" w:after="100" w:afterAutospacing="1" w:line="240" w:lineRule="auto"/>
-        <w:jc w:val="left"/>
-        <w:rPr>
-          <w:rFonts w:ascii="Times New Roman" w:eastAsia="Times New Roman" w:hAnsi="Times New Roman" w:cs="Times New Roman"/>
-          <w:szCs w:val="24"/>
-          <w:lang w:val="cs-US" w:eastAsia="cs-CZ"/>
-        </w:rPr>
-      </w:pPr>
-      <w:r>
-        <w:rPr>
-          <w:rFonts w:ascii="Times New Roman" w:eastAsia="Times New Roman" w:hAnsi="Times New Roman" w:cs="Times New Roman"/>
-          <w:szCs w:val="24"/>
-          <w:lang w:val="cs-US" w:eastAsia="cs-CZ"/>
-        </w:rPr>
-        <w:t>Spitz-Oener, 2006</w:t>
-      </w:r>
-    </w:p>
-    <w:p>
-      <w:pPr>
-        <w:numPr>
-          <w:ilvl w:val="0"/>
-          <w:numId w:val="32"/>
-        </w:numPr>
-        <w:spacing w:before="100" w:beforeAutospacing="1" w:after="100" w:afterAutospacing="1" w:line="240" w:lineRule="auto"/>
-        <w:jc w:val="left"/>
-        <w:rPr>
-          <w:rFonts w:ascii="Times New Roman" w:eastAsia="Times New Roman" w:hAnsi="Times New Roman" w:cs="Times New Roman"/>
-          <w:szCs w:val="24"/>
-          <w:lang w:val="cs-US" w:eastAsia="cs-CZ"/>
-        </w:rPr>
-      </w:pPr>
-      <w:bookmarkStart w:id="134" w:name="_Hlk227323806"/>
-      <w:r>
-        <w:rPr>
-          <w:rFonts w:ascii="Times New Roman" w:eastAsia="Times New Roman" w:hAnsi="Times New Roman" w:cs="Times New Roman"/>
-          <w:szCs w:val="24"/>
-          <w:lang w:val="cs-US" w:eastAsia="cs-CZ"/>
-        </w:rPr>
-        <w:t>Frey a Osborne, 2013  </w:t>
-      </w:r>
-    </w:p>
-    <w:bookmarkEnd w:id="134"/>
-    <w:p>
-      <w:pPr>
-        <w:numPr>
-          <w:ilvl w:val="0"/>
-          <w:numId w:val="32"/>
-        </w:numPr>
-        <w:spacing w:before="100" w:beforeAutospacing="1" w:after="100" w:afterAutospacing="1" w:line="240" w:lineRule="auto"/>
-        <w:jc w:val="left"/>
-        <w:rPr>
-          <w:rFonts w:ascii="Times New Roman" w:eastAsia="Times New Roman" w:hAnsi="Times New Roman" w:cs="Times New Roman"/>
-          <w:szCs w:val="24"/>
-          <w:lang w:val="cs-US" w:eastAsia="cs-CZ"/>
-        </w:rPr>
-      </w:pPr>
-      <w:r>
-        <w:rPr>
-          <w:rFonts w:ascii="Times New Roman" w:eastAsia="Times New Roman" w:hAnsi="Times New Roman" w:cs="Times New Roman"/>
-          <w:szCs w:val="24"/>
-          <w:lang w:val="cs-US" w:eastAsia="cs-CZ"/>
-        </w:rPr>
-        <w:t>Arnz et al., 2016  </w:t>
-      </w:r>
-    </w:p>
-    <w:p>
-      <w:pPr>
-        <w:numPr>
-          <w:ilvl w:val="0"/>
-          <w:numId w:val="32"/>
-        </w:numPr>
-        <w:spacing w:before="100" w:beforeAutospacing="1" w:after="100" w:afterAutospacing="1" w:line="240" w:lineRule="auto"/>
-        <w:jc w:val="left"/>
-        <w:rPr>
-          <w:rFonts w:ascii="Times New Roman" w:eastAsia="Times New Roman" w:hAnsi="Times New Roman" w:cs="Times New Roman"/>
-          <w:szCs w:val="24"/>
-          <w:lang w:val="cs-US" w:eastAsia="cs-CZ"/>
-        </w:rPr>
-      </w:pPr>
-      <w:r>
-        <w:rPr>
-          <w:rFonts w:ascii="Times New Roman" w:eastAsia="Times New Roman" w:hAnsi="Times New Roman" w:cs="Times New Roman"/>
-          <w:szCs w:val="24"/>
-          <w:lang w:val="cs-US" w:eastAsia="cs-CZ"/>
-        </w:rPr>
-        <w:t>Prince, 2013</w:t>
-      </w:r>
-    </w:p>
-    <w:p>
-      <w:pPr>
-        <w:numPr>
-          <w:ilvl w:val="0"/>
-          <w:numId w:val="32"/>
-        </w:numPr>
-        <w:spacing w:before="100" w:beforeAutospacing="1" w:after="100" w:afterAutospacing="1" w:line="240" w:lineRule="auto"/>
-        <w:jc w:val="left"/>
-        <w:rPr>
-          <w:rFonts w:ascii="Times New Roman" w:eastAsia="Times New Roman" w:hAnsi="Times New Roman" w:cs="Times New Roman"/>
-          <w:szCs w:val="24"/>
-          <w:lang w:val="cs-US" w:eastAsia="cs-CZ"/>
-        </w:rPr>
-      </w:pPr>
-      <w:r>
-        <w:rPr>
-          <w:rFonts w:ascii="Times New Roman" w:eastAsia="Times New Roman" w:hAnsi="Times New Roman" w:cs="Times New Roman"/>
-          <w:szCs w:val="24"/>
-          <w:lang w:val="cs-US" w:eastAsia="cs-CZ"/>
-        </w:rPr>
-        <w:t xml:space="preserve">Krizhevsky, Sutskever &amp; Hinton, 2012 </w:t>
-      </w:r>
-      <w:r>
-        <w:rPr>
-          <w:rFonts w:ascii="Times New Roman" w:eastAsia="Times New Roman" w:hAnsi="Times New Roman" w:cs="Times New Roman"/>
-          <w:i/>
-          <w:iCs/>
-          <w:szCs w:val="24"/>
-          <w:lang w:val="cs-US" w:eastAsia="cs-CZ"/>
-        </w:rPr>
-        <w:t>(AlexNet)</w:t>
-      </w:r>
-    </w:p>
-    <w:p>
-      <w:pPr>
-        <w:numPr>
-          <w:ilvl w:val="0"/>
-          <w:numId w:val="32"/>
-        </w:numPr>
-        <w:spacing w:before="100" w:beforeAutospacing="1" w:after="100" w:afterAutospacing="1" w:line="240" w:lineRule="auto"/>
-        <w:jc w:val="left"/>
-        <w:rPr>
-          <w:rFonts w:ascii="Times New Roman" w:eastAsia="Times New Roman" w:hAnsi="Times New Roman" w:cs="Times New Roman"/>
-          <w:szCs w:val="24"/>
-          <w:lang w:val="cs-US" w:eastAsia="cs-CZ"/>
-        </w:rPr>
-      </w:pPr>
-      <w:r>
-        <w:rPr>
-          <w:rFonts w:ascii="Times New Roman" w:eastAsia="Times New Roman" w:hAnsi="Times New Roman" w:cs="Times New Roman"/>
-          <w:szCs w:val="24"/>
-          <w:lang w:val="cs-US" w:eastAsia="cs-CZ"/>
-        </w:rPr>
-        <w:t>Roser, 2022</w:t>
-      </w:r>
-    </w:p>
-    <w:p>
-      <w:pPr>
-        <w:numPr>
-          <w:ilvl w:val="0"/>
-          <w:numId w:val="32"/>
-        </w:numPr>
-        <w:spacing w:before="100" w:beforeAutospacing="1" w:after="100" w:afterAutospacing="1" w:line="240" w:lineRule="auto"/>
-        <w:jc w:val="left"/>
-        <w:rPr>
-          <w:rFonts w:ascii="Times New Roman" w:eastAsia="Times New Roman" w:hAnsi="Times New Roman" w:cs="Times New Roman"/>
-          <w:szCs w:val="24"/>
-          <w:lang w:val="cs-US" w:eastAsia="cs-CZ"/>
-        </w:rPr>
-      </w:pPr>
-      <w:r>
-        <w:rPr>
-          <w:rFonts w:ascii="Times New Roman" w:eastAsia="Times New Roman" w:hAnsi="Times New Roman" w:cs="Times New Roman"/>
-          <w:szCs w:val="24"/>
-          <w:lang w:val="cs-US" w:eastAsia="cs-CZ"/>
-        </w:rPr>
-        <w:t>Grzybowski, 2024</w:t>
-      </w:r>
-    </w:p>
-    <w:p>
-      <w:pPr>
-        <w:numPr>
-          <w:ilvl w:val="0"/>
-          <w:numId w:val="32"/>
-        </w:numPr>
-        <w:spacing w:before="100" w:beforeAutospacing="1" w:after="100" w:afterAutospacing="1" w:line="240" w:lineRule="auto"/>
-        <w:jc w:val="left"/>
-        <w:rPr>
-          <w:rFonts w:ascii="Times New Roman" w:eastAsia="Times New Roman" w:hAnsi="Times New Roman" w:cs="Times New Roman"/>
-          <w:szCs w:val="24"/>
-          <w:lang w:val="cs-US" w:eastAsia="cs-CZ"/>
-        </w:rPr>
-      </w:pPr>
-      <w:r>
-        <w:rPr>
-          <w:rFonts w:ascii="Times New Roman" w:eastAsia="Times New Roman" w:hAnsi="Times New Roman" w:cs="Times New Roman"/>
-          <w:szCs w:val="24"/>
-          <w:lang w:val="cs-US" w:eastAsia="cs-CZ"/>
-        </w:rPr>
-        <w:t xml:space="preserve">  Bresnahan &amp; Trajtenberg, 1995</w:t>
-      </w:r>
-    </w:p>
-    <w:p>
-      <w:pPr>
-        <w:numPr>
-          <w:ilvl w:val="0"/>
-          <w:numId w:val="32"/>
-        </w:numPr>
-        <w:spacing w:before="100" w:beforeAutospacing="1" w:after="100" w:afterAutospacing="1" w:line="240" w:lineRule="auto"/>
-        <w:jc w:val="left"/>
-        <w:rPr>
-          <w:rFonts w:ascii="Times New Roman" w:eastAsia="Times New Roman" w:hAnsi="Times New Roman" w:cs="Times New Roman"/>
-          <w:szCs w:val="24"/>
-          <w:lang w:val="cs-US" w:eastAsia="cs-CZ"/>
-        </w:rPr>
-      </w:pPr>
-      <w:bookmarkStart w:id="135" w:name="_Hlk227323619"/>
-      <w:r>
-        <w:rPr>
-          <w:rFonts w:ascii="Times New Roman" w:eastAsia="Times New Roman" w:hAnsi="Times New Roman" w:cs="Times New Roman"/>
-          <w:szCs w:val="24"/>
-          <w:lang w:val="cs-US" w:eastAsia="cs-CZ"/>
-        </w:rPr>
-        <w:t>Eloundou et al</w:t>
-      </w:r>
-      <w:bookmarkEnd w:id="135"/>
-      <w:r>
-        <w:rPr>
-          <w:rFonts w:ascii="Times New Roman" w:eastAsia="Times New Roman" w:hAnsi="Times New Roman" w:cs="Times New Roman"/>
-          <w:szCs w:val="24"/>
-          <w:lang w:val="cs-US" w:eastAsia="cs-CZ"/>
-        </w:rPr>
-        <w:t>., 2023 / 2024</w:t>
-      </w:r>
-      <w:r>
-        <w:rPr>
-          <w:rFonts w:ascii="Times New Roman" w:eastAsia="Times New Roman" w:hAnsi="Times New Roman" w:cs="Times New Roman"/>
-          <w:szCs w:val="24"/>
-          <w:lang w:val="cs-US" w:eastAsia="cs-CZ"/>
-        </w:rPr>
-        <w:t xml:space="preserve"> </w:t>
-      </w:r>
-      <w:r>
-        <w:rPr>
-          <w:rFonts w:ascii="Times New Roman" w:eastAsia="Times New Roman" w:hAnsi="Times New Roman" w:cs="Times New Roman"/>
-          <w:szCs w:val="24"/>
-          <w:lang w:val="cs-US" w:eastAsia="cs-CZ"/>
-        </w:rPr>
-        <w:t>https://arxiv.org/abs/2303.10130</w:t>
-      </w:r>
-    </w:p>
-    <w:p>
-      <w:pPr>
-        <w:numPr>
-          <w:ilvl w:val="0"/>
-          <w:numId w:val="32"/>
-        </w:numPr>
-        <w:spacing w:before="100" w:beforeAutospacing="1" w:after="100" w:afterAutospacing="1" w:line="240" w:lineRule="auto"/>
-        <w:jc w:val="left"/>
-        <w:rPr>
-          <w:rFonts w:ascii="Times New Roman" w:eastAsia="Times New Roman" w:hAnsi="Times New Roman" w:cs="Times New Roman"/>
-          <w:szCs w:val="24"/>
-          <w:lang w:val="cs-US" w:eastAsia="cs-CZ"/>
-        </w:rPr>
-      </w:pPr>
-      <w:bookmarkStart w:id="136" w:name="_Hlk227323467"/>
-      <w:r>
-        <w:rPr>
-          <w:rFonts w:ascii="Times New Roman" w:eastAsia="Times New Roman" w:hAnsi="Times New Roman" w:cs="Times New Roman"/>
-          <w:szCs w:val="24"/>
-          <w:lang w:val="cs-US" w:eastAsia="cs-CZ"/>
-        </w:rPr>
-        <w:t>McKinsey, 2023  </w:t>
-      </w:r>
-      <w:r>
-        <w:rPr>
-          <w:rFonts w:ascii="Times New Roman" w:eastAsia="Times New Roman" w:hAnsi="Times New Roman" w:cs="Times New Roman"/>
-          <w:szCs w:val="24"/>
-          <w:lang w:val="cs-US" w:eastAsia="cs-CZ"/>
-        </w:rPr>
-        <w:t>https://www.mckinsey.com/capabilities/quantumblack/our-insights/the-state-of-ai-in-2023-generative-ais-breakout-year</w:t>
-      </w:r>
-    </w:p>
-    <w:bookmarkEnd w:id="136"/>
-    <w:p>
-      <w:pPr>
-        <w:numPr>
-          <w:ilvl w:val="0"/>
-          <w:numId w:val="32"/>
-        </w:numPr>
-        <w:spacing w:before="100" w:beforeAutospacing="1" w:after="100" w:afterAutospacing="1" w:line="240" w:lineRule="auto"/>
-        <w:jc w:val="left"/>
-        <w:rPr>
-          <w:rFonts w:ascii="Times New Roman" w:eastAsia="Times New Roman" w:hAnsi="Times New Roman" w:cs="Times New Roman"/>
-          <w:szCs w:val="24"/>
-          <w:lang w:val="cs-US" w:eastAsia="cs-CZ"/>
-        </w:rPr>
-      </w:pPr>
-      <w:r>
-        <w:rPr>
-          <w:rFonts w:ascii="Times New Roman" w:eastAsia="Times New Roman" w:hAnsi="Times New Roman" w:cs="Times New Roman"/>
-          <w:szCs w:val="24"/>
-          <w:lang w:val="cs-US" w:eastAsia="cs-CZ"/>
-        </w:rPr>
-        <w:lastRenderedPageBreak/>
-        <w:t>McKinsey, 2024  </w:t>
-      </w:r>
-      <w:r>
-        <w:rPr>
-          <w:rFonts w:ascii="Times New Roman" w:eastAsia="Times New Roman" w:hAnsi="Times New Roman" w:cs="Times New Roman"/>
-          <w:szCs w:val="24"/>
-          <w:lang w:val="cs-US" w:eastAsia="cs-CZ"/>
-        </w:rPr>
-        <w:t>https://www.mckinsey.com/capabilities/quantumblack/our-insights/the-state-of-ai-2024</w:t>
-      </w:r>
-    </w:p>
-    <w:p>
-      <w:pPr>
-        <w:numPr>
-          <w:ilvl w:val="0"/>
-          <w:numId w:val="32"/>
-        </w:numPr>
-        <w:spacing w:before="100" w:beforeAutospacing="1" w:after="100" w:afterAutospacing="1" w:line="240" w:lineRule="auto"/>
-        <w:jc w:val="left"/>
-        <w:rPr>
-          <w:rFonts w:ascii="Times New Roman" w:eastAsia="Times New Roman" w:hAnsi="Times New Roman" w:cs="Times New Roman"/>
-          <w:szCs w:val="24"/>
-          <w:lang w:val="cs-US" w:eastAsia="cs-CZ"/>
-        </w:rPr>
-      </w:pPr>
-      <w:r>
-        <w:rPr>
-          <w:rFonts w:ascii="Times New Roman" w:eastAsia="Times New Roman" w:hAnsi="Times New Roman" w:cs="Times New Roman"/>
-          <w:szCs w:val="24"/>
-          <w:lang w:val="cs-US" w:eastAsia="cs-CZ"/>
-        </w:rPr>
-        <w:t>McKinsey, 2025</w:t>
-      </w:r>
-      <w:r>
-        <w:rPr>
-          <w:rFonts w:ascii="Times New Roman" w:eastAsia="Times New Roman" w:hAnsi="Times New Roman" w:cs="Times New Roman"/>
-          <w:szCs w:val="24"/>
-          <w:lang w:val="cs-US" w:eastAsia="cs-CZ"/>
-        </w:rPr>
-        <w:t xml:space="preserve"> </w:t>
-      </w:r>
-      <w:r>
-        <w:rPr>
-          <w:rFonts w:ascii="Times New Roman" w:eastAsia="Times New Roman" w:hAnsi="Times New Roman" w:cs="Times New Roman"/>
-          <w:szCs w:val="24"/>
-          <w:lang w:val="cs-US" w:eastAsia="cs-CZ"/>
-        </w:rPr>
-        <w:t>https://www.mckinsey.com/capabilities/quantumblack/our-insights/the-state-of-ai</w:t>
-      </w:r>
-    </w:p>
-    <w:p>
-      <w:pPr>
-        <w:numPr>
-          <w:ilvl w:val="0"/>
-          <w:numId w:val="32"/>
-        </w:numPr>
-        <w:spacing w:before="100" w:beforeAutospacing="1" w:after="100" w:afterAutospacing="1" w:line="240" w:lineRule="auto"/>
-        <w:jc w:val="left"/>
-        <w:rPr>
-          <w:rFonts w:ascii="Times New Roman" w:eastAsia="Times New Roman" w:hAnsi="Times New Roman" w:cs="Times New Roman"/>
-          <w:szCs w:val="24"/>
-          <w:lang w:val="cs-US" w:eastAsia="cs-CZ"/>
-        </w:rPr>
-      </w:pPr>
-      <w:r>
-        <w:rPr>
-          <w:rFonts w:ascii="Times New Roman" w:eastAsia="Times New Roman" w:hAnsi="Times New Roman" w:cs="Times New Roman"/>
-          <w:szCs w:val="24"/>
-          <w:lang w:val="cs-US" w:eastAsia="cs-CZ"/>
-        </w:rPr>
-        <w:t>OECD, 2019  </w:t>
-      </w:r>
-    </w:p>
-    <w:p>
-      <w:pPr>
-        <w:numPr>
-          <w:ilvl w:val="0"/>
-          <w:numId w:val="32"/>
-        </w:numPr>
-        <w:spacing w:before="100" w:beforeAutospacing="1" w:after="100" w:afterAutospacing="1" w:line="240" w:lineRule="auto"/>
-        <w:jc w:val="left"/>
-        <w:rPr>
-          <w:rFonts w:ascii="Times New Roman" w:eastAsia="Times New Roman" w:hAnsi="Times New Roman" w:cs="Times New Roman"/>
-          <w:szCs w:val="24"/>
-          <w:lang w:val="cs-US" w:eastAsia="cs-CZ"/>
-        </w:rPr>
-      </w:pPr>
-      <w:r>
-        <w:rPr>
-          <w:rFonts w:ascii="Times New Roman" w:eastAsia="Times New Roman" w:hAnsi="Times New Roman" w:cs="Times New Roman"/>
-          <w:szCs w:val="24"/>
-          <w:lang w:val="cs-US" w:eastAsia="cs-CZ"/>
-        </w:rPr>
-        <w:t xml:space="preserve">OECD, 2023 </w:t>
-      </w:r>
-      <w:r>
-        <w:rPr>
-          <w:rFonts w:ascii="Times New Roman" w:eastAsia="Times New Roman" w:hAnsi="Times New Roman" w:cs="Times New Roman"/>
-          <w:i/>
-          <w:iCs/>
-          <w:szCs w:val="24"/>
-          <w:lang w:val="cs-US" w:eastAsia="cs-CZ"/>
-        </w:rPr>
-        <w:t>(zmíněno v textu)</w:t>
-      </w:r>
-    </w:p>
-    <w:p>
-      <w:pPr>
-        <w:numPr>
-          <w:ilvl w:val="0"/>
-          <w:numId w:val="32"/>
-        </w:numPr>
-        <w:spacing w:before="100" w:beforeAutospacing="1" w:after="100" w:afterAutospacing="1" w:line="240" w:lineRule="auto"/>
-        <w:jc w:val="left"/>
-        <w:rPr>
-          <w:rFonts w:ascii="Times New Roman" w:eastAsia="Times New Roman" w:hAnsi="Times New Roman" w:cs="Times New Roman"/>
-          <w:szCs w:val="24"/>
-          <w:lang w:val="cs-US" w:eastAsia="cs-CZ"/>
-        </w:rPr>
-      </w:pPr>
-      <w:r>
-        <w:rPr>
-          <w:rFonts w:ascii="Times New Roman" w:eastAsia="Times New Roman" w:hAnsi="Times New Roman" w:cs="Times New Roman"/>
-          <w:szCs w:val="24"/>
-          <w:lang w:val="cs-US" w:eastAsia="cs-CZ"/>
-        </w:rPr>
-        <w:t>World Economic Forum, 2025</w:t>
-      </w:r>
-    </w:p>
-    <w:p>
-      <w:pPr>
-        <w:numPr>
-          <w:ilvl w:val="0"/>
-          <w:numId w:val="32"/>
-        </w:numPr>
-        <w:spacing w:before="100" w:beforeAutospacing="1" w:after="100" w:afterAutospacing="1" w:line="240" w:lineRule="auto"/>
-        <w:jc w:val="left"/>
-        <w:rPr>
-          <w:rFonts w:ascii="Times New Roman" w:eastAsia="Times New Roman" w:hAnsi="Times New Roman" w:cs="Times New Roman"/>
-          <w:szCs w:val="24"/>
-          <w:lang w:val="cs-US" w:eastAsia="cs-CZ"/>
-        </w:rPr>
-      </w:pPr>
-      <w:bookmarkStart w:id="137" w:name="_Hlk227323683"/>
-      <w:r>
-        <w:rPr>
-          <w:rFonts w:ascii="Times New Roman" w:eastAsia="Times New Roman" w:hAnsi="Times New Roman" w:cs="Times New Roman"/>
-          <w:szCs w:val="24"/>
-          <w:lang w:val="cs-US" w:eastAsia="cs-CZ"/>
-        </w:rPr>
-        <w:t>Engberg et al., 2025  </w:t>
-      </w:r>
-      <w:r>
-        <w:rPr>
-          <w:rFonts w:ascii="Times New Roman" w:eastAsia="Times New Roman" w:hAnsi="Times New Roman" w:cs="Times New Roman"/>
-          <w:szCs w:val="24"/>
-          <w:lang w:val="cs-US" w:eastAsia="cs-CZ"/>
-        </w:rPr>
-        <w:t>https://www.sciencedirect.com/science/article/pii/S0048733325001143</w:t>
-      </w:r>
-    </w:p>
-    <w:p>
-      <w:pPr>
-        <w:numPr>
-          <w:ilvl w:val="0"/>
-          <w:numId w:val="32"/>
-        </w:numPr>
-        <w:spacing w:before="100" w:beforeAutospacing="1" w:after="100" w:afterAutospacing="1" w:line="240" w:lineRule="auto"/>
-        <w:jc w:val="left"/>
-        <w:rPr>
-          <w:rFonts w:ascii="Times New Roman" w:eastAsia="Times New Roman" w:hAnsi="Times New Roman" w:cs="Times New Roman"/>
-          <w:szCs w:val="24"/>
-          <w:lang w:val="cs-US" w:eastAsia="cs-CZ"/>
-        </w:rPr>
-      </w:pPr>
-      <w:bookmarkStart w:id="138" w:name="_Hlk227323743"/>
-      <w:bookmarkEnd w:id="137"/>
-      <w:r>
-        <w:rPr>
-          <w:rFonts w:ascii="Times New Roman" w:eastAsia="Times New Roman" w:hAnsi="Times New Roman" w:cs="Times New Roman"/>
-          <w:szCs w:val="24"/>
-          <w:lang w:val="cs-US" w:eastAsia="cs-CZ"/>
-        </w:rPr>
-        <w:t>Agrawal et al., 2025  </w:t>
-      </w:r>
-      <w:r>
-        <w:rPr>
-          <w:rFonts w:ascii="Times New Roman" w:eastAsia="Times New Roman" w:hAnsi="Times New Roman" w:cs="Times New Roman"/>
-          <w:szCs w:val="24"/>
-          <w:lang w:val="cs-US" w:eastAsia="cs-CZ"/>
-        </w:rPr>
-        <w:t>https://www.researchgate.net/publication/393665208_Predicting_AI_job_market_dynamics_a_data_mining_approach_to_machine_learning_career_trends_on_glassdoor</w:t>
-      </w:r>
-    </w:p>
-    <w:bookmarkEnd w:id="138"/>
-    <w:p>
-      <w:pPr>
-        <w:numPr>
-          <w:ilvl w:val="0"/>
-          <w:numId w:val="32"/>
-        </w:numPr>
-        <w:spacing w:before="100" w:beforeAutospacing="1" w:after="100" w:afterAutospacing="1" w:line="240" w:lineRule="auto"/>
-        <w:jc w:val="left"/>
-        <w:rPr>
-          <w:rFonts w:ascii="Times New Roman" w:eastAsia="Times New Roman" w:hAnsi="Times New Roman" w:cs="Times New Roman"/>
-          <w:szCs w:val="24"/>
-          <w:lang w:val="cs-US" w:eastAsia="cs-CZ"/>
-        </w:rPr>
-      </w:pPr>
-      <w:r>
-        <w:rPr>
-          <w:rFonts w:ascii="Times New Roman" w:eastAsia="Times New Roman" w:hAnsi="Times New Roman" w:cs="Times New Roman"/>
-          <w:szCs w:val="24"/>
-          <w:lang w:val="cs-US" w:eastAsia="cs-CZ"/>
-        </w:rPr>
-        <w:t>Bone et al., 2025</w:t>
-      </w:r>
-    </w:p>
-    <w:p>
-      <w:pPr>
-        <w:numPr>
-          <w:ilvl w:val="0"/>
-          <w:numId w:val="32"/>
-        </w:numPr>
-        <w:spacing w:before="100" w:beforeAutospacing="1" w:after="100" w:afterAutospacing="1" w:line="240" w:lineRule="auto"/>
-        <w:jc w:val="left"/>
-        <w:rPr>
-          <w:rFonts w:ascii="Times New Roman" w:eastAsia="Times New Roman" w:hAnsi="Times New Roman" w:cs="Times New Roman"/>
-          <w:szCs w:val="24"/>
-          <w:lang w:val="cs-US" w:eastAsia="cs-CZ"/>
-        </w:rPr>
-      </w:pPr>
-      <w:r>
-        <w:rPr>
-          <w:rFonts w:ascii="Times New Roman" w:eastAsia="Times New Roman" w:hAnsi="Times New Roman" w:cs="Times New Roman"/>
-          <w:szCs w:val="24"/>
-          <w:lang w:val="cs-US" w:eastAsia="cs-CZ"/>
-        </w:rPr>
-        <w:t>MMC Ventures, 2019 (The State of AI)  </w:t>
-      </w:r>
-    </w:p>
-    <w:p>
-      <w:pPr>
-        <w:numPr>
-          <w:ilvl w:val="0"/>
-          <w:numId w:val="32"/>
-        </w:numPr>
-        <w:spacing w:before="100" w:beforeAutospacing="1" w:after="100" w:afterAutospacing="1" w:line="240" w:lineRule="auto"/>
-        <w:jc w:val="left"/>
-        <w:rPr>
-          <w:rFonts w:ascii="Times New Roman" w:eastAsia="Times New Roman" w:hAnsi="Times New Roman" w:cs="Times New Roman"/>
-          <w:szCs w:val="24"/>
-          <w:lang w:val="cs-US" w:eastAsia="cs-CZ"/>
-        </w:rPr>
-      </w:pPr>
-      <w:r>
-        <w:rPr>
-          <w:rFonts w:ascii="Times New Roman" w:eastAsia="Times New Roman" w:hAnsi="Times New Roman" w:cs="Times New Roman"/>
-          <w:szCs w:val="24"/>
-          <w:lang w:val="cs-US" w:eastAsia="cs-CZ"/>
-        </w:rPr>
-        <w:t>Long &amp; Freese, 2014  </w:t>
-      </w:r>
-    </w:p>
-    <w:p>
-      <w:pPr>
-        <w:numPr>
-          <w:ilvl w:val="0"/>
-          <w:numId w:val="32"/>
-        </w:numPr>
-        <w:spacing w:before="100" w:beforeAutospacing="1" w:after="100" w:afterAutospacing="1" w:line="240" w:lineRule="auto"/>
-        <w:jc w:val="left"/>
-        <w:rPr>
-          <w:rFonts w:ascii="Times New Roman" w:eastAsia="Times New Roman" w:hAnsi="Times New Roman" w:cs="Times New Roman"/>
-          <w:szCs w:val="24"/>
-          <w:lang w:val="cs-US" w:eastAsia="cs-CZ"/>
-        </w:rPr>
-      </w:pPr>
-      <w:r>
-        <w:rPr>
-          <w:rFonts w:ascii="Times New Roman" w:eastAsia="Times New Roman" w:hAnsi="Times New Roman" w:cs="Times New Roman"/>
-          <w:szCs w:val="24"/>
-          <w:lang w:val="cs-US" w:eastAsia="cs-CZ"/>
-        </w:rPr>
-        <w:t>Cheng &amp; Long, 2007</w:t>
-      </w:r>
-    </w:p>
-    <w:bookmarkEnd w:id="132"/>
-    <w:p>
-      <w:pPr>
         <w:spacing w:before="100" w:beforeAutospacing="1" w:after="100" w:afterAutospacing="1" w:line="240" w:lineRule="auto"/>
         <w:jc w:val="left"/>
         <w:rPr>
@@ -41855,7 +41267,7 @@
       <w:pPr>
         <w:pStyle w:val="Nadpisbezsla"/>
       </w:pPr>
-      <w:bookmarkStart w:id="139" w:name="_Toc227445757"/>
+      <w:bookmarkStart w:id="135" w:name="_Toc227532204"/>
       <w:r>
         <w:lastRenderedPageBreak/>
         <w:t xml:space="preserve">Seznam </w:t>
@@ -41863,7 +41275,7 @@
       <w:r>
         <w:t>zkratek</w:t>
       </w:r>
-      <w:bookmarkEnd w:id="139"/>
+      <w:bookmarkEnd w:id="135"/>
     </w:p>
     <w:tbl>
       <w:tblPr>
@@ -41890,7 +41302,7 @@
           </w:tcPr>
           <w:p>
             <w:pPr>
-              <w:pStyle w:val="Zkratky"/>
+              <w:pStyle w:val="Zkladntext"/>
             </w:pPr>
             <w:r>
               <w:t>VŠB-TUO</w:t>
@@ -41903,7 +41315,7 @@
           </w:tcPr>
           <w:p>
             <w:pPr>
-              <w:pStyle w:val="Zkratky"/>
+              <w:pStyle w:val="Zkladntext"/>
             </w:pPr>
             <w:r>
               <w:t>Vysoká škola báňská – Technická univerzita Ostrava</w:t>
@@ -41918,7 +41330,7 @@
           </w:tcPr>
           <w:p>
             <w:pPr>
-              <w:pStyle w:val="Zkratky"/>
+              <w:pStyle w:val="Zkladntext"/>
             </w:pPr>
             <w:r>
               <w:t>ISO</w:t>
@@ -41931,7 +41343,7 @@
           </w:tcPr>
           <w:p>
             <w:pPr>
-              <w:pStyle w:val="Zkratky"/>
+              <w:pStyle w:val="Zkladntext"/>
               <w:rPr>
                 <w:lang w:val="en-GB"/>
               </w:rPr>
@@ -41942,28 +41354,6 @@
               </w:rPr>
               <w:t>International Organization for Standardization</w:t>
             </w:r>
-          </w:p>
-        </w:tc>
-      </w:tr>
-      <w:tr>
-        <w:tc>
-          <w:tcPr>
-            <w:tcW w:w="1843" w:type="dxa"/>
-          </w:tcPr>
-          <w:p>
-            <w:pPr>
-              <w:pStyle w:val="Zkratky"/>
-            </w:pPr>
-          </w:p>
-        </w:tc>
-        <w:tc>
-          <w:tcPr>
-            <w:tcW w:w="6650" w:type="dxa"/>
-          </w:tcPr>
-          <w:p>
-            <w:pPr>
-              <w:pStyle w:val="Zkratky"/>
-            </w:pPr>
           </w:p>
         </w:tc>
       </w:tr>
@@ -42608,34 +41998,20 @@
     </w:tbl>
     <w:p>
       <w:pPr>
-        <w:pStyle w:val="Zkratky"/>
+        <w:pStyle w:val="Nadpisobsahu"/>
       </w:pPr>
+      <w:bookmarkStart w:id="136" w:name="_Hlk227531178"/>
+      <w:r>
+        <w:lastRenderedPageBreak/>
+        <w:t xml:space="preserve">Seznam </w:t>
+      </w:r>
+      <w:r>
+        <w:t>příloh</w:t>
+      </w:r>
     </w:p>
     <w:p>
       <w:pPr>
-        <w:sectPr>
-          <w:pgSz w:w="11906" w:h="16838"/>
-          <w:pgMar w:top="1418" w:right="1418" w:bottom="1418" w:left="1418" w:header="709" w:footer="709" w:gutter="567"/>
-          <w:cols w:space="708"/>
-          <w:docGrid w:linePitch="360"/>
-        </w:sectPr>
-      </w:pPr>
-    </w:p>
-    <w:p>
-      <w:pPr>
-        <w:pStyle w:val="Nadpisobsahu"/>
-      </w:pPr>
-      <w:r>
-        <w:lastRenderedPageBreak/>
-        <w:t xml:space="preserve">Seznam </w:t>
-      </w:r>
-      <w:r>
-        <w:t>příloh</w:t>
-      </w:r>
-    </w:p>
-    <w:p>
-      <w:pPr>
-        <w:pStyle w:val="Obsah1"/>
+        <w:pStyle w:val="Zkladntext"/>
         <w:rPr>
           <w:rFonts w:eastAsiaTheme="minorEastAsia"/>
           <w:noProof/>
@@ -42664,7 +42040,7 @@
     </w:p>
     <w:p>
       <w:pPr>
-        <w:pStyle w:val="Obsah1"/>
+        <w:pStyle w:val="Zkladntext"/>
         <w:rPr>
           <w:rFonts w:eastAsiaTheme="minorEastAsia"/>
           <w:noProof/>
@@ -42684,7 +42060,7 @@
     </w:p>
     <w:p>
       <w:pPr>
-        <w:pStyle w:val="Obsah1"/>
+        <w:pStyle w:val="Zkladntext"/>
         <w:rPr>
           <w:rFonts w:eastAsiaTheme="minorEastAsia"/>
           <w:noProof/>
@@ -42704,7 +42080,7 @@
     </w:p>
     <w:p>
       <w:pPr>
-        <w:pStyle w:val="Obsah1"/>
+        <w:pStyle w:val="Zkladntext"/>
         <w:rPr>
           <w:rFonts w:eastAsiaTheme="minorEastAsia"/>
           <w:noProof/>
@@ -42724,7 +42100,7 @@
     </w:p>
     <w:p>
       <w:pPr>
-        <w:pStyle w:val="Obsah1"/>
+        <w:pStyle w:val="Zkladntext"/>
         <w:rPr>
           <w:rFonts w:eastAsiaTheme="minorEastAsia"/>
           <w:noProof/>
@@ -42743,14 +42119,18 @@
       </w:hyperlink>
     </w:p>
     <w:p>
+      <w:pPr>
+        <w:pStyle w:val="Zkladntext"/>
+      </w:pPr>
       <w:r>
         <w:fldChar w:fldCharType="end"/>
       </w:r>
+      <w:bookmarkEnd w:id="136"/>
     </w:p>
     <w:p>
       <w:pPr>
         <w:sectPr>
-          <w:footerReference w:type="default" r:id="rId38"/>
+          <w:footerReference w:type="default" r:id="rId37"/>
           <w:pgSz w:w="11906" w:h="16838"/>
           <w:pgMar w:top="1418" w:right="1418" w:bottom="1418" w:left="1418" w:header="709" w:footer="709" w:gutter="567"/>
           <w:cols w:space="708"/>
@@ -42762,12 +42142,40 @@
       <w:pPr>
         <w:pStyle w:val="Nadpisploha"/>
       </w:pPr>
-      <w:bookmarkStart w:id="140" w:name="_Toc525301"/>
-      <w:bookmarkStart w:id="141" w:name="_Toc525338"/>
-      <w:bookmarkStart w:id="142" w:name="_Toc20732280"/>
+      <w:bookmarkStart w:id="137" w:name="_Toc525301"/>
+      <w:bookmarkStart w:id="138" w:name="_Toc525338"/>
+      <w:bookmarkStart w:id="139" w:name="_Toc20732280"/>
       <w:r>
         <w:lastRenderedPageBreak/>
         <w:t>Příloha 1</w:t>
+      </w:r>
+      <w:bookmarkEnd w:id="137"/>
+      <w:bookmarkEnd w:id="138"/>
+      <w:bookmarkEnd w:id="139"/>
+    </w:p>
+    <w:p/>
+    <w:p>
+      <w:pPr>
+        <w:sectPr>
+          <w:footerReference w:type="default" r:id="rId38"/>
+          <w:pgSz w:w="11906" w:h="16838"/>
+          <w:pgMar w:top="1418" w:right="1418" w:bottom="1418" w:left="1418" w:header="709" w:footer="709" w:gutter="567"/>
+          <w:pgNumType w:start="1"/>
+          <w:cols w:space="708"/>
+          <w:docGrid w:linePitch="360"/>
+        </w:sectPr>
+      </w:pPr>
+    </w:p>
+    <w:p>
+      <w:pPr>
+        <w:pStyle w:val="Nadpisploha"/>
+      </w:pPr>
+      <w:bookmarkStart w:id="140" w:name="_Toc525302"/>
+      <w:bookmarkStart w:id="141" w:name="_Toc525339"/>
+      <w:bookmarkStart w:id="142" w:name="_Toc20732281"/>
+      <w:r>
+        <w:lastRenderedPageBreak/>
+        <w:t>Příloha 2</w:t>
       </w:r>
       <w:bookmarkEnd w:id="140"/>
       <w:bookmarkEnd w:id="141"/>
@@ -42776,6 +42184,7 @@
     <w:p/>
     <w:p>
       <w:pPr>
+        <w:pStyle w:val="Nadpisploha"/>
         <w:sectPr>
           <w:footerReference w:type="default" r:id="rId39"/>
           <w:pgSz w:w="11906" w:h="16838"/>
@@ -42790,16 +42199,12 @@
       <w:pPr>
         <w:pStyle w:val="Nadpisploha"/>
       </w:pPr>
-      <w:bookmarkStart w:id="143" w:name="_Toc525302"/>
-      <w:bookmarkStart w:id="144" w:name="_Toc525339"/>
-      <w:bookmarkStart w:id="145" w:name="_Toc20732281"/>
+      <w:bookmarkStart w:id="143" w:name="_Toc20732282"/>
       <w:r>
         <w:lastRenderedPageBreak/>
-        <w:t>Příloha 2</w:t>
+        <w:t>Příloha 3</w:t>
       </w:r>
       <w:bookmarkEnd w:id="143"/>
-      <w:bookmarkEnd w:id="144"/>
-      <w:bookmarkEnd w:id="145"/>
     </w:p>
     <w:p/>
     <w:p>
@@ -42819,37 +42224,12 @@
       <w:pPr>
         <w:pStyle w:val="Nadpisploha"/>
       </w:pPr>
-      <w:bookmarkStart w:id="146" w:name="_Toc20732282"/>
-      <w:r>
-        <w:lastRenderedPageBreak/>
-        <w:t>Příloha 3</w:t>
-      </w:r>
-      <w:bookmarkEnd w:id="146"/>
-    </w:p>
-    <w:p/>
-    <w:p>
-      <w:pPr>
-        <w:pStyle w:val="Nadpisploha"/>
-        <w:sectPr>
-          <w:footerReference w:type="default" r:id="rId41"/>
-          <w:pgSz w:w="11906" w:h="16838"/>
-          <w:pgMar w:top="1418" w:right="1418" w:bottom="1418" w:left="1418" w:header="709" w:footer="709" w:gutter="567"/>
-          <w:pgNumType w:start="1"/>
-          <w:cols w:space="708"/>
-          <w:docGrid w:linePitch="360"/>
-        </w:sectPr>
-      </w:pPr>
-    </w:p>
-    <w:p>
-      <w:pPr>
-        <w:pStyle w:val="Nadpisploha"/>
-      </w:pPr>
-      <w:bookmarkStart w:id="147" w:name="_Toc20732283"/>
+      <w:bookmarkStart w:id="144" w:name="_Toc20732283"/>
       <w:r>
         <w:lastRenderedPageBreak/>
         <w:t>Příloha 4</w:t>
       </w:r>
-      <w:bookmarkEnd w:id="147"/>
+      <w:bookmarkEnd w:id="144"/>
     </w:p>
     <w:p/>
     <w:p>
@@ -42868,12 +42248,12 @@
       <w:pPr>
         <w:pStyle w:val="Nadpisploha"/>
       </w:pPr>
-      <w:bookmarkStart w:id="148" w:name="_Toc20732284"/>
+      <w:bookmarkStart w:id="145" w:name="_Toc20732284"/>
       <w:r>
         <w:lastRenderedPageBreak/>
         <w:t>Příloha 5</w:t>
       </w:r>
-      <w:bookmarkEnd w:id="148"/>
+      <w:bookmarkEnd w:id="145"/>
     </w:p>
     <w:p/>
     <w:sectPr>
@@ -47900,16 +47280,13 @@
   </w:style>
   <w:style w:type="character" w:styleId="Nzevknihy">
     <w:name w:val="Book Title"/>
-    <w:basedOn w:val="Standardnpsmoodstavce"/>
     <w:uiPriority w:val="33"/>
     <w:qFormat/>
-    <w:rsid w:val="00110D58"/>
+    <w:rsid w:val="00745E79"/>
     <w:rPr>
+      <w:rFonts w:ascii="Arial" w:hAnsi="Arial" w:cs="Arial"/>
       <w:b/>
       <w:bCs/>
-      <w:i/>
-      <w:iCs/>
-      <w:spacing w:val="5"/>
     </w:rPr>
   </w:style>
   <w:style w:type="character" w:customStyle="1" w:styleId="apple-converted-space">
